--- a/Week_8/Documentation.docx
+++ b/Week_8/Documentation.docx
@@ -36,7 +36,31 @@
           <w:szCs w:val="24"/>
           <w:u w:val="single"/>
         </w:rPr>
-        <w:t>Churn Prediction Model Development and deployment &amp; MLOps pipeline</w:t>
+        <w:t xml:space="preserve">Churn Prediction Model Development and deployment &amp; </w:t>
+      </w:r>
+      <w:proofErr w:type="spellStart"/>
+      <w:r>
+        <w:rPr>
+          <w:rFonts w:eastAsia="Times New Roman" w:cstheme="minorHAnsi"/>
+          <w:b/>
+          <w:bCs/>
+          <w:sz w:val="24"/>
+          <w:szCs w:val="24"/>
+          <w:u w:val="single"/>
+        </w:rPr>
+        <w:t>MLOps</w:t>
+      </w:r>
+      <w:proofErr w:type="spellEnd"/>
+      <w:r>
+        <w:rPr>
+          <w:rFonts w:eastAsia="Times New Roman" w:cstheme="minorHAnsi"/>
+          <w:b/>
+          <w:bCs/>
+          <w:sz w:val="24"/>
+          <w:szCs w:val="24"/>
+          <w:u w:val="single"/>
+        </w:rPr>
+        <w:t xml:space="preserve"> pipeline</w:t>
       </w:r>
     </w:p>
     <w:p>
@@ -332,8 +356,19 @@
           <w:sz w:val="28"/>
           <w:szCs w:val="28"/>
         </w:rPr>
-        <w:t>Pre-processed dataframe</w:t>
-      </w:r>
+        <w:t xml:space="preserve">Pre-processed </w:t>
+      </w:r>
+      <w:proofErr w:type="spellStart"/>
+      <w:r>
+        <w:rPr>
+          <w:b/>
+          <w:bCs/>
+          <w:sz w:val="28"/>
+          <w:szCs w:val="28"/>
+        </w:rPr>
+        <w:t>dataframe</w:t>
+      </w:r>
+      <w:proofErr w:type="spellEnd"/>
     </w:p>
     <w:p>
       <w:r>
@@ -389,6 +424,9 @@
     <w:p/>
     <w:p>
       <w:r>
+        <w:rPr>
+          <w:noProof/>
+        </w:rPr>
         <w:lastRenderedPageBreak/>
         <w:drawing>
           <wp:inline distT="0" distB="0" distL="0" distR="0" wp14:anchorId="237A9C64" wp14:editId="1D3A0EC7">
@@ -466,6 +504,9 @@
     <w:p/>
     <w:p>
       <w:r>
+        <w:rPr>
+          <w:noProof/>
+        </w:rPr>
         <w:drawing>
           <wp:inline distT="0" distB="0" distL="0" distR="0" wp14:anchorId="70A8DD2C" wp14:editId="68DC6CA5">
             <wp:extent cx="5731510" cy="3303270"/>
@@ -537,6 +578,9 @@
     <w:p/>
     <w:p>
       <w:r>
+        <w:rPr>
+          <w:noProof/>
+        </w:rPr>
         <w:drawing>
           <wp:inline distT="0" distB="0" distL="0" distR="0" wp14:anchorId="06FBC540" wp14:editId="77309357">
             <wp:extent cx="5689257" cy="317500"/>
@@ -606,6 +650,9 @@
     </w:p>
     <w:p>
       <w:r>
+        <w:rPr>
+          <w:noProof/>
+        </w:rPr>
         <w:drawing>
           <wp:inline distT="0" distB="0" distL="0" distR="0" wp14:anchorId="2FB77615" wp14:editId="2C39C8DD">
             <wp:extent cx="5105662" cy="2482978"/>
@@ -692,32 +739,44 @@
           <w:sz w:val="28"/>
           <w:szCs w:val="28"/>
         </w:rPr>
-        <w:t xml:space="preserve"> XGBoost</w:t>
-      </w:r>
-    </w:p>
-    <w:p>
-      <w:pPr>
-        <w:rPr>
-          <w:b/>
-          <w:bCs/>
-          <w:sz w:val="28"/>
-          <w:szCs w:val="28"/>
-        </w:rPr>
-      </w:pPr>
-    </w:p>
-    <w:p>
-      <w:pPr>
-        <w:rPr>
-          <w:b/>
-          <w:bCs/>
-          <w:sz w:val="28"/>
-          <w:szCs w:val="28"/>
-        </w:rPr>
-      </w:pPr>
-      <w:r>
-        <w:rPr>
-          <w:b/>
-          <w:bCs/>
+        <w:t xml:space="preserve"> </w:t>
+      </w:r>
+      <w:proofErr w:type="spellStart"/>
+      <w:r>
+        <w:rPr>
+          <w:b/>
+          <w:bCs/>
+          <w:sz w:val="28"/>
+          <w:szCs w:val="28"/>
+        </w:rPr>
+        <w:t>XGBoost</w:t>
+      </w:r>
+      <w:proofErr w:type="spellEnd"/>
+    </w:p>
+    <w:p>
+      <w:pPr>
+        <w:rPr>
+          <w:b/>
+          <w:bCs/>
+          <w:sz w:val="28"/>
+          <w:szCs w:val="28"/>
+        </w:rPr>
+      </w:pPr>
+    </w:p>
+    <w:p>
+      <w:pPr>
+        <w:rPr>
+          <w:b/>
+          <w:bCs/>
+          <w:sz w:val="28"/>
+          <w:szCs w:val="28"/>
+        </w:rPr>
+      </w:pPr>
+      <w:r>
+        <w:rPr>
+          <w:b/>
+          <w:bCs/>
+          <w:noProof/>
           <w:sz w:val="28"/>
           <w:szCs w:val="28"/>
         </w:rPr>
@@ -784,7 +843,23 @@
           <w:sz w:val="24"/>
           <w:szCs w:val="24"/>
         </w:rPr>
-        <w:t>trained weights and parameters of XGBoost model</w:t>
+        <w:t xml:space="preserve">trained weights and parameters of </w:t>
+      </w:r>
+      <w:proofErr w:type="spellStart"/>
+      <w:r>
+        <w:rPr>
+          <w:sz w:val="24"/>
+          <w:szCs w:val="24"/>
+        </w:rPr>
+        <w:t>XGBoost</w:t>
+      </w:r>
+      <w:proofErr w:type="spellEnd"/>
+      <w:r>
+        <w:rPr>
+          <w:sz w:val="24"/>
+          <w:szCs w:val="24"/>
+        </w:rPr>
+        <w:t xml:space="preserve"> model</w:t>
       </w:r>
       <w:r>
         <w:rPr>
@@ -910,11 +985,34 @@
           <w:szCs w:val="28"/>
         </w:rPr>
         <w:lastRenderedPageBreak/>
-        <w:t>Setting XGBoost hyperparameters</w:t>
-      </w:r>
-    </w:p>
-    <w:p>
-      <w:r>
+        <w:t xml:space="preserve">Setting </w:t>
+      </w:r>
+      <w:proofErr w:type="spellStart"/>
+      <w:r>
+        <w:rPr>
+          <w:b/>
+          <w:bCs/>
+          <w:sz w:val="28"/>
+          <w:szCs w:val="28"/>
+        </w:rPr>
+        <w:t>XGBoost</w:t>
+      </w:r>
+      <w:proofErr w:type="spellEnd"/>
+      <w:r>
+        <w:rPr>
+          <w:b/>
+          <w:bCs/>
+          <w:sz w:val="28"/>
+          <w:szCs w:val="28"/>
+        </w:rPr>
+        <w:t xml:space="preserve"> hyperparameters</w:t>
+      </w:r>
+    </w:p>
+    <w:p>
+      <w:r>
+        <w:rPr>
+          <w:noProof/>
+        </w:rPr>
         <w:drawing>
           <wp:inline distT="0" distB="0" distL="0" distR="0" wp14:anchorId="618BCF60" wp14:editId="4B9F8239">
             <wp:extent cx="2749691" cy="1409772"/>
@@ -958,7 +1056,208 @@
           <w:b/>
           <w:bCs/>
         </w:rPr>
-        <w:t>objective='binary:logistic'</w:t>
+        <w:t>objective='</w:t>
+      </w:r>
+      <w:proofErr w:type="spellStart"/>
+      <w:proofErr w:type="gramStart"/>
+      <w:r>
+        <w:rPr>
+          <w:b/>
+          <w:bCs/>
+        </w:rPr>
+        <w:t>binary:logistic</w:t>
+      </w:r>
+      <w:proofErr w:type="spellEnd"/>
+      <w:proofErr w:type="gramEnd"/>
+      <w:r>
+        <w:rPr>
+          <w:b/>
+          <w:bCs/>
+        </w:rPr>
+        <w:t>':</w:t>
+      </w:r>
+      <w:r>
+        <w:t xml:space="preserve"> </w:t>
+      </w:r>
+      <w:r>
+        <w:t>B</w:t>
+      </w:r>
+      <w:r>
+        <w:rPr>
+          <w:sz w:val="24"/>
+          <w:szCs w:val="24"/>
+        </w:rPr>
+        <w:t>inary classification ( Churn vs. No Churn)</w:t>
+      </w:r>
+      <w:r>
+        <w:rPr>
+          <w:sz w:val="24"/>
+          <w:szCs w:val="24"/>
+        </w:rPr>
+        <w:t>.</w:t>
+      </w:r>
+    </w:p>
+    <w:p>
+      <w:proofErr w:type="spellStart"/>
+      <w:r>
+        <w:rPr>
+          <w:b/>
+          <w:bCs/>
+        </w:rPr>
+        <w:t>num_round</w:t>
+      </w:r>
+      <w:proofErr w:type="spellEnd"/>
+      <w:r>
+        <w:rPr>
+          <w:b/>
+          <w:bCs/>
+        </w:rPr>
+        <w:t>=100:</w:t>
+      </w:r>
+      <w:r>
+        <w:t xml:space="preserve"> </w:t>
+      </w:r>
+      <w:r>
+        <w:rPr>
+          <w:sz w:val="24"/>
+          <w:szCs w:val="24"/>
+        </w:rPr>
+        <w:t>S</w:t>
+      </w:r>
+      <w:r>
+        <w:rPr>
+          <w:sz w:val="24"/>
+          <w:szCs w:val="24"/>
+        </w:rPr>
+        <w:t>pecifies that the model will build exactly 100 trees in total.</w:t>
+      </w:r>
+    </w:p>
+    <w:p>
+      <w:proofErr w:type="spellStart"/>
+      <w:r>
+        <w:rPr>
+          <w:b/>
+          <w:bCs/>
+        </w:rPr>
+        <w:t>max_depth</w:t>
+      </w:r>
+      <w:proofErr w:type="spellEnd"/>
+      <w:r>
+        <w:rPr>
+          <w:b/>
+          <w:bCs/>
+        </w:rPr>
+        <w:t>=5</w:t>
+      </w:r>
+      <w:r>
+        <w:t xml:space="preserve">: </w:t>
+      </w:r>
+      <w:r>
+        <w:rPr>
+          <w:sz w:val="24"/>
+          <w:szCs w:val="24"/>
+        </w:rPr>
+        <w:t>It limits how "deep" each tree can grow. A depth of 5 means each tree can have a maximum of 2^5 = 32 terminal nodes (leaves).</w:t>
+      </w:r>
+    </w:p>
+    <w:p>
+      <w:r>
+        <w:rPr>
+          <w:b/>
+          <w:bCs/>
+        </w:rPr>
+        <w:t>eta=0.2</w:t>
+      </w:r>
+      <w:r>
+        <w:t xml:space="preserve"> </w:t>
+      </w:r>
+      <w:r>
+        <w:rPr>
+          <w:sz w:val="24"/>
+          <w:szCs w:val="24"/>
+        </w:rPr>
+        <w:t>(Learning Rate): step size</w:t>
+      </w:r>
+    </w:p>
+    <w:p>
+      <w:pPr>
+        <w:rPr>
+          <w:sz w:val="24"/>
+          <w:szCs w:val="24"/>
+        </w:rPr>
+      </w:pPr>
+      <w:r>
+        <w:rPr>
+          <w:b/>
+          <w:bCs/>
+        </w:rPr>
+        <w:t>subsample=0.8</w:t>
+      </w:r>
+      <w:r>
+        <w:t xml:space="preserve">: </w:t>
+      </w:r>
+      <w:r>
+        <w:rPr>
+          <w:sz w:val="24"/>
+          <w:szCs w:val="24"/>
+        </w:rPr>
+        <w:t xml:space="preserve">For every tree, </w:t>
+      </w:r>
+      <w:proofErr w:type="spellStart"/>
+      <w:r>
+        <w:rPr>
+          <w:sz w:val="24"/>
+          <w:szCs w:val="24"/>
+        </w:rPr>
+        <w:t>XGBoost</w:t>
+      </w:r>
+      <w:proofErr w:type="spellEnd"/>
+      <w:r>
+        <w:rPr>
+          <w:sz w:val="24"/>
+          <w:szCs w:val="24"/>
+        </w:rPr>
+        <w:t xml:space="preserve"> will randomly select 80% of training rows to build that specific tree.</w:t>
+      </w:r>
+    </w:p>
+    <w:p>
+      <w:pPr>
+        <w:rPr>
+          <w:sz w:val="24"/>
+          <w:szCs w:val="24"/>
+        </w:rPr>
+      </w:pPr>
+      <w:proofErr w:type="spellStart"/>
+      <w:r>
+        <w:rPr>
+          <w:b/>
+          <w:bCs/>
+        </w:rPr>
+        <w:t>eval_metric</w:t>
+      </w:r>
+      <w:proofErr w:type="spellEnd"/>
+      <w:r>
+        <w:rPr>
+          <w:b/>
+          <w:bCs/>
+        </w:rPr>
+        <w:t>='</w:t>
+      </w:r>
+      <w:proofErr w:type="spellStart"/>
+      <w:r>
+        <w:rPr>
+          <w:b/>
+          <w:bCs/>
+        </w:rPr>
+        <w:t>auc</w:t>
+      </w:r>
+      <w:proofErr w:type="spellEnd"/>
+      <w:r>
+        <w:rPr>
+          <w:b/>
+          <w:bCs/>
+        </w:rPr>
+        <w:t>'</w:t>
       </w:r>
       <w:r>
         <w:rPr>
@@ -968,42 +1267,39 @@
         <w:t>:</w:t>
       </w:r>
       <w:r>
+        <w:rPr>
+          <w:b/>
+          <w:bCs/>
+        </w:rPr>
         <w:t xml:space="preserve"> </w:t>
       </w:r>
       <w:r>
-        <w:t>B</w:t>
-      </w:r>
-      <w:r>
-        <w:rPr>
-          <w:sz w:val="24"/>
-          <w:szCs w:val="24"/>
-        </w:rPr>
-        <w:t>inary classification ( Churn vs. No Churn)</w:t>
-      </w:r>
-      <w:r>
-        <w:rPr>
-          <w:sz w:val="24"/>
-          <w:szCs w:val="24"/>
-        </w:rPr>
-        <w:t>.</w:t>
-      </w:r>
-    </w:p>
-    <w:p>
-      <w:r>
-        <w:rPr>
-          <w:b/>
-          <w:bCs/>
-        </w:rPr>
-        <w:t>num_round=100</w:t>
-      </w:r>
-      <w:r>
-        <w:rPr>
-          <w:b/>
-          <w:bCs/>
-        </w:rPr>
-        <w:t>:</w:t>
-      </w:r>
-      <w:r>
+        <w:rPr>
+          <w:sz w:val="24"/>
+          <w:szCs w:val="24"/>
+        </w:rPr>
+        <w:t>It calculates the Area Under the ROC Curve (AUC).</w:t>
+      </w:r>
+    </w:p>
+    <w:p>
+      <w:pPr>
+        <w:rPr>
+          <w:sz w:val="24"/>
+          <w:szCs w:val="24"/>
+        </w:rPr>
+      </w:pPr>
+      <w:r>
+        <w:rPr>
+          <w:sz w:val="24"/>
+          <w:szCs w:val="24"/>
+        </w:rPr>
+        <w:t>AUC measures how well the model separates the two classes across all probability thresholds.</w:t>
+      </w:r>
+      <w:r>
+        <w:rPr>
+          <w:sz w:val="24"/>
+          <w:szCs w:val="24"/>
+        </w:rPr>
         <w:t xml:space="preserve"> </w:t>
       </w:r>
       <w:r>
@@ -1011,182 +1307,15 @@
           <w:sz w:val="24"/>
           <w:szCs w:val="24"/>
         </w:rPr>
-        <w:t>S</w:t>
-      </w:r>
-      <w:r>
-        <w:rPr>
-          <w:sz w:val="24"/>
-          <w:szCs w:val="24"/>
-        </w:rPr>
-        <w:t>pecifies that the model will build exactly 100 trees in total.</w:t>
-      </w:r>
-    </w:p>
-    <w:p>
-      <w:r>
-        <w:rPr>
-          <w:b/>
-          <w:bCs/>
-        </w:rPr>
-        <w:t>max_depth=5</w:t>
-      </w:r>
-      <w:r>
-        <w:t xml:space="preserve">: </w:t>
-      </w:r>
-      <w:r>
-        <w:rPr>
-          <w:sz w:val="24"/>
-          <w:szCs w:val="24"/>
-        </w:rPr>
-        <w:t>It limits how "deep" each tree can grow. A depth of 5 means each tree can have a maximum of 2^5 = 32 terminal nodes (leaves).</w:t>
-      </w:r>
-    </w:p>
-    <w:p>
-      <w:r>
-        <w:rPr>
-          <w:b/>
-          <w:bCs/>
-        </w:rPr>
-        <w:t>eta=0.2</w:t>
-      </w:r>
-      <w:r>
-        <w:t xml:space="preserve"> </w:t>
-      </w:r>
-      <w:r>
-        <w:rPr>
-          <w:sz w:val="24"/>
-          <w:szCs w:val="24"/>
-        </w:rPr>
-        <w:t>(Learning Rate)</w:t>
-      </w:r>
-      <w:r>
-        <w:rPr>
-          <w:sz w:val="24"/>
-          <w:szCs w:val="24"/>
-        </w:rPr>
-        <w:t xml:space="preserve">: </w:t>
-      </w:r>
-      <w:r>
-        <w:rPr>
-          <w:sz w:val="24"/>
-          <w:szCs w:val="24"/>
-        </w:rPr>
-        <w:t>step size</w:t>
-      </w:r>
-    </w:p>
-    <w:p>
-      <w:pPr>
-        <w:rPr>
-          <w:sz w:val="24"/>
-          <w:szCs w:val="24"/>
-        </w:rPr>
-      </w:pPr>
-      <w:r>
-        <w:rPr>
-          <w:b/>
-          <w:bCs/>
-        </w:rPr>
-        <w:t>subsample=0.8</w:t>
-      </w:r>
-      <w:r>
-        <w:t xml:space="preserve">: </w:t>
-      </w:r>
-      <w:r>
-        <w:rPr>
-          <w:sz w:val="24"/>
-          <w:szCs w:val="24"/>
-        </w:rPr>
-        <w:t>For every tree, XGBoost will randomly select 80% of training rows to build that specific tree.</w:t>
-      </w:r>
-    </w:p>
-    <w:p>
-      <w:pPr>
-        <w:rPr>
-          <w:sz w:val="24"/>
-          <w:szCs w:val="24"/>
-        </w:rPr>
-      </w:pPr>
-      <w:r>
-        <w:rPr>
-          <w:b/>
-          <w:bCs/>
-        </w:rPr>
-        <w:t>eval_metric='auc'</w:t>
-      </w:r>
-      <w:r>
-        <w:rPr>
-          <w:b/>
-          <w:bCs/>
-        </w:rPr>
-        <w:t>:</w:t>
-      </w:r>
-      <w:r>
-        <w:rPr>
-          <w:b/>
-          <w:bCs/>
-        </w:rPr>
-        <w:t xml:space="preserve"> </w:t>
-      </w:r>
-      <w:r>
-        <w:rPr>
-          <w:sz w:val="24"/>
-          <w:szCs w:val="24"/>
-        </w:rPr>
-        <w:t>It</w:t>
-      </w:r>
-      <w:r>
-        <w:rPr>
-          <w:sz w:val="24"/>
-          <w:szCs w:val="24"/>
-        </w:rPr>
-        <w:t xml:space="preserve"> calculates the Area Under the ROC Curve (AUC).</w:t>
-      </w:r>
-    </w:p>
-    <w:p>
-      <w:pPr>
-        <w:rPr>
-          <w:sz w:val="24"/>
-          <w:szCs w:val="24"/>
-        </w:rPr>
-      </w:pPr>
-      <w:r>
-        <w:rPr>
-          <w:sz w:val="24"/>
-          <w:szCs w:val="24"/>
-        </w:rPr>
-        <w:t>AUC measures how well the model separates the two classes across all probability thresholds</w:t>
-      </w:r>
-      <w:r>
-        <w:rPr>
-          <w:sz w:val="24"/>
-          <w:szCs w:val="24"/>
-        </w:rPr>
-        <w:t>.</w:t>
-      </w:r>
-      <w:r>
-        <w:rPr>
-          <w:sz w:val="24"/>
-          <w:szCs w:val="24"/>
-        </w:rPr>
-        <w:t xml:space="preserve"> </w:t>
-      </w:r>
-      <w:r>
-        <w:rPr>
-          <w:sz w:val="24"/>
-          <w:szCs w:val="24"/>
-        </w:rPr>
-        <w:t xml:space="preserve">It </w:t>
-      </w:r>
-      <w:r>
-        <w:rPr>
-          <w:sz w:val="24"/>
-          <w:szCs w:val="24"/>
-        </w:rPr>
-        <w:t>distinguishes between customers who will leave (churn) and those who will stay (retain).</w:t>
+        <w:t>It distinguishes between customers who will leave (churn) and those who will stay (retain).</w:t>
       </w:r>
     </w:p>
     <w:p/>
     <w:p>
       <w:r>
+        <w:rPr>
+          <w:noProof/>
+        </w:rPr>
         <w:drawing>
           <wp:inline distT="0" distB="0" distL="0" distR="0" wp14:anchorId="621A2DD9" wp14:editId="215DB7D3">
             <wp:extent cx="3283119" cy="1759040"/>
@@ -1250,7 +1379,23 @@
           <w:sz w:val="24"/>
           <w:szCs w:val="24"/>
         </w:rPr>
-        <w:t xml:space="preserve">Training auc keeps increasing while </w:t>
+        <w:t xml:space="preserve">Training </w:t>
+      </w:r>
+      <w:proofErr w:type="spellStart"/>
+      <w:r>
+        <w:rPr>
+          <w:sz w:val="24"/>
+          <w:szCs w:val="24"/>
+        </w:rPr>
+        <w:t>auc</w:t>
+      </w:r>
+      <w:proofErr w:type="spellEnd"/>
+      <w:r>
+        <w:rPr>
+          <w:sz w:val="24"/>
+          <w:szCs w:val="24"/>
+        </w:rPr>
+        <w:t xml:space="preserve"> keeps increasing while </w:t>
       </w:r>
       <w:r>
         <w:rPr>
@@ -1264,8 +1409,33 @@
           <w:sz w:val="24"/>
           <w:szCs w:val="24"/>
         </w:rPr>
-        <w:t>al auc keeps descreasing</w:t>
-      </w:r>
+        <w:t xml:space="preserve">al </w:t>
+      </w:r>
+      <w:proofErr w:type="spellStart"/>
+      <w:r>
+        <w:rPr>
+          <w:sz w:val="24"/>
+          <w:szCs w:val="24"/>
+        </w:rPr>
+        <w:t>auc</w:t>
+      </w:r>
+      <w:proofErr w:type="spellEnd"/>
+      <w:r>
+        <w:rPr>
+          <w:sz w:val="24"/>
+          <w:szCs w:val="24"/>
+        </w:rPr>
+        <w:t xml:space="preserve"> keeps </w:t>
+      </w:r>
+      <w:proofErr w:type="spellStart"/>
+      <w:r>
+        <w:rPr>
+          <w:sz w:val="24"/>
+          <w:szCs w:val="24"/>
+        </w:rPr>
+        <w:t>descreasing</w:t>
+      </w:r>
+      <w:proofErr w:type="spellEnd"/>
       <w:r>
         <w:rPr>
           <w:sz w:val="24"/>
@@ -1277,6 +1447,9 @@
     <w:p/>
     <w:p>
       <w:r>
+        <w:rPr>
+          <w:noProof/>
+        </w:rPr>
         <w:lastRenderedPageBreak/>
         <w:drawing>
           <wp:inline distT="0" distB="0" distL="0" distR="0" wp14:anchorId="5B960408" wp14:editId="2525A05E">
@@ -1343,6 +1516,9 @@
     </w:p>
     <w:p>
       <w:r>
+        <w:rPr>
+          <w:noProof/>
+        </w:rPr>
         <w:drawing>
           <wp:inline distT="0" distB="0" distL="0" distR="0" wp14:anchorId="1723DE91" wp14:editId="561E248F">
             <wp:extent cx="3359323" cy="3067208"/>
@@ -1406,7 +1582,53 @@
       </w:r>
     </w:p>
     <w:p>
-      <w:r>
+      <w:pPr>
+        <w:rPr>
+          <w:sz w:val="24"/>
+          <w:szCs w:val="24"/>
+        </w:rPr>
+      </w:pPr>
+      <w:r>
+        <w:rPr>
+          <w:sz w:val="24"/>
+          <w:szCs w:val="24"/>
+        </w:rPr>
+        <w:t>Setting threshold =</w:t>
+      </w:r>
+      <w:r>
+        <w:rPr>
+          <w:sz w:val="24"/>
+          <w:szCs w:val="24"/>
+        </w:rPr>
+        <w:t xml:space="preserve"> </w:t>
+      </w:r>
+      <w:r>
+        <w:rPr>
+          <w:sz w:val="24"/>
+          <w:szCs w:val="24"/>
+        </w:rPr>
+        <w:t>0.3 to capture more churners</w:t>
+      </w:r>
+      <w:r>
+        <w:rPr>
+          <w:sz w:val="24"/>
+          <w:szCs w:val="24"/>
+        </w:rPr>
+        <w:t>.</w:t>
+      </w:r>
+      <w:r>
+        <w:rPr>
+          <w:sz w:val="24"/>
+          <w:szCs w:val="24"/>
+        </w:rPr>
+        <w:t xml:space="preserve"> </w:t>
+      </w:r>
+    </w:p>
+    <w:p>
+      <w:r>
+        <w:rPr>
+          <w:noProof/>
+        </w:rPr>
         <w:drawing>
           <wp:inline distT="0" distB="0" distL="0" distR="0" wp14:anchorId="4FBA6073" wp14:editId="5065E929">
             <wp:extent cx="5731510" cy="384175"/>
@@ -1446,6 +1668,9 @@
     </w:p>
     <w:p>
       <w:r>
+        <w:rPr>
+          <w:noProof/>
+        </w:rPr>
         <w:drawing>
           <wp:inline distT="0" distB="0" distL="0" distR="0" wp14:anchorId="7452B4F4" wp14:editId="595A7CA8">
             <wp:extent cx="3751521" cy="2209800"/>
@@ -1524,16 +1749,6 @@
         </w:rPr>
         <w:t>AUC – ROC Curve</w:t>
       </w:r>
-    </w:p>
-    <w:p>
-      <w:pPr>
-        <w:rPr>
-          <w:b/>
-          <w:bCs/>
-          <w:sz w:val="28"/>
-          <w:szCs w:val="28"/>
-        </w:rPr>
-      </w:pPr>
     </w:p>
     <w:p>
       <w:pPr>
@@ -1631,43 +1846,36 @@
     <w:p>
       <w:pPr>
         <w:rPr>
-          <w:sz w:val="24"/>
-          <w:szCs w:val="24"/>
-        </w:rPr>
-      </w:pPr>
-    </w:p>
-    <w:p>
-      <w:pPr>
-        <w:rPr>
-          <w:b/>
-          <w:bCs/>
-          <w:sz w:val="28"/>
-          <w:szCs w:val="28"/>
-        </w:rPr>
-      </w:pPr>
-      <w:r>
-        <w:rPr>
-          <w:b/>
-          <w:bCs/>
-          <w:sz w:val="28"/>
-          <w:szCs w:val="28"/>
+          <w:b/>
+          <w:bCs/>
+          <w:sz w:val="28"/>
+          <w:szCs w:val="28"/>
+        </w:rPr>
+      </w:pPr>
+      <w:r>
+        <w:rPr>
+          <w:b/>
+          <w:bCs/>
+          <w:sz w:val="28"/>
+          <w:szCs w:val="28"/>
+        </w:rPr>
+        <w:t>Model Registration</w:t>
+      </w:r>
+    </w:p>
+    <w:p>
+      <w:pPr>
+        <w:rPr>
+          <w:sz w:val="24"/>
+          <w:szCs w:val="24"/>
+        </w:rPr>
+      </w:pPr>
+      <w:r>
+        <w:rPr>
+          <w:noProof/>
+          <w:sz w:val="24"/>
+          <w:szCs w:val="24"/>
         </w:rPr>
         <w:lastRenderedPageBreak/>
-        <w:t>Model Registration</w:t>
-      </w:r>
-    </w:p>
-    <w:p>
-      <w:pPr>
-        <w:rPr>
-          <w:sz w:val="24"/>
-          <w:szCs w:val="24"/>
-        </w:rPr>
-      </w:pPr>
-      <w:r>
-        <w:rPr>
-          <w:sz w:val="24"/>
-          <w:szCs w:val="24"/>
-        </w:rPr>
         <w:drawing>
           <wp:inline distT="0" distB="0" distL="0" distR="0" wp14:anchorId="6E92A22D" wp14:editId="63E7AADA">
             <wp:extent cx="5731510" cy="3389630"/>
@@ -1722,6 +1930,7 @@
       </w:pPr>
       <w:r>
         <w:rPr>
+          <w:noProof/>
           <w:sz w:val="24"/>
           <w:szCs w:val="24"/>
         </w:rPr>
@@ -2375,6 +2584,7 @@
   <w:style w:type="character" w:default="1" w:styleId="DefaultParagraphFont">
     <w:name w:val="Default Paragraph Font"/>
     <w:uiPriority w:val="1"/>
+    <w:semiHidden/>
     <w:unhideWhenUsed/>
   </w:style>
   <w:style w:type="table" w:default="1" w:styleId="TableNormal">

--- a/Week_8/Documentation.docx
+++ b/Week_8/Documentation.docx
@@ -84,7 +84,7 @@
                     <pic:cNvPicPr/>
                   </pic:nvPicPr>
                   <pic:blipFill>
-                    <a:blip r:embed="rId4"/>
+                    <a:blip r:embed="rId6"/>
                     <a:stretch>
                       <a:fillRect/>
                     </a:stretch>
@@ -154,7 +154,7 @@
                     <pic:cNvPicPr/>
                   </pic:nvPicPr>
                   <pic:blipFill>
-                    <a:blip r:embed="rId5"/>
+                    <a:blip r:embed="rId7"/>
                     <a:stretch>
                       <a:fillRect/>
                     </a:stretch>
@@ -194,7 +194,7 @@
                     <pic:cNvPicPr/>
                   </pic:nvPicPr>
                   <pic:blipFill>
-                    <a:blip r:embed="rId6"/>
+                    <a:blip r:embed="rId8"/>
                     <a:stretch>
                       <a:fillRect/>
                     </a:stretch>
@@ -257,7 +257,7 @@
                     <pic:cNvPicPr/>
                   </pic:nvPicPr>
                   <pic:blipFill>
-                    <a:blip r:embed="rId7"/>
+                    <a:blip r:embed="rId9"/>
                     <a:stretch>
                       <a:fillRect/>
                     </a:stretch>
@@ -318,7 +318,7 @@
                     <pic:cNvPicPr/>
                   </pic:nvPicPr>
                   <pic:blipFill>
-                    <a:blip r:embed="rId8"/>
+                    <a:blip r:embed="rId10"/>
                     <a:stretch>
                       <a:fillRect/>
                     </a:stretch>
@@ -391,7 +391,7 @@
                     <pic:cNvPicPr/>
                   </pic:nvPicPr>
                   <pic:blipFill rotWithShape="1">
-                    <a:blip r:embed="rId9"/>
+                    <a:blip r:embed="rId11"/>
                     <a:srcRect b="12491"/>
                     <a:stretch>
                       <a:fillRect/>
@@ -444,7 +444,7 @@
                     <pic:cNvPicPr/>
                   </pic:nvPicPr>
                   <pic:blipFill rotWithShape="1">
-                    <a:blip r:embed="rId10"/>
+                    <a:blip r:embed="rId12"/>
                     <a:srcRect t="28461"/>
                     <a:stretch>
                       <a:fillRect/>
@@ -523,7 +523,7 @@
                     <pic:cNvPicPr/>
                   </pic:nvPicPr>
                   <pic:blipFill>
-                    <a:blip r:embed="rId11"/>
+                    <a:blip r:embed="rId13"/>
                     <a:stretch>
                       <a:fillRect/>
                     </a:stretch>
@@ -597,7 +597,7 @@
                     <pic:cNvPicPr/>
                   </pic:nvPicPr>
                   <pic:blipFill>
-                    <a:blip r:embed="rId12"/>
+                    <a:blip r:embed="rId14"/>
                     <a:stretch>
                       <a:fillRect/>
                     </a:stretch>
@@ -669,7 +669,7 @@
                     <pic:cNvPicPr/>
                   </pic:nvPicPr>
                   <pic:blipFill>
-                    <a:blip r:embed="rId13"/>
+                    <a:blip r:embed="rId15"/>
                     <a:stretch>
                       <a:fillRect/>
                     </a:stretch>
@@ -796,7 +796,7 @@
                     <pic:cNvPicPr/>
                   </pic:nvPicPr>
                   <pic:blipFill>
-                    <a:blip r:embed="rId14"/>
+                    <a:blip r:embed="rId16"/>
                     <a:stretch>
                       <a:fillRect/>
                     </a:stretch>
@@ -1029,7 +1029,7 @@
                     <pic:cNvPicPr/>
                   </pic:nvPicPr>
                   <pic:blipFill>
-                    <a:blip r:embed="rId15"/>
+                    <a:blip r:embed="rId17"/>
                     <a:stretch>
                       <a:fillRect/>
                     </a:stretch>
@@ -1332,7 +1332,7 @@
                     <pic:cNvPicPr/>
                   </pic:nvPicPr>
                   <pic:blipFill>
-                    <a:blip r:embed="rId16"/>
+                    <a:blip r:embed="rId18"/>
                     <a:stretch>
                       <a:fillRect/>
                     </a:stretch>
@@ -1467,7 +1467,7 @@
                     <pic:cNvPicPr/>
                   </pic:nvPicPr>
                   <pic:blipFill>
-                    <a:blip r:embed="rId17"/>
+                    <a:blip r:embed="rId19"/>
                     <a:stretch>
                       <a:fillRect/>
                     </a:stretch>
@@ -1535,7 +1535,7 @@
                     <pic:cNvPicPr/>
                   </pic:nvPicPr>
                   <pic:blipFill>
-                    <a:blip r:embed="rId18"/>
+                    <a:blip r:embed="rId20"/>
                     <a:stretch>
                       <a:fillRect/>
                     </a:stretch>
@@ -1556,11 +1556,56 @@
         </w:drawing>
       </w:r>
     </w:p>
+    <w:p>
+      <w:r>
+        <w:t>For each combination of hyperparameters (</w:t>
+      </w:r>
+      <w:proofErr w:type="spellStart"/>
+      <w:r>
+        <w:t>max_depth</w:t>
+      </w:r>
+      <w:proofErr w:type="spellEnd"/>
+      <w:r>
+        <w:t xml:space="preserve">, eta, subsample) </w:t>
+      </w:r>
+      <w:proofErr w:type="spellStart"/>
+      <w:r>
+        <w:t>Sagemaker</w:t>
+      </w:r>
+      <w:proofErr w:type="spellEnd"/>
+      <w:r>
+        <w:t xml:space="preserve"> launches separate training jobs.</w:t>
+      </w:r>
+    </w:p>
+    <w:p>
+      <w:r>
+        <w:t>From each training job it checks the metric like ‘</w:t>
+      </w:r>
+      <w:proofErr w:type="spellStart"/>
+      <w:proofErr w:type="gramStart"/>
+      <w:r>
+        <w:rPr>
+          <w:b/>
+          <w:bCs/>
+        </w:rPr>
+        <w:t>validation:auc</w:t>
+      </w:r>
+      <w:proofErr w:type="spellEnd"/>
+      <w:proofErr w:type="gramEnd"/>
+      <w:r>
+        <w:t>’, t</w:t>
+      </w:r>
+      <w:r>
+        <w:t>hen it picks the best training job based on that metric</w:t>
+      </w:r>
+      <w:r>
+        <w:t>.</w:t>
+      </w:r>
+    </w:p>
     <w:p/>
     <w:p/>
     <w:p/>
     <w:p/>
-    <w:p/>
     <w:p>
       <w:pPr>
         <w:rPr>
@@ -1577,7 +1622,6 @@
           <w:sz w:val="28"/>
           <w:szCs w:val="28"/>
         </w:rPr>
-        <w:lastRenderedPageBreak/>
         <w:t>Evaluation Results</w:t>
       </w:r>
     </w:p>
@@ -1645,7 +1689,7 @@
                     <pic:cNvPicPr/>
                   </pic:nvPicPr>
                   <pic:blipFill>
-                    <a:blip r:embed="rId19"/>
+                    <a:blip r:embed="rId21"/>
                     <a:stretch>
                       <a:fillRect/>
                     </a:stretch>
@@ -1687,7 +1731,7 @@
                     <pic:cNvPicPr/>
                   </pic:nvPicPr>
                   <pic:blipFill>
-                    <a:blip r:embed="rId20"/>
+                    <a:blip r:embed="rId22"/>
                     <a:stretch>
                       <a:fillRect/>
                     </a:stretch>
@@ -1779,7 +1823,7 @@
                     </pic:cNvPicPr>
                   </pic:nvPicPr>
                   <pic:blipFill>
-                    <a:blip r:embed="rId21">
+                    <a:blip r:embed="rId23">
                       <a:extLst>
                         <a:ext uri="{28A0092B-C50C-407E-A947-70E740481C1C}">
                           <a14:useLocalDpi xmlns:a14="http://schemas.microsoft.com/office/drawing/2010/main" val="0"/>
@@ -1825,6 +1869,7 @@
           <w:sz w:val="24"/>
           <w:szCs w:val="24"/>
         </w:rPr>
+        <w:lastRenderedPageBreak/>
         <w:t>AUC Score:</w:t>
       </w:r>
       <w:r>
@@ -1875,7 +1920,6 @@
           <w:sz w:val="24"/>
           <w:szCs w:val="24"/>
         </w:rPr>
-        <w:lastRenderedPageBreak/>
         <w:drawing>
           <wp:inline distT="0" distB="0" distL="0" distR="0" wp14:anchorId="6E92A22D" wp14:editId="63E7AADA">
             <wp:extent cx="5731510" cy="3389630"/>
@@ -1892,7 +1936,7 @@
                     <pic:cNvPicPr/>
                   </pic:nvPicPr>
                   <pic:blipFill>
-                    <a:blip r:embed="rId22"/>
+                    <a:blip r:embed="rId24"/>
                     <a:stretch>
                       <a:fillRect/>
                     </a:stretch>
@@ -1950,7 +1994,7 @@
                     <pic:cNvPicPr/>
                   </pic:nvPicPr>
                   <pic:blipFill>
-                    <a:blip r:embed="rId23"/>
+                    <a:blip r:embed="rId25"/>
                     <a:stretch>
                       <a:fillRect/>
                     </a:stretch>
@@ -1971,6 +2015,3034 @@
         </w:drawing>
       </w:r>
     </w:p>
+    <w:p>
+      <w:pPr>
+        <w:rPr>
+          <w:sz w:val="24"/>
+          <w:szCs w:val="24"/>
+        </w:rPr>
+      </w:pPr>
+    </w:p>
+    <w:p>
+      <w:pPr>
+        <w:rPr>
+          <w:sz w:val="24"/>
+          <w:szCs w:val="24"/>
+        </w:rPr>
+      </w:pPr>
+    </w:p>
+    <w:p>
+      <w:pPr>
+        <w:rPr>
+          <w:sz w:val="24"/>
+          <w:szCs w:val="24"/>
+        </w:rPr>
+      </w:pPr>
+    </w:p>
+    <w:p>
+      <w:pPr>
+        <w:rPr>
+          <w:sz w:val="24"/>
+          <w:szCs w:val="24"/>
+        </w:rPr>
+      </w:pPr>
+      <w:r>
+        <w:rPr>
+          <w:noProof/>
+          <w:sz w:val="24"/>
+          <w:szCs w:val="24"/>
+        </w:rPr>
+        <w:lastRenderedPageBreak/>
+        <w:drawing>
+          <wp:inline distT="0" distB="0" distL="0" distR="0" wp14:anchorId="3EFA83D9" wp14:editId="71600396">
+            <wp:extent cx="2889885" cy="8863330"/>
+            <wp:effectExtent l="0" t="0" r="5715" b="0"/>
+            <wp:docPr id="1252233288" name="Picture 1"/>
+            <wp:cNvGraphicFramePr>
+              <a:graphicFrameLocks xmlns:a="http://schemas.openxmlformats.org/drawingml/2006/main" noChangeAspect="1"/>
+            </wp:cNvGraphicFramePr>
+            <a:graphic xmlns:a="http://schemas.openxmlformats.org/drawingml/2006/main">
+              <a:graphicData uri="http://schemas.openxmlformats.org/drawingml/2006/picture">
+                <pic:pic xmlns:pic="http://schemas.openxmlformats.org/drawingml/2006/picture">
+                  <pic:nvPicPr>
+                    <pic:cNvPr id="1252233288" name="Picture 1252233288"/>
+                    <pic:cNvPicPr/>
+                  </pic:nvPicPr>
+                  <pic:blipFill>
+                    <a:blip r:embed="rId26" cstate="print">
+                      <a:extLst>
+                        <a:ext uri="{28A0092B-C50C-407E-A947-70E740481C1C}">
+                          <a14:useLocalDpi xmlns:a14="http://schemas.microsoft.com/office/drawing/2010/main" val="0"/>
+                        </a:ext>
+                      </a:extLst>
+                    </a:blip>
+                    <a:stretch>
+                      <a:fillRect/>
+                    </a:stretch>
+                  </pic:blipFill>
+                  <pic:spPr>
+                    <a:xfrm>
+                      <a:off x="0" y="0"/>
+                      <a:ext cx="2889885" cy="8863330"/>
+                    </a:xfrm>
+                    <a:prstGeom prst="rect">
+                      <a:avLst/>
+                    </a:prstGeom>
+                  </pic:spPr>
+                </pic:pic>
+              </a:graphicData>
+            </a:graphic>
+          </wp:inline>
+        </w:drawing>
+      </w:r>
+      <w:r>
+        <w:rPr>
+          <w:sz w:val="24"/>
+          <w:szCs w:val="24"/>
+        </w:rPr>
+        <w:t>Churn Prediction Workflow</w:t>
+      </w:r>
+    </w:p>
+    <w:p>
+      <w:pPr>
+        <w:rPr>
+          <w:b/>
+          <w:bCs/>
+          <w:sz w:val="28"/>
+          <w:szCs w:val="28"/>
+        </w:rPr>
+      </w:pPr>
+      <w:r>
+        <w:rPr>
+          <w:b/>
+          <w:bCs/>
+          <w:sz w:val="28"/>
+          <w:szCs w:val="28"/>
+        </w:rPr>
+        <w:lastRenderedPageBreak/>
+        <w:t>Detailed Explanation</w:t>
+      </w:r>
+      <w:r>
+        <w:rPr>
+          <w:b/>
+          <w:bCs/>
+          <w:sz w:val="28"/>
+          <w:szCs w:val="28"/>
+        </w:rPr>
+        <w:t xml:space="preserve"> of Each step</w:t>
+      </w:r>
+    </w:p>
+    <w:p>
+      <w:pPr>
+        <w:rPr>
+          <w:b/>
+          <w:bCs/>
+          <w:sz w:val="24"/>
+          <w:szCs w:val="24"/>
+        </w:rPr>
+      </w:pPr>
+      <w:r>
+        <w:rPr>
+          <w:b/>
+          <w:bCs/>
+          <w:sz w:val="24"/>
+          <w:szCs w:val="24"/>
+        </w:rPr>
+        <w:t>1. Ingestion step</w:t>
+      </w:r>
+    </w:p>
+    <w:p>
+      <w:pPr>
+        <w:rPr>
+          <w:sz w:val="24"/>
+          <w:szCs w:val="24"/>
+        </w:rPr>
+      </w:pPr>
+      <w:r>
+        <w:rPr>
+          <w:sz w:val="24"/>
+          <w:szCs w:val="24"/>
+        </w:rPr>
+        <w:t>This step brings in the raw churn dataset and stores it in S3 under a versioned path like:</w:t>
+      </w:r>
+    </w:p>
+    <w:p>
+      <w:pPr>
+        <w:rPr>
+          <w:b/>
+          <w:bCs/>
+          <w:sz w:val="24"/>
+          <w:szCs w:val="24"/>
+        </w:rPr>
+      </w:pPr>
+      <w:r>
+        <w:rPr>
+          <w:b/>
+          <w:bCs/>
+          <w:sz w:val="24"/>
+          <w:szCs w:val="24"/>
+        </w:rPr>
+        <w:t>s3://</w:t>
+      </w:r>
+      <w:r>
+        <w:rPr>
+          <w:rFonts w:ascii="Roboto" w:hAnsi="Roboto"/>
+          <w:b/>
+          <w:bCs/>
+          <w:color w:val="656871"/>
+          <w:sz w:val="21"/>
+          <w:szCs w:val="21"/>
+          <w:shd w:val="clear" w:color="auto" w:fill="FFFFFF"/>
+        </w:rPr>
+        <w:t xml:space="preserve"> </w:t>
+      </w:r>
+      <w:proofErr w:type="spellStart"/>
+      <w:r>
+        <w:rPr>
+          <w:b/>
+          <w:bCs/>
+          <w:sz w:val="24"/>
+          <w:szCs w:val="24"/>
+        </w:rPr>
+        <w:t>huzaifas</w:t>
+      </w:r>
+      <w:proofErr w:type="spellEnd"/>
+      <w:r>
+        <w:rPr>
+          <w:b/>
+          <w:bCs/>
+          <w:sz w:val="24"/>
+          <w:szCs w:val="24"/>
+        </w:rPr>
+        <w:t>-cleaned-data</w:t>
+      </w:r>
+      <w:r>
+        <w:rPr>
+          <w:b/>
+          <w:bCs/>
+          <w:sz w:val="24"/>
+          <w:szCs w:val="24"/>
+        </w:rPr>
+        <w:t>/</w:t>
+      </w:r>
+      <w:hyperlink r:id="rId27" w:history="1">
+        <w:r>
+          <w:rPr>
+            <w:b/>
+            <w:bCs/>
+            <w:sz w:val="24"/>
+            <w:szCs w:val="24"/>
+          </w:rPr>
+          <w:t>telco_churn_preprocessed.csv</w:t>
+        </w:r>
+      </w:hyperlink>
+    </w:p>
+    <w:p>
+      <w:pPr>
+        <w:rPr>
+          <w:sz w:val="24"/>
+          <w:szCs w:val="24"/>
+        </w:rPr>
+      </w:pPr>
+      <w:r>
+        <w:rPr>
+          <w:sz w:val="24"/>
+          <w:szCs w:val="24"/>
+        </w:rPr>
+        <w:t>Why this matters:</w:t>
+      </w:r>
+    </w:p>
+    <w:p>
+      <w:pPr>
+        <w:numPr>
+          <w:ilvl w:val="0"/>
+          <w:numId w:val="18"/>
+        </w:numPr>
+        <w:rPr>
+          <w:sz w:val="24"/>
+          <w:szCs w:val="24"/>
+        </w:rPr>
+      </w:pPr>
+      <w:r>
+        <w:rPr>
+          <w:sz w:val="24"/>
+          <w:szCs w:val="24"/>
+        </w:rPr>
+        <w:t xml:space="preserve">keeps the original raw data untouched </w:t>
+      </w:r>
+    </w:p>
+    <w:p>
+      <w:pPr>
+        <w:numPr>
+          <w:ilvl w:val="0"/>
+          <w:numId w:val="18"/>
+        </w:numPr>
+        <w:rPr>
+          <w:sz w:val="24"/>
+          <w:szCs w:val="24"/>
+        </w:rPr>
+      </w:pPr>
+      <w:r>
+        <w:rPr>
+          <w:sz w:val="24"/>
+          <w:szCs w:val="24"/>
+        </w:rPr>
+        <w:t xml:space="preserve">gives you </w:t>
+      </w:r>
+      <w:r>
+        <w:rPr>
+          <w:b/>
+          <w:bCs/>
+          <w:sz w:val="24"/>
+          <w:szCs w:val="24"/>
+        </w:rPr>
+        <w:t>data versioning</w:t>
+      </w:r>
+      <w:r>
+        <w:rPr>
+          <w:sz w:val="24"/>
+          <w:szCs w:val="24"/>
+        </w:rPr>
+        <w:t xml:space="preserve"> </w:t>
+      </w:r>
+    </w:p>
+    <w:p>
+      <w:pPr>
+        <w:numPr>
+          <w:ilvl w:val="0"/>
+          <w:numId w:val="18"/>
+        </w:numPr>
+        <w:rPr>
+          <w:sz w:val="24"/>
+          <w:szCs w:val="24"/>
+        </w:rPr>
+      </w:pPr>
+      <w:r>
+        <w:rPr>
+          <w:sz w:val="24"/>
+          <w:szCs w:val="24"/>
+        </w:rPr>
+        <w:t xml:space="preserve">makes experiments reproducible </w:t>
+      </w:r>
+    </w:p>
+    <w:p>
+      <w:pPr>
+        <w:rPr>
+          <w:sz w:val="24"/>
+          <w:szCs w:val="24"/>
+        </w:rPr>
+      </w:pPr>
+      <w:r>
+        <w:rPr>
+          <w:sz w:val="24"/>
+          <w:szCs w:val="24"/>
+        </w:rPr>
+        <w:t>Best practice is to never overwrite raw data. Write each run to a dated or hashed prefix.</w:t>
+      </w:r>
+    </w:p>
+    <w:p>
+      <w:pPr>
+        <w:rPr>
+          <w:sz w:val="24"/>
+          <w:szCs w:val="24"/>
+        </w:rPr>
+      </w:pPr>
+      <w:r>
+        <w:rPr>
+          <w:sz w:val="24"/>
+          <w:szCs w:val="24"/>
+        </w:rPr>
+        <w:pict w14:anchorId="4ED017F9">
+          <v:rect id="_x0000_i1223" style="width:0;height:1.5pt" o:hralign="center" o:hrstd="t" o:hr="t" fillcolor="#a0a0a0" stroked="f"/>
+        </w:pict>
+      </w:r>
+    </w:p>
+    <w:p>
+      <w:pPr>
+        <w:rPr>
+          <w:b/>
+          <w:bCs/>
+          <w:sz w:val="24"/>
+          <w:szCs w:val="24"/>
+        </w:rPr>
+      </w:pPr>
+      <w:r>
+        <w:rPr>
+          <w:b/>
+          <w:bCs/>
+          <w:sz w:val="24"/>
+          <w:szCs w:val="24"/>
+        </w:rPr>
+        <w:t>2. Processing step</w:t>
+      </w:r>
+    </w:p>
+    <w:p>
+      <w:pPr>
+        <w:rPr>
+          <w:sz w:val="24"/>
+          <w:szCs w:val="24"/>
+        </w:rPr>
+      </w:pPr>
+      <w:r>
+        <w:rPr>
+          <w:sz w:val="24"/>
+          <w:szCs w:val="24"/>
+        </w:rPr>
+        <w:t xml:space="preserve">Use a SageMaker </w:t>
+      </w:r>
+      <w:proofErr w:type="spellStart"/>
+      <w:r>
+        <w:rPr>
+          <w:b/>
+          <w:bCs/>
+          <w:sz w:val="24"/>
+          <w:szCs w:val="24"/>
+        </w:rPr>
+        <w:t>ProcessingStep</w:t>
+      </w:r>
+      <w:proofErr w:type="spellEnd"/>
+      <w:r>
+        <w:rPr>
+          <w:sz w:val="24"/>
+          <w:szCs w:val="24"/>
+        </w:rPr>
+        <w:t xml:space="preserve"> here.</w:t>
+      </w:r>
+    </w:p>
+    <w:p>
+      <w:pPr>
+        <w:rPr>
+          <w:sz w:val="24"/>
+          <w:szCs w:val="24"/>
+        </w:rPr>
+      </w:pPr>
+      <w:r>
+        <w:rPr>
+          <w:sz w:val="24"/>
+          <w:szCs w:val="24"/>
+        </w:rPr>
+        <w:t>This step should:</w:t>
+      </w:r>
+    </w:p>
+    <w:p>
+      <w:pPr>
+        <w:numPr>
+          <w:ilvl w:val="0"/>
+          <w:numId w:val="19"/>
+        </w:numPr>
+        <w:rPr>
+          <w:sz w:val="24"/>
+          <w:szCs w:val="24"/>
+        </w:rPr>
+      </w:pPr>
+      <w:r>
+        <w:rPr>
+          <w:sz w:val="24"/>
+          <w:szCs w:val="24"/>
+        </w:rPr>
+        <w:t xml:space="preserve">drop </w:t>
+      </w:r>
+      <w:proofErr w:type="spellStart"/>
+      <w:r>
+        <w:rPr>
+          <w:sz w:val="24"/>
+          <w:szCs w:val="24"/>
+        </w:rPr>
+        <w:t>customerID</w:t>
+      </w:r>
+      <w:proofErr w:type="spellEnd"/>
+      <w:r>
+        <w:rPr>
+          <w:sz w:val="24"/>
+          <w:szCs w:val="24"/>
+        </w:rPr>
+        <w:t xml:space="preserve"> </w:t>
+      </w:r>
+    </w:p>
+    <w:p>
+      <w:pPr>
+        <w:numPr>
+          <w:ilvl w:val="0"/>
+          <w:numId w:val="19"/>
+        </w:numPr>
+        <w:rPr>
+          <w:sz w:val="24"/>
+          <w:szCs w:val="24"/>
+        </w:rPr>
+      </w:pPr>
+      <w:r>
+        <w:rPr>
+          <w:sz w:val="24"/>
+          <w:szCs w:val="24"/>
+        </w:rPr>
+        <w:t xml:space="preserve">convert </w:t>
+      </w:r>
+      <w:proofErr w:type="spellStart"/>
+      <w:r>
+        <w:rPr>
+          <w:sz w:val="24"/>
+          <w:szCs w:val="24"/>
+        </w:rPr>
+        <w:t>TotalCharges</w:t>
+      </w:r>
+      <w:proofErr w:type="spellEnd"/>
+      <w:r>
+        <w:rPr>
+          <w:sz w:val="24"/>
+          <w:szCs w:val="24"/>
+        </w:rPr>
+        <w:t xml:space="preserve"> </w:t>
+      </w:r>
+    </w:p>
+    <w:p>
+      <w:pPr>
+        <w:numPr>
+          <w:ilvl w:val="0"/>
+          <w:numId w:val="19"/>
+        </w:numPr>
+        <w:rPr>
+          <w:sz w:val="24"/>
+          <w:szCs w:val="24"/>
+        </w:rPr>
+      </w:pPr>
+      <w:r>
+        <w:rPr>
+          <w:sz w:val="24"/>
+          <w:szCs w:val="24"/>
+        </w:rPr>
+        <w:t xml:space="preserve">handle nulls </w:t>
+      </w:r>
+    </w:p>
+    <w:p>
+      <w:pPr>
+        <w:numPr>
+          <w:ilvl w:val="0"/>
+          <w:numId w:val="19"/>
+        </w:numPr>
+        <w:rPr>
+          <w:sz w:val="24"/>
+          <w:szCs w:val="24"/>
+        </w:rPr>
+      </w:pPr>
+      <w:r>
+        <w:rPr>
+          <w:sz w:val="24"/>
+          <w:szCs w:val="24"/>
+        </w:rPr>
+        <w:t xml:space="preserve">encode categories </w:t>
+      </w:r>
+    </w:p>
+    <w:p>
+      <w:pPr>
+        <w:numPr>
+          <w:ilvl w:val="0"/>
+          <w:numId w:val="19"/>
+        </w:numPr>
+        <w:rPr>
+          <w:sz w:val="24"/>
+          <w:szCs w:val="24"/>
+        </w:rPr>
+      </w:pPr>
+      <w:r>
+        <w:rPr>
+          <w:sz w:val="24"/>
+          <w:szCs w:val="24"/>
+        </w:rPr>
+        <w:t xml:space="preserve">scale numeric features if needed </w:t>
+      </w:r>
+    </w:p>
+    <w:p>
+      <w:pPr>
+        <w:numPr>
+          <w:ilvl w:val="0"/>
+          <w:numId w:val="19"/>
+        </w:numPr>
+        <w:rPr>
+          <w:sz w:val="24"/>
+          <w:szCs w:val="24"/>
+        </w:rPr>
+      </w:pPr>
+      <w:r>
+        <w:rPr>
+          <w:sz w:val="24"/>
+          <w:szCs w:val="24"/>
+        </w:rPr>
+        <w:t xml:space="preserve">split into train/validation/test </w:t>
+      </w:r>
+    </w:p>
+    <w:p>
+      <w:pPr>
+        <w:numPr>
+          <w:ilvl w:val="0"/>
+          <w:numId w:val="19"/>
+        </w:numPr>
+        <w:rPr>
+          <w:sz w:val="24"/>
+          <w:szCs w:val="24"/>
+        </w:rPr>
+      </w:pPr>
+      <w:r>
+        <w:rPr>
+          <w:sz w:val="24"/>
+          <w:szCs w:val="24"/>
+        </w:rPr>
+        <w:t xml:space="preserve">save processed CSVs to S3 </w:t>
+      </w:r>
+    </w:p>
+    <w:p>
+      <w:pPr>
+        <w:rPr>
+          <w:sz w:val="24"/>
+          <w:szCs w:val="24"/>
+        </w:rPr>
+      </w:pPr>
+      <w:r>
+        <w:rPr>
+          <w:sz w:val="24"/>
+          <w:szCs w:val="24"/>
+        </w:rPr>
+        <w:t>Outputs:</w:t>
+      </w:r>
+    </w:p>
+    <w:p>
+      <w:pPr>
+        <w:numPr>
+          <w:ilvl w:val="0"/>
+          <w:numId w:val="20"/>
+        </w:numPr>
+        <w:rPr>
+          <w:sz w:val="24"/>
+          <w:szCs w:val="24"/>
+        </w:rPr>
+      </w:pPr>
+      <w:r>
+        <w:rPr>
+          <w:sz w:val="24"/>
+          <w:szCs w:val="24"/>
+        </w:rPr>
+        <w:t xml:space="preserve">train.csv </w:t>
+      </w:r>
+    </w:p>
+    <w:p>
+      <w:pPr>
+        <w:numPr>
+          <w:ilvl w:val="0"/>
+          <w:numId w:val="20"/>
+        </w:numPr>
+        <w:rPr>
+          <w:sz w:val="24"/>
+          <w:szCs w:val="24"/>
+        </w:rPr>
+      </w:pPr>
+      <w:r>
+        <w:rPr>
+          <w:sz w:val="24"/>
+          <w:szCs w:val="24"/>
+        </w:rPr>
+        <w:t xml:space="preserve">validation.csv </w:t>
+      </w:r>
+    </w:p>
+    <w:p>
+      <w:pPr>
+        <w:numPr>
+          <w:ilvl w:val="0"/>
+          <w:numId w:val="20"/>
+        </w:numPr>
+        <w:rPr>
+          <w:sz w:val="24"/>
+          <w:szCs w:val="24"/>
+        </w:rPr>
+      </w:pPr>
+      <w:r>
+        <w:rPr>
+          <w:sz w:val="24"/>
+          <w:szCs w:val="24"/>
+        </w:rPr>
+        <w:t xml:space="preserve">test.csv  </w:t>
+      </w:r>
+    </w:p>
+    <w:p>
+      <w:pPr>
+        <w:rPr>
+          <w:sz w:val="24"/>
+          <w:szCs w:val="24"/>
+        </w:rPr>
+      </w:pPr>
+      <w:r>
+        <w:rPr>
+          <w:sz w:val="24"/>
+          <w:szCs w:val="24"/>
+        </w:rPr>
+        <w:t xml:space="preserve">This is the most important automation point because it guarantees inference data is shaped the same way every run. SageMaker Pipelines explicitly supports processing-style preprocessing as a first-class step. </w:t>
+      </w:r>
+    </w:p>
+    <w:p>
+      <w:pPr>
+        <w:rPr>
+          <w:sz w:val="24"/>
+          <w:szCs w:val="24"/>
+        </w:rPr>
+      </w:pPr>
+      <w:r>
+        <w:rPr>
+          <w:sz w:val="24"/>
+          <w:szCs w:val="24"/>
+        </w:rPr>
+        <w:pict w14:anchorId="2034806E">
+          <v:rect id="_x0000_i1224" style="width:0;height:1.5pt" o:hralign="center" o:hrstd="t" o:hr="t" fillcolor="#a0a0a0" stroked="f"/>
+        </w:pict>
+      </w:r>
+    </w:p>
+    <w:p>
+      <w:pPr>
+        <w:rPr>
+          <w:b/>
+          <w:bCs/>
+          <w:sz w:val="24"/>
+          <w:szCs w:val="24"/>
+        </w:rPr>
+      </w:pPr>
+      <w:r>
+        <w:rPr>
+          <w:b/>
+          <w:bCs/>
+          <w:sz w:val="24"/>
+          <w:szCs w:val="24"/>
+        </w:rPr>
+        <w:t>3. Hyperparameter tuning step</w:t>
+      </w:r>
+    </w:p>
+    <w:p>
+      <w:pPr>
+        <w:rPr>
+          <w:sz w:val="24"/>
+          <w:szCs w:val="24"/>
+        </w:rPr>
+      </w:pPr>
+      <w:r>
+        <w:rPr>
+          <w:sz w:val="24"/>
+          <w:szCs w:val="24"/>
+        </w:rPr>
+        <w:t xml:space="preserve">Use a </w:t>
+      </w:r>
+      <w:proofErr w:type="spellStart"/>
+      <w:r>
+        <w:rPr>
+          <w:b/>
+          <w:bCs/>
+          <w:sz w:val="24"/>
+          <w:szCs w:val="24"/>
+        </w:rPr>
+        <w:t>TuningStep</w:t>
+      </w:r>
+      <w:proofErr w:type="spellEnd"/>
+      <w:r>
+        <w:rPr>
+          <w:sz w:val="24"/>
+          <w:szCs w:val="24"/>
+        </w:rPr>
+        <w:t xml:space="preserve"> with </w:t>
+      </w:r>
+      <w:proofErr w:type="spellStart"/>
+      <w:r>
+        <w:rPr>
+          <w:sz w:val="24"/>
+          <w:szCs w:val="24"/>
+        </w:rPr>
+        <w:t>XGBoost</w:t>
+      </w:r>
+      <w:proofErr w:type="spellEnd"/>
+      <w:r>
+        <w:rPr>
+          <w:sz w:val="24"/>
+          <w:szCs w:val="24"/>
+        </w:rPr>
+        <w:t>.</w:t>
+      </w:r>
+    </w:p>
+    <w:p>
+      <w:pPr>
+        <w:rPr>
+          <w:sz w:val="24"/>
+          <w:szCs w:val="24"/>
+        </w:rPr>
+      </w:pPr>
+      <w:r>
+        <w:rPr>
+          <w:sz w:val="24"/>
+          <w:szCs w:val="24"/>
+        </w:rPr>
+        <w:lastRenderedPageBreak/>
+        <w:t>This step:</w:t>
+      </w:r>
+    </w:p>
+    <w:p>
+      <w:pPr>
+        <w:numPr>
+          <w:ilvl w:val="0"/>
+          <w:numId w:val="21"/>
+        </w:numPr>
+        <w:rPr>
+          <w:sz w:val="24"/>
+          <w:szCs w:val="24"/>
+        </w:rPr>
+      </w:pPr>
+      <w:r>
+        <w:rPr>
+          <w:sz w:val="24"/>
+          <w:szCs w:val="24"/>
+        </w:rPr>
+        <w:t xml:space="preserve">launches multiple training jobs with different hyperparameters </w:t>
+      </w:r>
+    </w:p>
+    <w:p>
+      <w:pPr>
+        <w:numPr>
+          <w:ilvl w:val="0"/>
+          <w:numId w:val="21"/>
+        </w:numPr>
+        <w:rPr>
+          <w:sz w:val="24"/>
+          <w:szCs w:val="24"/>
+        </w:rPr>
+      </w:pPr>
+      <w:r>
+        <w:rPr>
+          <w:sz w:val="24"/>
+          <w:szCs w:val="24"/>
+        </w:rPr>
+        <w:t xml:space="preserve">compares them using a target metric like </w:t>
+      </w:r>
+      <w:proofErr w:type="spellStart"/>
+      <w:proofErr w:type="gramStart"/>
+      <w:r>
+        <w:rPr>
+          <w:sz w:val="24"/>
+          <w:szCs w:val="24"/>
+        </w:rPr>
+        <w:t>validation:auc</w:t>
+      </w:r>
+      <w:proofErr w:type="spellEnd"/>
+      <w:proofErr w:type="gramEnd"/>
+      <w:r>
+        <w:rPr>
+          <w:sz w:val="24"/>
+          <w:szCs w:val="24"/>
+        </w:rPr>
+        <w:t xml:space="preserve"> </w:t>
+      </w:r>
+    </w:p>
+    <w:p>
+      <w:pPr>
+        <w:numPr>
+          <w:ilvl w:val="0"/>
+          <w:numId w:val="21"/>
+        </w:numPr>
+        <w:rPr>
+          <w:sz w:val="24"/>
+          <w:szCs w:val="24"/>
+        </w:rPr>
+      </w:pPr>
+      <w:r>
+        <w:rPr>
+          <w:sz w:val="24"/>
+          <w:szCs w:val="24"/>
+        </w:rPr>
+        <w:t xml:space="preserve">selects the best model artifact </w:t>
+      </w:r>
+    </w:p>
+    <w:p>
+      <w:pPr>
+        <w:rPr>
+          <w:sz w:val="24"/>
+          <w:szCs w:val="24"/>
+        </w:rPr>
+      </w:pPr>
+      <w:r>
+        <w:rPr>
+          <w:sz w:val="24"/>
+          <w:szCs w:val="24"/>
+        </w:rPr>
+        <w:t>Example search space:</w:t>
+      </w:r>
+    </w:p>
+    <w:p>
+      <w:pPr>
+        <w:numPr>
+          <w:ilvl w:val="0"/>
+          <w:numId w:val="22"/>
+        </w:numPr>
+        <w:rPr>
+          <w:sz w:val="24"/>
+          <w:szCs w:val="24"/>
+        </w:rPr>
+      </w:pPr>
+      <w:proofErr w:type="spellStart"/>
+      <w:r>
+        <w:rPr>
+          <w:sz w:val="24"/>
+          <w:szCs w:val="24"/>
+        </w:rPr>
+        <w:t>max_depth</w:t>
+      </w:r>
+      <w:proofErr w:type="spellEnd"/>
+      <w:r>
+        <w:rPr>
+          <w:sz w:val="24"/>
+          <w:szCs w:val="24"/>
+        </w:rPr>
+        <w:t xml:space="preserve"> </w:t>
+      </w:r>
+    </w:p>
+    <w:p>
+      <w:pPr>
+        <w:numPr>
+          <w:ilvl w:val="0"/>
+          <w:numId w:val="22"/>
+        </w:numPr>
+        <w:rPr>
+          <w:sz w:val="24"/>
+          <w:szCs w:val="24"/>
+        </w:rPr>
+      </w:pPr>
+      <w:r>
+        <w:rPr>
+          <w:sz w:val="24"/>
+          <w:szCs w:val="24"/>
+        </w:rPr>
+        <w:t xml:space="preserve">eta </w:t>
+      </w:r>
+    </w:p>
+    <w:p>
+      <w:pPr>
+        <w:numPr>
+          <w:ilvl w:val="0"/>
+          <w:numId w:val="22"/>
+        </w:numPr>
+        <w:rPr>
+          <w:sz w:val="24"/>
+          <w:szCs w:val="24"/>
+        </w:rPr>
+      </w:pPr>
+      <w:r>
+        <w:rPr>
+          <w:sz w:val="24"/>
+          <w:szCs w:val="24"/>
+        </w:rPr>
+        <w:t xml:space="preserve">subsample </w:t>
+      </w:r>
+    </w:p>
+    <w:p>
+      <w:pPr>
+        <w:rPr>
+          <w:sz w:val="24"/>
+          <w:szCs w:val="24"/>
+        </w:rPr>
+      </w:pPr>
+      <w:r>
+        <w:rPr>
+          <w:sz w:val="24"/>
+          <w:szCs w:val="24"/>
+        </w:rPr>
+        <w:t>This is better than a single training step because your task specifically asks for HPO.</w:t>
+      </w:r>
+    </w:p>
+    <w:p>
+      <w:pPr>
+        <w:rPr>
+          <w:sz w:val="24"/>
+          <w:szCs w:val="24"/>
+        </w:rPr>
+      </w:pPr>
+      <w:r>
+        <w:rPr>
+          <w:sz w:val="24"/>
+          <w:szCs w:val="24"/>
+        </w:rPr>
+        <w:pict w14:anchorId="192FAEB1">
+          <v:rect id="_x0000_i1225" style="width:0;height:1.5pt" o:hralign="center" o:hrstd="t" o:hr="t" fillcolor="#a0a0a0" stroked="f"/>
+        </w:pict>
+      </w:r>
+    </w:p>
+    <w:p>
+      <w:pPr>
+        <w:rPr>
+          <w:b/>
+          <w:bCs/>
+          <w:sz w:val="24"/>
+          <w:szCs w:val="24"/>
+        </w:rPr>
+      </w:pPr>
+      <w:r>
+        <w:rPr>
+          <w:b/>
+          <w:bCs/>
+          <w:sz w:val="24"/>
+          <w:szCs w:val="24"/>
+        </w:rPr>
+        <w:t>4. Evaluation step</w:t>
+      </w:r>
+    </w:p>
+    <w:p>
+      <w:pPr>
+        <w:rPr>
+          <w:sz w:val="24"/>
+          <w:szCs w:val="24"/>
+        </w:rPr>
+      </w:pPr>
+      <w:r>
+        <w:rPr>
+          <w:sz w:val="24"/>
+          <w:szCs w:val="24"/>
+        </w:rPr>
+        <w:t xml:space="preserve">Use a second </w:t>
+      </w:r>
+      <w:proofErr w:type="spellStart"/>
+      <w:r>
+        <w:rPr>
+          <w:b/>
+          <w:bCs/>
+          <w:sz w:val="24"/>
+          <w:szCs w:val="24"/>
+        </w:rPr>
+        <w:t>ProcessingStep</w:t>
+      </w:r>
+      <w:proofErr w:type="spellEnd"/>
+      <w:r>
+        <w:rPr>
+          <w:sz w:val="24"/>
+          <w:szCs w:val="24"/>
+        </w:rPr>
+        <w:t xml:space="preserve"> after tuning.</w:t>
+      </w:r>
+    </w:p>
+    <w:p>
+      <w:pPr>
+        <w:rPr>
+          <w:sz w:val="24"/>
+          <w:szCs w:val="24"/>
+        </w:rPr>
+      </w:pPr>
+      <w:r>
+        <w:rPr>
+          <w:sz w:val="24"/>
+          <w:szCs w:val="24"/>
+        </w:rPr>
+        <w:t>This step should:</w:t>
+      </w:r>
+    </w:p>
+    <w:p>
+      <w:pPr>
+        <w:numPr>
+          <w:ilvl w:val="0"/>
+          <w:numId w:val="23"/>
+        </w:numPr>
+        <w:rPr>
+          <w:sz w:val="24"/>
+          <w:szCs w:val="24"/>
+        </w:rPr>
+      </w:pPr>
+      <w:r>
+        <w:rPr>
+          <w:sz w:val="24"/>
+          <w:szCs w:val="24"/>
+        </w:rPr>
+        <w:t xml:space="preserve">load the best model artifact from tuning </w:t>
+      </w:r>
+    </w:p>
+    <w:p>
+      <w:pPr>
+        <w:numPr>
+          <w:ilvl w:val="0"/>
+          <w:numId w:val="23"/>
+        </w:numPr>
+        <w:rPr>
+          <w:sz w:val="24"/>
+          <w:szCs w:val="24"/>
+        </w:rPr>
+      </w:pPr>
+      <w:r>
+        <w:rPr>
+          <w:sz w:val="24"/>
+          <w:szCs w:val="24"/>
+        </w:rPr>
+        <w:t xml:space="preserve">score the validation or test set </w:t>
+      </w:r>
+    </w:p>
+    <w:p>
+      <w:pPr>
+        <w:numPr>
+          <w:ilvl w:val="0"/>
+          <w:numId w:val="23"/>
+        </w:numPr>
+        <w:rPr>
+          <w:sz w:val="24"/>
+          <w:szCs w:val="24"/>
+        </w:rPr>
+      </w:pPr>
+      <w:r>
+        <w:rPr>
+          <w:sz w:val="24"/>
+          <w:szCs w:val="24"/>
+        </w:rPr>
+        <w:t xml:space="preserve">compute: </w:t>
+      </w:r>
+    </w:p>
+    <w:p>
+      <w:pPr>
+        <w:numPr>
+          <w:ilvl w:val="1"/>
+          <w:numId w:val="23"/>
+        </w:numPr>
+        <w:rPr>
+          <w:sz w:val="24"/>
+          <w:szCs w:val="24"/>
+        </w:rPr>
+      </w:pPr>
+      <w:r>
+        <w:rPr>
+          <w:sz w:val="24"/>
+          <w:szCs w:val="24"/>
+        </w:rPr>
+        <w:t xml:space="preserve">ROC AUC </w:t>
+      </w:r>
+    </w:p>
+    <w:p>
+      <w:pPr>
+        <w:numPr>
+          <w:ilvl w:val="1"/>
+          <w:numId w:val="23"/>
+        </w:numPr>
+        <w:rPr>
+          <w:sz w:val="24"/>
+          <w:szCs w:val="24"/>
+        </w:rPr>
+      </w:pPr>
+      <w:r>
+        <w:rPr>
+          <w:sz w:val="24"/>
+          <w:szCs w:val="24"/>
+        </w:rPr>
+        <w:t xml:space="preserve">F1-score </w:t>
+      </w:r>
+    </w:p>
+    <w:p>
+      <w:pPr>
+        <w:numPr>
+          <w:ilvl w:val="1"/>
+          <w:numId w:val="23"/>
+        </w:numPr>
+        <w:rPr>
+          <w:sz w:val="24"/>
+          <w:szCs w:val="24"/>
+        </w:rPr>
+      </w:pPr>
+      <w:r>
+        <w:rPr>
+          <w:sz w:val="24"/>
+          <w:szCs w:val="24"/>
+        </w:rPr>
+        <w:t xml:space="preserve">precision </w:t>
+      </w:r>
+    </w:p>
+    <w:p>
+      <w:pPr>
+        <w:numPr>
+          <w:ilvl w:val="1"/>
+          <w:numId w:val="23"/>
+        </w:numPr>
+        <w:rPr>
+          <w:sz w:val="24"/>
+          <w:szCs w:val="24"/>
+        </w:rPr>
+      </w:pPr>
+      <w:r>
+        <w:rPr>
+          <w:sz w:val="24"/>
+          <w:szCs w:val="24"/>
+        </w:rPr>
+        <w:t xml:space="preserve">recall </w:t>
+      </w:r>
+    </w:p>
+    <w:p>
+      <w:pPr>
+        <w:numPr>
+          <w:ilvl w:val="1"/>
+          <w:numId w:val="23"/>
+        </w:numPr>
+        <w:rPr>
+          <w:sz w:val="24"/>
+          <w:szCs w:val="24"/>
+        </w:rPr>
+      </w:pPr>
+      <w:r>
+        <w:rPr>
+          <w:sz w:val="24"/>
+          <w:szCs w:val="24"/>
+        </w:rPr>
+        <w:t xml:space="preserve">confusion matrix </w:t>
+      </w:r>
+    </w:p>
+    <w:p>
+      <w:pPr>
+        <w:numPr>
+          <w:ilvl w:val="0"/>
+          <w:numId w:val="23"/>
+        </w:numPr>
+        <w:rPr>
+          <w:sz w:val="24"/>
+          <w:szCs w:val="24"/>
+        </w:rPr>
+      </w:pPr>
+      <w:r>
+        <w:rPr>
+          <w:sz w:val="24"/>
+          <w:szCs w:val="24"/>
+        </w:rPr>
+        <w:t xml:space="preserve">save a machine-readable </w:t>
+      </w:r>
+      <w:proofErr w:type="spellStart"/>
+      <w:proofErr w:type="gramStart"/>
+      <w:r>
+        <w:rPr>
+          <w:sz w:val="24"/>
+          <w:szCs w:val="24"/>
+        </w:rPr>
+        <w:t>evaluation.json</w:t>
+      </w:r>
+      <w:proofErr w:type="spellEnd"/>
+      <w:proofErr w:type="gramEnd"/>
+      <w:r>
+        <w:rPr>
+          <w:sz w:val="24"/>
+          <w:szCs w:val="24"/>
+        </w:rPr>
+        <w:t xml:space="preserve"> </w:t>
+      </w:r>
+    </w:p>
+    <w:p>
+      <w:pPr>
+        <w:rPr>
+          <w:sz w:val="24"/>
+          <w:szCs w:val="24"/>
+        </w:rPr>
+      </w:pPr>
+      <w:r>
+        <w:rPr>
+          <w:sz w:val="24"/>
+          <w:szCs w:val="24"/>
+        </w:rPr>
+        <w:t>Example contents:</w:t>
+      </w:r>
+    </w:p>
+    <w:p>
+      <w:pPr>
+        <w:rPr>
+          <w:sz w:val="24"/>
+          <w:szCs w:val="24"/>
+        </w:rPr>
+      </w:pPr>
+      <w:r>
+        <w:rPr>
+          <w:sz w:val="24"/>
+          <w:szCs w:val="24"/>
+        </w:rPr>
+        <w:t>{</w:t>
+      </w:r>
+      <w:r>
+        <w:rPr>
+          <w:sz w:val="24"/>
+          <w:szCs w:val="24"/>
+        </w:rPr>
+        <w:br/>
+        <w:t xml:space="preserve">  "</w:t>
+      </w:r>
+      <w:proofErr w:type="spellStart"/>
+      <w:r>
+        <w:rPr>
+          <w:sz w:val="24"/>
+          <w:szCs w:val="24"/>
+        </w:rPr>
+        <w:t>auc</w:t>
+      </w:r>
+      <w:proofErr w:type="spellEnd"/>
+      <w:r>
+        <w:rPr>
+          <w:sz w:val="24"/>
+          <w:szCs w:val="24"/>
+        </w:rPr>
+        <w:t>": 0.84,</w:t>
+      </w:r>
+      <w:r>
+        <w:rPr>
+          <w:sz w:val="24"/>
+          <w:szCs w:val="24"/>
+        </w:rPr>
+        <w:br/>
+        <w:t xml:space="preserve">  "f1": 0.68,</w:t>
+      </w:r>
+      <w:r>
+        <w:rPr>
+          <w:sz w:val="24"/>
+          <w:szCs w:val="24"/>
+        </w:rPr>
+        <w:br/>
+        <w:t xml:space="preserve">  "precision": 0.71,</w:t>
+      </w:r>
+      <w:r>
+        <w:rPr>
+          <w:sz w:val="24"/>
+          <w:szCs w:val="24"/>
+        </w:rPr>
+        <w:br/>
+        <w:t xml:space="preserve">  "recall": 0.65</w:t>
+      </w:r>
+      <w:r>
+        <w:rPr>
+          <w:sz w:val="24"/>
+          <w:szCs w:val="24"/>
+        </w:rPr>
+        <w:br/>
+        <w:t>}</w:t>
+      </w:r>
+    </w:p>
+    <w:p>
+      <w:pPr>
+        <w:rPr>
+          <w:sz w:val="24"/>
+          <w:szCs w:val="24"/>
+        </w:rPr>
+      </w:pPr>
+      <w:r>
+        <w:rPr>
+          <w:sz w:val="24"/>
+          <w:szCs w:val="24"/>
+        </w:rPr>
+        <w:t>This file is important because the next step can use it to decide whether the model is good enough.</w:t>
+      </w:r>
+    </w:p>
+    <w:p>
+      <w:pPr>
+        <w:rPr>
+          <w:sz w:val="24"/>
+          <w:szCs w:val="24"/>
+        </w:rPr>
+      </w:pPr>
+      <w:r>
+        <w:rPr>
+          <w:sz w:val="24"/>
+          <w:szCs w:val="24"/>
+        </w:rPr>
+        <w:lastRenderedPageBreak/>
+        <w:pict w14:anchorId="554D6EA7">
+          <v:rect id="_x0000_i1226" style="width:0;height:1.5pt" o:hralign="center" o:hrstd="t" o:hr="t" fillcolor="#a0a0a0" stroked="f"/>
+        </w:pict>
+      </w:r>
+    </w:p>
+    <w:p>
+      <w:pPr>
+        <w:rPr>
+          <w:b/>
+          <w:bCs/>
+          <w:sz w:val="24"/>
+          <w:szCs w:val="24"/>
+        </w:rPr>
+      </w:pPr>
+      <w:r>
+        <w:rPr>
+          <w:b/>
+          <w:bCs/>
+          <w:sz w:val="24"/>
+          <w:szCs w:val="24"/>
+        </w:rPr>
+        <w:t>5. Condition step</w:t>
+      </w:r>
+    </w:p>
+    <w:p>
+      <w:pPr>
+        <w:rPr>
+          <w:sz w:val="24"/>
+          <w:szCs w:val="24"/>
+        </w:rPr>
+      </w:pPr>
+      <w:r>
+        <w:rPr>
+          <w:sz w:val="24"/>
+          <w:szCs w:val="24"/>
+        </w:rPr>
+        <w:t xml:space="preserve">Use a </w:t>
+      </w:r>
+      <w:r>
+        <w:rPr>
+          <w:b/>
+          <w:bCs/>
+          <w:sz w:val="24"/>
+          <w:szCs w:val="24"/>
+        </w:rPr>
+        <w:t>ConditionStep</w:t>
+      </w:r>
+      <w:r>
+        <w:rPr>
+          <w:sz w:val="24"/>
+          <w:szCs w:val="24"/>
+        </w:rPr>
+        <w:t>.</w:t>
+      </w:r>
+    </w:p>
+    <w:p>
+      <w:pPr>
+        <w:rPr>
+          <w:sz w:val="24"/>
+          <w:szCs w:val="24"/>
+        </w:rPr>
+      </w:pPr>
+      <w:r>
+        <w:rPr>
+          <w:sz w:val="24"/>
+          <w:szCs w:val="24"/>
+        </w:rPr>
+        <w:t>Example rule:</w:t>
+      </w:r>
+    </w:p>
+    <w:p>
+      <w:pPr>
+        <w:numPr>
+          <w:ilvl w:val="0"/>
+          <w:numId w:val="24"/>
+        </w:numPr>
+        <w:rPr>
+          <w:sz w:val="24"/>
+          <w:szCs w:val="24"/>
+        </w:rPr>
+      </w:pPr>
+      <w:r>
+        <w:rPr>
+          <w:sz w:val="24"/>
+          <w:szCs w:val="24"/>
+        </w:rPr>
+        <w:t xml:space="preserve">if AUC &gt;= 0.80 and F1 &gt;= 0.65 → register the model </w:t>
+      </w:r>
+    </w:p>
+    <w:p>
+      <w:pPr>
+        <w:numPr>
+          <w:ilvl w:val="0"/>
+          <w:numId w:val="24"/>
+        </w:numPr>
+        <w:rPr>
+          <w:sz w:val="24"/>
+          <w:szCs w:val="24"/>
+        </w:rPr>
+      </w:pPr>
+      <w:r>
+        <w:rPr>
+          <w:sz w:val="24"/>
+          <w:szCs w:val="24"/>
+        </w:rPr>
+        <w:t xml:space="preserve">otherwise → fail or stop the pipeline </w:t>
+      </w:r>
+    </w:p>
+    <w:p>
+      <w:pPr>
+        <w:rPr>
+          <w:sz w:val="24"/>
+          <w:szCs w:val="24"/>
+        </w:rPr>
+      </w:pPr>
+      <w:r>
+        <w:rPr>
+          <w:sz w:val="24"/>
+          <w:szCs w:val="24"/>
+        </w:rPr>
+        <w:t xml:space="preserve">This is the automation piece that turns your workflow into actual </w:t>
+      </w:r>
+      <w:proofErr w:type="spellStart"/>
+      <w:r>
+        <w:rPr>
+          <w:sz w:val="24"/>
+          <w:szCs w:val="24"/>
+        </w:rPr>
+        <w:t>MLOps</w:t>
+      </w:r>
+      <w:proofErr w:type="spellEnd"/>
+      <w:r>
+        <w:rPr>
+          <w:sz w:val="24"/>
+          <w:szCs w:val="24"/>
+        </w:rPr>
+        <w:t xml:space="preserve"> instead of “train and hope.”</w:t>
+      </w:r>
+    </w:p>
+    <w:p>
+      <w:pPr>
+        <w:rPr>
+          <w:sz w:val="24"/>
+          <w:szCs w:val="24"/>
+        </w:rPr>
+      </w:pPr>
+      <w:r>
+        <w:rPr>
+          <w:sz w:val="24"/>
+          <w:szCs w:val="24"/>
+        </w:rPr>
+        <w:t xml:space="preserve">AWS supports conditional branching in Pipelines for exactly this kind of gating. </w:t>
+      </w:r>
+    </w:p>
+    <w:p>
+      <w:pPr>
+        <w:rPr>
+          <w:sz w:val="24"/>
+          <w:szCs w:val="24"/>
+        </w:rPr>
+      </w:pPr>
+      <w:r>
+        <w:rPr>
+          <w:sz w:val="24"/>
+          <w:szCs w:val="24"/>
+        </w:rPr>
+        <w:pict w14:anchorId="169AD8E8">
+          <v:rect id="_x0000_i1227" style="width:0;height:1.5pt" o:hralign="center" o:hrstd="t" o:hr="t" fillcolor="#a0a0a0" stroked="f"/>
+        </w:pict>
+      </w:r>
+    </w:p>
+    <w:p>
+      <w:pPr>
+        <w:rPr>
+          <w:b/>
+          <w:bCs/>
+          <w:sz w:val="24"/>
+          <w:szCs w:val="24"/>
+        </w:rPr>
+      </w:pPr>
+      <w:r>
+        <w:rPr>
+          <w:b/>
+          <w:bCs/>
+          <w:sz w:val="24"/>
+          <w:szCs w:val="24"/>
+        </w:rPr>
+        <w:t xml:space="preserve">6. </w:t>
+      </w:r>
+      <w:proofErr w:type="spellStart"/>
+      <w:r>
+        <w:rPr>
+          <w:b/>
+          <w:bCs/>
+          <w:sz w:val="24"/>
+          <w:szCs w:val="24"/>
+        </w:rPr>
+        <w:t>RegisterModel</w:t>
+      </w:r>
+      <w:proofErr w:type="spellEnd"/>
+      <w:r>
+        <w:rPr>
+          <w:b/>
+          <w:bCs/>
+          <w:sz w:val="24"/>
+          <w:szCs w:val="24"/>
+        </w:rPr>
+        <w:t xml:space="preserve"> step</w:t>
+      </w:r>
+    </w:p>
+    <w:p>
+      <w:pPr>
+        <w:rPr>
+          <w:sz w:val="24"/>
+          <w:szCs w:val="24"/>
+        </w:rPr>
+      </w:pPr>
+      <w:r>
+        <w:rPr>
+          <w:sz w:val="24"/>
+          <w:szCs w:val="24"/>
+        </w:rPr>
+        <w:t xml:space="preserve">If the model passes evaluation, use </w:t>
+      </w:r>
+      <w:proofErr w:type="spellStart"/>
+      <w:r>
+        <w:rPr>
+          <w:b/>
+          <w:bCs/>
+          <w:sz w:val="24"/>
+          <w:szCs w:val="24"/>
+        </w:rPr>
+        <w:t>RegisterModel</w:t>
+      </w:r>
+      <w:proofErr w:type="spellEnd"/>
+      <w:r>
+        <w:rPr>
+          <w:sz w:val="24"/>
+          <w:szCs w:val="24"/>
+        </w:rPr>
+        <w:t xml:space="preserve"> to add it to a model package group like:</w:t>
+      </w:r>
+    </w:p>
+    <w:p>
+      <w:pPr>
+        <w:rPr>
+          <w:sz w:val="24"/>
+          <w:szCs w:val="24"/>
+        </w:rPr>
+      </w:pPr>
+      <w:r>
+        <w:rPr>
+          <w:sz w:val="24"/>
+          <w:szCs w:val="24"/>
+        </w:rPr>
+        <w:t>churn-model-group</w:t>
+      </w:r>
+    </w:p>
+    <w:p>
+      <w:pPr>
+        <w:rPr>
+          <w:sz w:val="24"/>
+          <w:szCs w:val="24"/>
+        </w:rPr>
+      </w:pPr>
+      <w:r>
+        <w:rPr>
+          <w:sz w:val="24"/>
+          <w:szCs w:val="24"/>
+        </w:rPr>
+        <w:t xml:space="preserve">The Model Registry stores models as </w:t>
+      </w:r>
+      <w:r>
+        <w:rPr>
+          <w:b/>
+          <w:bCs/>
+          <w:sz w:val="24"/>
+          <w:szCs w:val="24"/>
+        </w:rPr>
+        <w:t>versioned model packages</w:t>
+      </w:r>
+      <w:r>
+        <w:rPr>
+          <w:sz w:val="24"/>
+          <w:szCs w:val="24"/>
+        </w:rPr>
+        <w:t xml:space="preserve"> inside a model package group, so every successful model becomes v1, v2, v3, and so on. </w:t>
+      </w:r>
+    </w:p>
+    <w:p>
+      <w:pPr>
+        <w:rPr>
+          <w:sz w:val="24"/>
+          <w:szCs w:val="24"/>
+        </w:rPr>
+      </w:pPr>
+      <w:r>
+        <w:rPr>
+          <w:sz w:val="24"/>
+          <w:szCs w:val="24"/>
+        </w:rPr>
+        <w:t xml:space="preserve">This gives you </w:t>
+      </w:r>
+      <w:r>
+        <w:rPr>
+          <w:b/>
+          <w:bCs/>
+          <w:sz w:val="24"/>
+          <w:szCs w:val="24"/>
+        </w:rPr>
+        <w:t>model versioning</w:t>
+      </w:r>
+      <w:r>
+        <w:rPr>
+          <w:sz w:val="24"/>
+          <w:szCs w:val="24"/>
+        </w:rPr>
+        <w:t>.</w:t>
+      </w:r>
+    </w:p>
+    <w:p>
+      <w:pPr>
+        <w:rPr>
+          <w:sz w:val="24"/>
+          <w:szCs w:val="24"/>
+        </w:rPr>
+      </w:pPr>
+      <w:r>
+        <w:rPr>
+          <w:sz w:val="24"/>
+          <w:szCs w:val="24"/>
+        </w:rPr>
+        <w:t>Store with the model:</w:t>
+      </w:r>
+    </w:p>
+    <w:p>
+      <w:pPr>
+        <w:numPr>
+          <w:ilvl w:val="0"/>
+          <w:numId w:val="25"/>
+        </w:numPr>
+        <w:rPr>
+          <w:sz w:val="24"/>
+          <w:szCs w:val="24"/>
+        </w:rPr>
+      </w:pPr>
+      <w:r>
+        <w:rPr>
+          <w:sz w:val="24"/>
+          <w:szCs w:val="24"/>
+        </w:rPr>
+        <w:t xml:space="preserve">model artifact path </w:t>
+      </w:r>
+    </w:p>
+    <w:p>
+      <w:pPr>
+        <w:numPr>
+          <w:ilvl w:val="0"/>
+          <w:numId w:val="25"/>
+        </w:numPr>
+        <w:rPr>
+          <w:sz w:val="24"/>
+          <w:szCs w:val="24"/>
+        </w:rPr>
+      </w:pPr>
+      <w:r>
+        <w:rPr>
+          <w:sz w:val="24"/>
+          <w:szCs w:val="24"/>
+        </w:rPr>
+        <w:t xml:space="preserve">inference image URI </w:t>
+      </w:r>
+    </w:p>
+    <w:p>
+      <w:pPr>
+        <w:numPr>
+          <w:ilvl w:val="0"/>
+          <w:numId w:val="25"/>
+        </w:numPr>
+        <w:rPr>
+          <w:sz w:val="24"/>
+          <w:szCs w:val="24"/>
+        </w:rPr>
+      </w:pPr>
+      <w:r>
+        <w:rPr>
+          <w:sz w:val="24"/>
+          <w:szCs w:val="24"/>
+        </w:rPr>
+        <w:t xml:space="preserve">evaluation metrics </w:t>
+      </w:r>
+    </w:p>
+    <w:p>
+      <w:pPr>
+        <w:numPr>
+          <w:ilvl w:val="0"/>
+          <w:numId w:val="25"/>
+        </w:numPr>
+        <w:rPr>
+          <w:sz w:val="24"/>
+          <w:szCs w:val="24"/>
+        </w:rPr>
+      </w:pPr>
+      <w:r>
+        <w:rPr>
+          <w:sz w:val="24"/>
+          <w:szCs w:val="24"/>
+        </w:rPr>
+        <w:t xml:space="preserve">approval status </w:t>
+      </w:r>
+    </w:p>
+    <w:p>
+      <w:pPr>
+        <w:numPr>
+          <w:ilvl w:val="0"/>
+          <w:numId w:val="25"/>
+        </w:numPr>
+        <w:rPr>
+          <w:sz w:val="24"/>
+          <w:szCs w:val="24"/>
+        </w:rPr>
+      </w:pPr>
+      <w:r>
+        <w:rPr>
+          <w:sz w:val="24"/>
+          <w:szCs w:val="24"/>
+        </w:rPr>
+        <w:t xml:space="preserve">tags like project/environment/date </w:t>
+      </w:r>
+    </w:p>
+    <w:p>
+      <w:pPr>
+        <w:rPr>
+          <w:sz w:val="24"/>
+          <w:szCs w:val="24"/>
+        </w:rPr>
+      </w:pPr>
+      <w:r>
+        <w:rPr>
+          <w:sz w:val="24"/>
+          <w:szCs w:val="24"/>
+        </w:rPr>
+        <w:pict w14:anchorId="4D8006C2">
+          <v:rect id="_x0000_i1228" style="width:0;height:1.5pt" o:hralign="center" o:hrstd="t" o:hr="t" fillcolor="#a0a0a0" stroked="f"/>
+        </w:pict>
+      </w:r>
+    </w:p>
+    <w:p>
+      <w:pPr>
+        <w:rPr>
+          <w:b/>
+          <w:bCs/>
+          <w:sz w:val="24"/>
+          <w:szCs w:val="24"/>
+        </w:rPr>
+      </w:pPr>
+      <w:r>
+        <w:rPr>
+          <w:b/>
+          <w:bCs/>
+          <w:sz w:val="24"/>
+          <w:szCs w:val="24"/>
+        </w:rPr>
+        <w:t>7. Approval stage</w:t>
+      </w:r>
+    </w:p>
+    <w:p>
+      <w:pPr>
+        <w:rPr>
+          <w:sz w:val="24"/>
+          <w:szCs w:val="24"/>
+        </w:rPr>
+      </w:pPr>
+      <w:r>
+        <w:rPr>
+          <w:sz w:val="24"/>
+          <w:szCs w:val="24"/>
+        </w:rPr>
+        <w:t>After registration, keep the model as:</w:t>
+      </w:r>
+    </w:p>
+    <w:p>
+      <w:pPr>
+        <w:numPr>
+          <w:ilvl w:val="0"/>
+          <w:numId w:val="26"/>
+        </w:numPr>
+        <w:rPr>
+          <w:sz w:val="24"/>
+          <w:szCs w:val="24"/>
+        </w:rPr>
+      </w:pPr>
+      <w:proofErr w:type="spellStart"/>
+      <w:r>
+        <w:rPr>
+          <w:sz w:val="24"/>
+          <w:szCs w:val="24"/>
+        </w:rPr>
+        <w:t>PendingManualApproval</w:t>
+      </w:r>
+      <w:proofErr w:type="spellEnd"/>
+      <w:r>
+        <w:rPr>
+          <w:sz w:val="24"/>
+          <w:szCs w:val="24"/>
+        </w:rPr>
+        <w:t xml:space="preserve"> initially </w:t>
+      </w:r>
+    </w:p>
+    <w:p>
+      <w:pPr>
+        <w:rPr>
+          <w:sz w:val="24"/>
+          <w:szCs w:val="24"/>
+        </w:rPr>
+      </w:pPr>
+      <w:r>
+        <w:rPr>
+          <w:sz w:val="24"/>
+          <w:szCs w:val="24"/>
+        </w:rPr>
+        <w:t xml:space="preserve">Then approve it manually after review, or automate approval if metrics are strong enough. SageMaker supports approval status transitions for registered model versions. </w:t>
+      </w:r>
+    </w:p>
+    <w:p>
+      <w:pPr>
+        <w:rPr>
+          <w:sz w:val="24"/>
+          <w:szCs w:val="24"/>
+        </w:rPr>
+      </w:pPr>
+      <w:r>
+        <w:rPr>
+          <w:sz w:val="24"/>
+          <w:szCs w:val="24"/>
+        </w:rPr>
+        <w:t>This is useful in companies because not every trained model should go straight to production. A little gatekeeping saves pain.</w:t>
+      </w:r>
+    </w:p>
+    <w:p>
+      <w:pPr>
+        <w:rPr>
+          <w:sz w:val="24"/>
+          <w:szCs w:val="24"/>
+        </w:rPr>
+      </w:pPr>
+      <w:r>
+        <w:rPr>
+          <w:sz w:val="24"/>
+          <w:szCs w:val="24"/>
+        </w:rPr>
+        <w:lastRenderedPageBreak/>
+        <w:pict w14:anchorId="43902F72">
+          <v:rect id="_x0000_i1229" style="width:0;height:1.5pt" o:hralign="center" o:hrstd="t" o:hr="t" fillcolor="#a0a0a0" stroked="f"/>
+        </w:pict>
+      </w:r>
+    </w:p>
+    <w:p>
+      <w:pPr>
+        <w:rPr>
+          <w:b/>
+          <w:bCs/>
+          <w:sz w:val="24"/>
+          <w:szCs w:val="24"/>
+        </w:rPr>
+      </w:pPr>
+      <w:r>
+        <w:rPr>
+          <w:b/>
+          <w:bCs/>
+          <w:sz w:val="24"/>
+          <w:szCs w:val="24"/>
+        </w:rPr>
+        <w:t>8. Batch transform deployment</w:t>
+      </w:r>
+    </w:p>
+    <w:p>
+      <w:pPr>
+        <w:rPr>
+          <w:sz w:val="24"/>
+          <w:szCs w:val="24"/>
+        </w:rPr>
+      </w:pPr>
+      <w:r>
+        <w:rPr>
+          <w:sz w:val="24"/>
+          <w:szCs w:val="24"/>
+        </w:rPr>
+        <w:t xml:space="preserve">For your assignment’s cost-sensitive deployment requirement, use </w:t>
+      </w:r>
+      <w:r>
+        <w:rPr>
+          <w:b/>
+          <w:bCs/>
+          <w:sz w:val="24"/>
+          <w:szCs w:val="24"/>
+        </w:rPr>
+        <w:t>Batch Transform</w:t>
+      </w:r>
+      <w:r>
+        <w:rPr>
+          <w:sz w:val="24"/>
+          <w:szCs w:val="24"/>
+        </w:rPr>
+        <w:t xml:space="preserve"> instead of a real-time endpoint.</w:t>
+      </w:r>
+    </w:p>
+    <w:p>
+      <w:pPr>
+        <w:rPr>
+          <w:sz w:val="24"/>
+          <w:szCs w:val="24"/>
+        </w:rPr>
+      </w:pPr>
+      <w:r>
+        <w:rPr>
+          <w:sz w:val="24"/>
+          <w:szCs w:val="24"/>
+        </w:rPr>
+        <w:t>Why:</w:t>
+      </w:r>
+    </w:p>
+    <w:p>
+      <w:pPr>
+        <w:numPr>
+          <w:ilvl w:val="0"/>
+          <w:numId w:val="27"/>
+        </w:numPr>
+        <w:rPr>
+          <w:sz w:val="24"/>
+          <w:szCs w:val="24"/>
+        </w:rPr>
+      </w:pPr>
+      <w:r>
+        <w:rPr>
+          <w:sz w:val="24"/>
+          <w:szCs w:val="24"/>
+        </w:rPr>
+        <w:t xml:space="preserve">cheaper than keeping an endpoint running </w:t>
+      </w:r>
+    </w:p>
+    <w:p>
+      <w:pPr>
+        <w:numPr>
+          <w:ilvl w:val="0"/>
+          <w:numId w:val="27"/>
+        </w:numPr>
+        <w:rPr>
+          <w:sz w:val="24"/>
+          <w:szCs w:val="24"/>
+        </w:rPr>
+      </w:pPr>
+      <w:r>
+        <w:rPr>
+          <w:sz w:val="24"/>
+          <w:szCs w:val="24"/>
+        </w:rPr>
+        <w:t xml:space="preserve">great for periodic churn scoring </w:t>
+      </w:r>
+    </w:p>
+    <w:p>
+      <w:pPr>
+        <w:numPr>
+          <w:ilvl w:val="0"/>
+          <w:numId w:val="27"/>
+        </w:numPr>
+        <w:rPr>
+          <w:sz w:val="24"/>
+          <w:szCs w:val="24"/>
+        </w:rPr>
+      </w:pPr>
+      <w:r>
+        <w:rPr>
+          <w:sz w:val="24"/>
+          <w:szCs w:val="24"/>
+        </w:rPr>
+        <w:t xml:space="preserve">fits “score a file of customers daily/weekly/monthly” </w:t>
+      </w:r>
+    </w:p>
+    <w:p>
+      <w:pPr>
+        <w:rPr>
+          <w:sz w:val="24"/>
+          <w:szCs w:val="24"/>
+        </w:rPr>
+      </w:pPr>
+      <w:r>
+        <w:rPr>
+          <w:sz w:val="24"/>
+          <w:szCs w:val="24"/>
+        </w:rPr>
+        <w:t>Input:</w:t>
+      </w:r>
+    </w:p>
+    <w:p>
+      <w:pPr>
+        <w:rPr>
+          <w:sz w:val="24"/>
+          <w:szCs w:val="24"/>
+        </w:rPr>
+      </w:pPr>
+      <w:r>
+        <w:rPr>
+          <w:sz w:val="24"/>
+          <w:szCs w:val="24"/>
+        </w:rPr>
+        <w:t>s3://bucket/telco-churn/inference/new_customers.csv</w:t>
+      </w:r>
+    </w:p>
+    <w:p>
+      <w:pPr>
+        <w:rPr>
+          <w:sz w:val="24"/>
+          <w:szCs w:val="24"/>
+        </w:rPr>
+      </w:pPr>
+      <w:r>
+        <w:rPr>
+          <w:sz w:val="24"/>
+          <w:szCs w:val="24"/>
+        </w:rPr>
+        <w:t>Output:</w:t>
+      </w:r>
+    </w:p>
+    <w:p>
+      <w:pPr>
+        <w:rPr>
+          <w:sz w:val="24"/>
+          <w:szCs w:val="24"/>
+        </w:rPr>
+      </w:pPr>
+      <w:r>
+        <w:rPr>
+          <w:sz w:val="24"/>
+          <w:szCs w:val="24"/>
+        </w:rPr>
+        <w:t>s3://bucket/telco-churn/predictions/YYYY-MM-DD/</w:t>
+      </w:r>
+    </w:p>
+    <w:p>
+      <w:pPr>
+        <w:rPr>
+          <w:sz w:val="24"/>
+          <w:szCs w:val="24"/>
+        </w:rPr>
+      </w:pPr>
+      <w:r>
+        <w:rPr>
+          <w:sz w:val="24"/>
+          <w:szCs w:val="24"/>
+        </w:rPr>
+        <w:t>This step is ideal for business workflows like “score all active customers every night.”</w:t>
+      </w:r>
+    </w:p>
+    <w:p>
+      <w:pPr>
+        <w:rPr>
+          <w:sz w:val="24"/>
+          <w:szCs w:val="24"/>
+        </w:rPr>
+      </w:pPr>
+      <w:r>
+        <w:rPr>
+          <w:sz w:val="24"/>
+          <w:szCs w:val="24"/>
+        </w:rPr>
+        <w:pict w14:anchorId="0D7902A2">
+          <v:rect id="_x0000_i1230" style="width:0;height:1.5pt" o:hralign="center" o:hrstd="t" o:hr="t" fillcolor="#a0a0a0" stroked="f"/>
+        </w:pict>
+      </w:r>
+    </w:p>
+    <w:p>
+      <w:pPr>
+        <w:rPr>
+          <w:b/>
+          <w:bCs/>
+          <w:sz w:val="24"/>
+          <w:szCs w:val="24"/>
+        </w:rPr>
+      </w:pPr>
+      <w:r>
+        <w:rPr>
+          <w:b/>
+          <w:bCs/>
+          <w:sz w:val="24"/>
+          <w:szCs w:val="24"/>
+        </w:rPr>
+        <w:t>9. Monitoring and retraining trigger</w:t>
+      </w:r>
+    </w:p>
+    <w:p>
+      <w:pPr>
+        <w:rPr>
+          <w:sz w:val="24"/>
+          <w:szCs w:val="24"/>
+        </w:rPr>
+      </w:pPr>
+      <w:r>
+        <w:rPr>
+          <w:sz w:val="24"/>
+          <w:szCs w:val="24"/>
+        </w:rPr>
+        <w:t>Conceptually, after batch predictions:</w:t>
+      </w:r>
+    </w:p>
+    <w:p>
+      <w:pPr>
+        <w:numPr>
+          <w:ilvl w:val="0"/>
+          <w:numId w:val="28"/>
+        </w:numPr>
+        <w:rPr>
+          <w:sz w:val="24"/>
+          <w:szCs w:val="24"/>
+        </w:rPr>
+      </w:pPr>
+      <w:r>
+        <w:rPr>
+          <w:sz w:val="24"/>
+          <w:szCs w:val="24"/>
+        </w:rPr>
+        <w:t xml:space="preserve">store predictions </w:t>
+      </w:r>
+    </w:p>
+    <w:p>
+      <w:pPr>
+        <w:numPr>
+          <w:ilvl w:val="0"/>
+          <w:numId w:val="28"/>
+        </w:numPr>
+        <w:rPr>
+          <w:sz w:val="24"/>
+          <w:szCs w:val="24"/>
+        </w:rPr>
+      </w:pPr>
+      <w:r>
+        <w:rPr>
+          <w:sz w:val="24"/>
+          <w:szCs w:val="24"/>
+        </w:rPr>
+        <w:t xml:space="preserve">later join with actual churn outcomes </w:t>
+      </w:r>
+    </w:p>
+    <w:p>
+      <w:pPr>
+        <w:numPr>
+          <w:ilvl w:val="0"/>
+          <w:numId w:val="28"/>
+        </w:numPr>
+        <w:rPr>
+          <w:sz w:val="24"/>
+          <w:szCs w:val="24"/>
+        </w:rPr>
+      </w:pPr>
+      <w:r>
+        <w:rPr>
+          <w:sz w:val="24"/>
+          <w:szCs w:val="24"/>
+        </w:rPr>
+        <w:t xml:space="preserve">monitor drift and performance decay </w:t>
+      </w:r>
+    </w:p>
+    <w:p>
+      <w:pPr>
+        <w:numPr>
+          <w:ilvl w:val="0"/>
+          <w:numId w:val="28"/>
+        </w:numPr>
+        <w:rPr>
+          <w:sz w:val="24"/>
+          <w:szCs w:val="24"/>
+        </w:rPr>
+      </w:pPr>
+      <w:r>
+        <w:rPr>
+          <w:sz w:val="24"/>
+          <w:szCs w:val="24"/>
+        </w:rPr>
+        <w:t xml:space="preserve">retrigger pipeline when needed </w:t>
+      </w:r>
+    </w:p>
+    <w:p>
+      <w:pPr>
+        <w:rPr>
+          <w:sz w:val="24"/>
+          <w:szCs w:val="24"/>
+        </w:rPr>
+      </w:pPr>
+      <w:r>
+        <w:rPr>
+          <w:sz w:val="24"/>
+          <w:szCs w:val="24"/>
+        </w:rPr>
+        <w:t>For example:</w:t>
+      </w:r>
+    </w:p>
+    <w:p>
+      <w:pPr>
+        <w:numPr>
+          <w:ilvl w:val="0"/>
+          <w:numId w:val="29"/>
+        </w:numPr>
+        <w:rPr>
+          <w:sz w:val="24"/>
+          <w:szCs w:val="24"/>
+        </w:rPr>
+      </w:pPr>
+      <w:r>
+        <w:rPr>
+          <w:sz w:val="24"/>
+          <w:szCs w:val="24"/>
+        </w:rPr>
+        <w:t xml:space="preserve">if AUC drops below 0.75 </w:t>
+      </w:r>
+    </w:p>
+    <w:p>
+      <w:pPr>
+        <w:numPr>
+          <w:ilvl w:val="0"/>
+          <w:numId w:val="29"/>
+        </w:numPr>
+        <w:rPr>
+          <w:sz w:val="24"/>
+          <w:szCs w:val="24"/>
+        </w:rPr>
+      </w:pPr>
+      <w:r>
+        <w:rPr>
+          <w:sz w:val="24"/>
+          <w:szCs w:val="24"/>
+        </w:rPr>
+        <w:t xml:space="preserve">if input feature distributions drift </w:t>
+      </w:r>
+    </w:p>
+    <w:p>
+      <w:pPr>
+        <w:numPr>
+          <w:ilvl w:val="0"/>
+          <w:numId w:val="29"/>
+        </w:numPr>
+        <w:rPr>
+          <w:sz w:val="24"/>
+          <w:szCs w:val="24"/>
+        </w:rPr>
+      </w:pPr>
+      <w:r>
+        <w:rPr>
+          <w:sz w:val="24"/>
+          <w:szCs w:val="24"/>
+        </w:rPr>
+        <w:t xml:space="preserve">if monthly churn </w:t>
+      </w:r>
+      <w:proofErr w:type="spellStart"/>
+      <w:r>
+        <w:rPr>
+          <w:sz w:val="24"/>
+          <w:szCs w:val="24"/>
+        </w:rPr>
+        <w:t>behavior</w:t>
+      </w:r>
+      <w:proofErr w:type="spellEnd"/>
+      <w:r>
+        <w:rPr>
+          <w:sz w:val="24"/>
+          <w:szCs w:val="24"/>
+        </w:rPr>
+        <w:t xml:space="preserve"> changes </w:t>
+      </w:r>
+    </w:p>
+    <w:p>
+      <w:pPr>
+        <w:rPr>
+          <w:sz w:val="24"/>
+          <w:szCs w:val="24"/>
+        </w:rPr>
+      </w:pPr>
+      <w:r>
+        <w:rPr>
+          <w:sz w:val="24"/>
+          <w:szCs w:val="24"/>
+        </w:rPr>
+        <w:t xml:space="preserve">That closes the </w:t>
+      </w:r>
+      <w:proofErr w:type="spellStart"/>
+      <w:r>
+        <w:rPr>
+          <w:sz w:val="24"/>
+          <w:szCs w:val="24"/>
+        </w:rPr>
+        <w:t>MLOps</w:t>
+      </w:r>
+      <w:proofErr w:type="spellEnd"/>
+      <w:r>
+        <w:rPr>
+          <w:sz w:val="24"/>
+          <w:szCs w:val="24"/>
+        </w:rPr>
+        <w:t xml:space="preserve"> loop.</w:t>
+      </w:r>
+    </w:p>
+    <w:p>
+      <w:pPr>
+        <w:rPr>
+          <w:sz w:val="24"/>
+          <w:szCs w:val="24"/>
+        </w:rPr>
+      </w:pPr>
+      <w:r>
+        <w:rPr>
+          <w:sz w:val="24"/>
+          <w:szCs w:val="24"/>
+        </w:rPr>
+        <w:pict w14:anchorId="7666A8A3">
+          <v:rect id="_x0000_i1231" style="width:0;height:1.5pt" o:hralign="center" o:hrstd="t" o:hr="t" fillcolor="#a0a0a0" stroked="f"/>
+        </w:pict>
+      </w:r>
+    </w:p>
+    <w:p>
+      <w:pPr>
+        <w:rPr>
+          <w:b/>
+          <w:bCs/>
+          <w:sz w:val="24"/>
+          <w:szCs w:val="24"/>
+        </w:rPr>
+      </w:pPr>
+      <w:r>
+        <w:rPr>
+          <w:b/>
+          <w:bCs/>
+          <w:sz w:val="24"/>
+          <w:szCs w:val="24"/>
+        </w:rPr>
+        <w:t>How data versioning fits in</w:t>
+      </w:r>
+    </w:p>
+    <w:p>
+      <w:pPr>
+        <w:rPr>
+          <w:sz w:val="24"/>
+          <w:szCs w:val="24"/>
+        </w:rPr>
+      </w:pPr>
+      <w:r>
+        <w:rPr>
+          <w:sz w:val="24"/>
+          <w:szCs w:val="24"/>
+        </w:rPr>
+        <w:t>Use S3 prefixes with run IDs, timestamps, or dataset versions:</w:t>
+      </w:r>
+    </w:p>
+    <w:p>
+      <w:pPr>
+        <w:rPr>
+          <w:sz w:val="24"/>
+          <w:szCs w:val="24"/>
+        </w:rPr>
+      </w:pPr>
+      <w:r>
+        <w:rPr>
+          <w:sz w:val="24"/>
+          <w:szCs w:val="24"/>
+        </w:rPr>
+        <w:t>raw/v1/</w:t>
+      </w:r>
+      <w:r>
+        <w:rPr>
+          <w:sz w:val="24"/>
+          <w:szCs w:val="24"/>
+        </w:rPr>
+        <w:br/>
+        <w:t>raw/2026-03-24/</w:t>
+      </w:r>
+      <w:r>
+        <w:rPr>
+          <w:sz w:val="24"/>
+          <w:szCs w:val="24"/>
+        </w:rPr>
+        <w:br/>
+      </w:r>
+      <w:r>
+        <w:rPr>
+          <w:sz w:val="24"/>
+          <w:szCs w:val="24"/>
+        </w:rPr>
+        <w:lastRenderedPageBreak/>
+        <w:t>processed/run-001/</w:t>
+      </w:r>
+      <w:r>
+        <w:rPr>
+          <w:sz w:val="24"/>
+          <w:szCs w:val="24"/>
+        </w:rPr>
+        <w:br/>
+        <w:t>processed/run-002/</w:t>
+      </w:r>
+    </w:p>
+    <w:p>
+      <w:pPr>
+        <w:rPr>
+          <w:sz w:val="24"/>
+          <w:szCs w:val="24"/>
+        </w:rPr>
+      </w:pPr>
+      <w:r>
+        <w:rPr>
+          <w:sz w:val="24"/>
+          <w:szCs w:val="24"/>
+        </w:rPr>
+        <w:t>Version:</w:t>
+      </w:r>
+    </w:p>
+    <w:p>
+      <w:pPr>
+        <w:numPr>
+          <w:ilvl w:val="0"/>
+          <w:numId w:val="30"/>
+        </w:numPr>
+        <w:rPr>
+          <w:sz w:val="24"/>
+          <w:szCs w:val="24"/>
+        </w:rPr>
+      </w:pPr>
+      <w:r>
+        <w:rPr>
+          <w:sz w:val="24"/>
+          <w:szCs w:val="24"/>
+        </w:rPr>
+        <w:t xml:space="preserve">raw source data </w:t>
+      </w:r>
+    </w:p>
+    <w:p>
+      <w:pPr>
+        <w:numPr>
+          <w:ilvl w:val="0"/>
+          <w:numId w:val="30"/>
+        </w:numPr>
+        <w:rPr>
+          <w:sz w:val="24"/>
+          <w:szCs w:val="24"/>
+        </w:rPr>
+      </w:pPr>
+      <w:r>
+        <w:rPr>
+          <w:sz w:val="24"/>
+          <w:szCs w:val="24"/>
+        </w:rPr>
+        <w:t>processed train/</w:t>
+      </w:r>
+      <w:proofErr w:type="spellStart"/>
+      <w:r>
+        <w:rPr>
+          <w:sz w:val="24"/>
+          <w:szCs w:val="24"/>
+        </w:rPr>
+        <w:t>val</w:t>
+      </w:r>
+      <w:proofErr w:type="spellEnd"/>
+      <w:r>
+        <w:rPr>
+          <w:sz w:val="24"/>
+          <w:szCs w:val="24"/>
+        </w:rPr>
+        <w:t xml:space="preserve">/test splits </w:t>
+      </w:r>
+    </w:p>
+    <w:p>
+      <w:pPr>
+        <w:numPr>
+          <w:ilvl w:val="0"/>
+          <w:numId w:val="30"/>
+        </w:numPr>
+        <w:rPr>
+          <w:sz w:val="24"/>
+          <w:szCs w:val="24"/>
+        </w:rPr>
+      </w:pPr>
+      <w:r>
+        <w:rPr>
+          <w:sz w:val="24"/>
+          <w:szCs w:val="24"/>
+        </w:rPr>
+        <w:t xml:space="preserve">evaluation reports </w:t>
+      </w:r>
+    </w:p>
+    <w:p>
+      <w:pPr>
+        <w:numPr>
+          <w:ilvl w:val="0"/>
+          <w:numId w:val="30"/>
+        </w:numPr>
+        <w:rPr>
+          <w:sz w:val="24"/>
+          <w:szCs w:val="24"/>
+        </w:rPr>
+      </w:pPr>
+      <w:r>
+        <w:rPr>
+          <w:sz w:val="24"/>
+          <w:szCs w:val="24"/>
+        </w:rPr>
+        <w:t xml:space="preserve">batch predictions </w:t>
+      </w:r>
+    </w:p>
+    <w:p>
+      <w:pPr>
+        <w:rPr>
+          <w:sz w:val="24"/>
+          <w:szCs w:val="24"/>
+        </w:rPr>
+      </w:pPr>
+      <w:r>
+        <w:rPr>
+          <w:sz w:val="24"/>
+          <w:szCs w:val="24"/>
+        </w:rPr>
+        <w:t>This makes every model traceable back to the exact data it was trained on.</w:t>
+      </w:r>
+    </w:p>
+    <w:p>
+      <w:pPr>
+        <w:rPr>
+          <w:sz w:val="24"/>
+          <w:szCs w:val="24"/>
+        </w:rPr>
+      </w:pPr>
+      <w:r>
+        <w:rPr>
+          <w:sz w:val="24"/>
+          <w:szCs w:val="24"/>
+        </w:rPr>
+        <w:pict w14:anchorId="5B60605C">
+          <v:rect id="_x0000_i1232" style="width:0;height:1.5pt" o:hralign="center" o:hrstd="t" o:hr="t" fillcolor="#a0a0a0" stroked="f"/>
+        </w:pict>
+      </w:r>
+    </w:p>
+    <w:p>
+      <w:pPr>
+        <w:rPr>
+          <w:b/>
+          <w:bCs/>
+          <w:sz w:val="24"/>
+          <w:szCs w:val="24"/>
+        </w:rPr>
+      </w:pPr>
+      <w:r>
+        <w:rPr>
+          <w:b/>
+          <w:bCs/>
+          <w:sz w:val="24"/>
+          <w:szCs w:val="24"/>
+        </w:rPr>
+        <w:t>How model versioning fits in</w:t>
+      </w:r>
+    </w:p>
+    <w:p>
+      <w:pPr>
+        <w:rPr>
+          <w:sz w:val="24"/>
+          <w:szCs w:val="24"/>
+        </w:rPr>
+      </w:pPr>
+      <w:r>
+        <w:rPr>
+          <w:sz w:val="24"/>
+          <w:szCs w:val="24"/>
+        </w:rPr>
+        <w:t>Use SageMaker Model Registry:</w:t>
+      </w:r>
+    </w:p>
+    <w:p>
+      <w:pPr>
+        <w:numPr>
+          <w:ilvl w:val="0"/>
+          <w:numId w:val="31"/>
+        </w:numPr>
+        <w:rPr>
+          <w:sz w:val="24"/>
+          <w:szCs w:val="24"/>
+        </w:rPr>
+      </w:pPr>
+      <w:r>
+        <w:rPr>
+          <w:sz w:val="24"/>
+          <w:szCs w:val="24"/>
+        </w:rPr>
+        <w:t xml:space="preserve">one model package group: churn-model-group </w:t>
+      </w:r>
+    </w:p>
+    <w:p>
+      <w:pPr>
+        <w:numPr>
+          <w:ilvl w:val="0"/>
+          <w:numId w:val="31"/>
+        </w:numPr>
+        <w:rPr>
+          <w:sz w:val="24"/>
+          <w:szCs w:val="24"/>
+        </w:rPr>
+      </w:pPr>
+      <w:r>
+        <w:rPr>
+          <w:sz w:val="24"/>
+          <w:szCs w:val="24"/>
+        </w:rPr>
+        <w:t xml:space="preserve">each successful run becomes a new version </w:t>
+      </w:r>
+    </w:p>
+    <w:p>
+      <w:pPr>
+        <w:rPr>
+          <w:sz w:val="24"/>
+          <w:szCs w:val="24"/>
+        </w:rPr>
+      </w:pPr>
+      <w:r>
+        <w:rPr>
+          <w:sz w:val="24"/>
+          <w:szCs w:val="24"/>
+        </w:rPr>
+        <w:t>Track:</w:t>
+      </w:r>
+    </w:p>
+    <w:p>
+      <w:pPr>
+        <w:numPr>
+          <w:ilvl w:val="0"/>
+          <w:numId w:val="32"/>
+        </w:numPr>
+        <w:rPr>
+          <w:sz w:val="24"/>
+          <w:szCs w:val="24"/>
+        </w:rPr>
+      </w:pPr>
+      <w:r>
+        <w:rPr>
+          <w:sz w:val="24"/>
+          <w:szCs w:val="24"/>
+        </w:rPr>
+        <w:t xml:space="preserve">model artifact </w:t>
+      </w:r>
+    </w:p>
+    <w:p>
+      <w:pPr>
+        <w:numPr>
+          <w:ilvl w:val="0"/>
+          <w:numId w:val="32"/>
+        </w:numPr>
+        <w:rPr>
+          <w:sz w:val="24"/>
+          <w:szCs w:val="24"/>
+        </w:rPr>
+      </w:pPr>
+      <w:r>
+        <w:rPr>
+          <w:sz w:val="24"/>
+          <w:szCs w:val="24"/>
+        </w:rPr>
+        <w:t xml:space="preserve">hyperparameters </w:t>
+      </w:r>
+    </w:p>
+    <w:p>
+      <w:pPr>
+        <w:numPr>
+          <w:ilvl w:val="0"/>
+          <w:numId w:val="32"/>
+        </w:numPr>
+        <w:rPr>
+          <w:sz w:val="24"/>
+          <w:szCs w:val="24"/>
+        </w:rPr>
+      </w:pPr>
+      <w:r>
+        <w:rPr>
+          <w:sz w:val="24"/>
+          <w:szCs w:val="24"/>
+        </w:rPr>
+        <w:t xml:space="preserve">metrics </w:t>
+      </w:r>
+    </w:p>
+    <w:p>
+      <w:pPr>
+        <w:numPr>
+          <w:ilvl w:val="0"/>
+          <w:numId w:val="32"/>
+        </w:numPr>
+        <w:rPr>
+          <w:sz w:val="24"/>
+          <w:szCs w:val="24"/>
+        </w:rPr>
+      </w:pPr>
+      <w:r>
+        <w:rPr>
+          <w:sz w:val="24"/>
+          <w:szCs w:val="24"/>
+        </w:rPr>
+        <w:t xml:space="preserve">approval state </w:t>
+      </w:r>
+    </w:p>
+    <w:p>
+      <w:pPr>
+        <w:rPr>
+          <w:sz w:val="24"/>
+          <w:szCs w:val="24"/>
+        </w:rPr>
+      </w:pPr>
+      <w:r>
+        <w:rPr>
+          <w:sz w:val="24"/>
+          <w:szCs w:val="24"/>
+        </w:rPr>
+        <w:t>That gives you clean rollback capability. If model v5 is weird, you can go back to v4 without drama.</w:t>
+      </w:r>
+    </w:p>
+    <w:p>
+      <w:pPr>
+        <w:rPr>
+          <w:sz w:val="24"/>
+          <w:szCs w:val="24"/>
+        </w:rPr>
+      </w:pPr>
+      <w:r>
+        <w:rPr>
+          <w:sz w:val="24"/>
+          <w:szCs w:val="24"/>
+        </w:rPr>
+        <w:pict w14:anchorId="1B5DA009">
+          <v:rect id="_x0000_i1233" style="width:0;height:1.5pt" o:hralign="center" o:hrstd="t" o:hr="t" fillcolor="#a0a0a0" stroked="f"/>
+        </w:pict>
+      </w:r>
+    </w:p>
+    <w:p>
+      <w:pPr>
+        <w:rPr>
+          <w:b/>
+          <w:bCs/>
+          <w:sz w:val="24"/>
+          <w:szCs w:val="24"/>
+        </w:rPr>
+      </w:pPr>
+      <w:r>
+        <w:rPr>
+          <w:b/>
+          <w:bCs/>
+          <w:sz w:val="24"/>
+          <w:szCs w:val="24"/>
+        </w:rPr>
+        <w:t>How continuous integration fits in</w:t>
+      </w:r>
+    </w:p>
+    <w:p>
+      <w:pPr>
+        <w:rPr>
+          <w:sz w:val="24"/>
+          <w:szCs w:val="24"/>
+        </w:rPr>
+      </w:pPr>
+      <w:r>
+        <w:rPr>
+          <w:sz w:val="24"/>
+          <w:szCs w:val="24"/>
+        </w:rPr>
+        <w:t>CI can be wired like this:</w:t>
+      </w:r>
+    </w:p>
+    <w:p>
+      <w:pPr>
+        <w:numPr>
+          <w:ilvl w:val="0"/>
+          <w:numId w:val="33"/>
+        </w:numPr>
+        <w:rPr>
+          <w:sz w:val="24"/>
+          <w:szCs w:val="24"/>
+        </w:rPr>
+      </w:pPr>
+      <w:r>
+        <w:rPr>
+          <w:sz w:val="24"/>
+          <w:szCs w:val="24"/>
+        </w:rPr>
+        <w:t>code changes pushed to GitHub/</w:t>
+      </w:r>
+      <w:proofErr w:type="spellStart"/>
+      <w:r>
+        <w:rPr>
+          <w:sz w:val="24"/>
+          <w:szCs w:val="24"/>
+        </w:rPr>
+        <w:t>CodeCommit</w:t>
+      </w:r>
+      <w:proofErr w:type="spellEnd"/>
+      <w:r>
+        <w:rPr>
+          <w:sz w:val="24"/>
+          <w:szCs w:val="24"/>
+        </w:rPr>
+        <w:t xml:space="preserve"> </w:t>
+      </w:r>
+    </w:p>
+    <w:p>
+      <w:pPr>
+        <w:numPr>
+          <w:ilvl w:val="0"/>
+          <w:numId w:val="33"/>
+        </w:numPr>
+        <w:rPr>
+          <w:sz w:val="24"/>
+          <w:szCs w:val="24"/>
+        </w:rPr>
+      </w:pPr>
+      <w:r>
+        <w:rPr>
+          <w:sz w:val="24"/>
+          <w:szCs w:val="24"/>
+        </w:rPr>
+        <w:t xml:space="preserve">CI pipeline runs linting/tests on preprocessing and training scripts </w:t>
+      </w:r>
+    </w:p>
+    <w:p>
+      <w:pPr>
+        <w:numPr>
+          <w:ilvl w:val="0"/>
+          <w:numId w:val="33"/>
+        </w:numPr>
+        <w:rPr>
+          <w:sz w:val="24"/>
+          <w:szCs w:val="24"/>
+        </w:rPr>
+      </w:pPr>
+      <w:r>
+        <w:rPr>
+          <w:sz w:val="24"/>
+          <w:szCs w:val="24"/>
+        </w:rPr>
+        <w:t xml:space="preserve">if tests pass, trigger SageMaker Pipeline execution </w:t>
+      </w:r>
+    </w:p>
+    <w:p>
+      <w:pPr>
+        <w:numPr>
+          <w:ilvl w:val="0"/>
+          <w:numId w:val="33"/>
+        </w:numPr>
+        <w:rPr>
+          <w:sz w:val="24"/>
+          <w:szCs w:val="24"/>
+        </w:rPr>
+      </w:pPr>
+      <w:r>
+        <w:rPr>
+          <w:sz w:val="24"/>
+          <w:szCs w:val="24"/>
+        </w:rPr>
+        <w:t xml:space="preserve">pipeline trains/evaluates/registers automatically </w:t>
+      </w:r>
+    </w:p>
+    <w:p>
+      <w:pPr>
+        <w:rPr>
+          <w:sz w:val="24"/>
+          <w:szCs w:val="24"/>
+        </w:rPr>
+      </w:pPr>
+      <w:proofErr w:type="gramStart"/>
+      <w:r>
+        <w:rPr>
+          <w:sz w:val="24"/>
+          <w:szCs w:val="24"/>
+        </w:rPr>
+        <w:t>So</w:t>
+      </w:r>
+      <w:proofErr w:type="gramEnd"/>
+      <w:r>
+        <w:rPr>
+          <w:sz w:val="24"/>
+          <w:szCs w:val="24"/>
+        </w:rPr>
+        <w:t xml:space="preserve"> CI validates the code; SageMaker Pipeline validates the model.</w:t>
+      </w:r>
+    </w:p>
+    <w:p>
+      <w:pPr>
+        <w:rPr>
+          <w:sz w:val="24"/>
+          <w:szCs w:val="24"/>
+        </w:rPr>
+      </w:pPr>
+      <w:r>
+        <w:rPr>
+          <w:sz w:val="24"/>
+          <w:szCs w:val="24"/>
+        </w:rPr>
+        <w:t>Typical CI checks:</w:t>
+      </w:r>
+    </w:p>
+    <w:p>
+      <w:pPr>
+        <w:numPr>
+          <w:ilvl w:val="0"/>
+          <w:numId w:val="34"/>
+        </w:numPr>
+        <w:rPr>
+          <w:sz w:val="24"/>
+          <w:szCs w:val="24"/>
+        </w:rPr>
+      </w:pPr>
+      <w:r>
+        <w:rPr>
+          <w:sz w:val="24"/>
+          <w:szCs w:val="24"/>
+        </w:rPr>
+        <w:t xml:space="preserve">preprocessing script runs </w:t>
+      </w:r>
+    </w:p>
+    <w:p>
+      <w:pPr>
+        <w:numPr>
+          <w:ilvl w:val="0"/>
+          <w:numId w:val="34"/>
+        </w:numPr>
+        <w:rPr>
+          <w:sz w:val="24"/>
+          <w:szCs w:val="24"/>
+        </w:rPr>
+      </w:pPr>
+      <w:r>
+        <w:rPr>
+          <w:sz w:val="24"/>
+          <w:szCs w:val="24"/>
+        </w:rPr>
+        <w:lastRenderedPageBreak/>
+        <w:t xml:space="preserve">schema is unchanged </w:t>
+      </w:r>
+    </w:p>
+    <w:p>
+      <w:pPr>
+        <w:numPr>
+          <w:ilvl w:val="0"/>
+          <w:numId w:val="34"/>
+        </w:numPr>
+        <w:rPr>
+          <w:sz w:val="24"/>
+          <w:szCs w:val="24"/>
+        </w:rPr>
+      </w:pPr>
+      <w:r>
+        <w:rPr>
+          <w:sz w:val="24"/>
+          <w:szCs w:val="24"/>
+        </w:rPr>
+        <w:t xml:space="preserve">unit tests for feature engineering </w:t>
+      </w:r>
+    </w:p>
+    <w:p>
+      <w:pPr>
+        <w:numPr>
+          <w:ilvl w:val="0"/>
+          <w:numId w:val="34"/>
+        </w:numPr>
+        <w:rPr>
+          <w:sz w:val="24"/>
+          <w:szCs w:val="24"/>
+        </w:rPr>
+      </w:pPr>
+      <w:r>
+        <w:rPr>
+          <w:sz w:val="24"/>
+          <w:szCs w:val="24"/>
+        </w:rPr>
+        <w:t xml:space="preserve">no broken imports </w:t>
+      </w:r>
+    </w:p>
+    <w:p>
+      <w:pPr>
+        <w:numPr>
+          <w:ilvl w:val="0"/>
+          <w:numId w:val="34"/>
+        </w:numPr>
+        <w:rPr>
+          <w:sz w:val="24"/>
+          <w:szCs w:val="24"/>
+        </w:rPr>
+      </w:pPr>
+      <w:r>
+        <w:rPr>
+          <w:sz w:val="24"/>
+          <w:szCs w:val="24"/>
+        </w:rPr>
+        <w:t xml:space="preserve">pipeline definition compiles </w:t>
+      </w:r>
+    </w:p>
+    <w:p>
+      <w:pPr>
+        <w:rPr>
+          <w:sz w:val="24"/>
+          <w:szCs w:val="24"/>
+        </w:rPr>
+      </w:pPr>
+    </w:p>
+    <w:p>
+      <w:pPr>
+        <w:rPr>
+          <w:sz w:val="24"/>
+          <w:szCs w:val="24"/>
+        </w:rPr>
+      </w:pPr>
+    </w:p>
     <w:sectPr>
       <w:pgSz w:w="11906" w:h="16838"/>
       <w:pgMar w:top="1440" w:right="1440" w:bottom="1440" w:left="1440" w:header="708" w:footer="708" w:gutter="0"/>
@@ -1979,6 +5051,5179 @@
     </w:sectPr>
   </w:body>
 </w:document>
+</file>
+
+<file path=word/numbering.xml><?xml version="1.0" encoding="utf-8"?>
+<w:numbering xmlns:wpc="http://schemas.microsoft.com/office/word/2010/wordprocessingCanvas" xmlns:cx="http://schemas.microsoft.com/office/drawing/2014/chartex" xmlns:cx1="http://schemas.microsoft.com/office/drawing/2015/9/8/chartex" xmlns:cx2="http://schemas.microsoft.com/office/drawing/2015/10/21/chartex" xmlns:cx3="http://schemas.microsoft.com/office/drawing/2016/5/9/chartex" xmlns:cx4="http://schemas.microsoft.com/office/drawing/2016/5/10/chartex" xmlns:cx5="http://schemas.microsoft.com/office/drawing/2016/5/11/chartex" xmlns:cx6="http://schemas.microsoft.com/office/drawing/2016/5/12/chartex" xmlns:cx7="http://schemas.microsoft.com/office/drawing/2016/5/13/chartex" xmlns:cx8="http://schemas.microsoft.com/office/drawing/2016/5/14/chartex" xmlns:mc="http://schemas.openxmlformats.org/markup-compatibility/2006" xmlns:aink="http://schemas.microsoft.com/office/drawing/2016/ink" xmlns:am3d="http://schemas.microsoft.com/office/drawing/2017/model3d" xmlns:o="urn:schemas-microsoft-com:office:office" xmlns:oel="http://schemas.microsoft.com/office/2019/extlst" xmlns:r="http://schemas.openxmlformats.org/officeDocument/2006/relationships" xmlns:m="http://schemas.openxmlformats.org/officeDocument/2006/math" xmlns:v="urn:schemas-microsoft-com:vml" xmlns:wp14="http://schemas.microsoft.com/office/word/2010/wordprocessingDrawing" xmlns:wp="http://schemas.openxmlformats.org/drawingml/2006/wordprocessingDrawing" xmlns:w10="urn:schemas-microsoft-com:office:word" xmlns:w="http://schemas.openxmlformats.org/wordprocessingml/2006/main" xmlns:w14="http://schemas.microsoft.com/office/word/2010/wordml" xmlns:w15="http://schemas.microsoft.com/office/word/2012/wordml" xmlns:w16cex="http://schemas.microsoft.com/office/word/2018/wordml/cex" xmlns:w16cid="http://schemas.microsoft.com/office/word/2016/wordml/cid" xmlns:w16="http://schemas.microsoft.com/office/word/2018/wordml" xmlns:w16du="http://schemas.microsoft.com/office/word/2023/wordml/word16du" xmlns:w16sdtdh="http://schemas.microsoft.com/office/word/2020/wordml/sdtdatahash" xmlns:w16sdtfl="http://schemas.microsoft.com/office/word/2024/wordml/sdtformatlock" xmlns:w16se="http://schemas.microsoft.com/office/word/2015/wordml/symex" xmlns:wpg="http://schemas.microsoft.com/office/word/2010/wordprocessingGroup" xmlns:wpi="http://schemas.microsoft.com/office/word/2010/wordprocessingInk" xmlns:wne="http://schemas.microsoft.com/office/word/2006/wordml" xmlns:wps="http://schemas.microsoft.com/office/word/2010/wordprocessingShape" mc:Ignorable="w14 w15 w16se w16cid w16 w16cex w16sdtdh w16sdtfl w16du wp14">
+  <w:abstractNum w:abstractNumId="0" w15:restartNumberingAfterBreak="0">
+    <w:nsid w:val="03C712E2"/>
+    <w:multiLevelType w:val="multilevel"/>
+    <w:tmpl w:val="25464230"/>
+    <w:lvl w:ilvl="0">
+      <w:start w:val="1"/>
+      <w:numFmt w:val="bullet"/>
+      <w:lvlText w:val=""/>
+      <w:lvlJc w:val="left"/>
+      <w:pPr>
+        <w:tabs>
+          <w:tab w:val="num" w:pos="720"/>
+        </w:tabs>
+        <w:ind w:left="720" w:hanging="360"/>
+      </w:pPr>
+      <w:rPr>
+        <w:rFonts w:ascii="Symbol" w:hAnsi="Symbol" w:hint="default"/>
+        <w:sz w:val="20"/>
+      </w:rPr>
+    </w:lvl>
+    <w:lvl w:ilvl="1" w:tentative="1">
+      <w:start w:val="1"/>
+      <w:numFmt w:val="bullet"/>
+      <w:lvlText w:val="o"/>
+      <w:lvlJc w:val="left"/>
+      <w:pPr>
+        <w:tabs>
+          <w:tab w:val="num" w:pos="1440"/>
+        </w:tabs>
+        <w:ind w:left="1440" w:hanging="360"/>
+      </w:pPr>
+      <w:rPr>
+        <w:rFonts w:ascii="Courier New" w:hAnsi="Courier New" w:hint="default"/>
+        <w:sz w:val="20"/>
+      </w:rPr>
+    </w:lvl>
+    <w:lvl w:ilvl="2" w:tentative="1">
+      <w:start w:val="1"/>
+      <w:numFmt w:val="bullet"/>
+      <w:lvlText w:val=""/>
+      <w:lvlJc w:val="left"/>
+      <w:pPr>
+        <w:tabs>
+          <w:tab w:val="num" w:pos="2160"/>
+        </w:tabs>
+        <w:ind w:left="2160" w:hanging="360"/>
+      </w:pPr>
+      <w:rPr>
+        <w:rFonts w:ascii="Wingdings" w:hAnsi="Wingdings" w:hint="default"/>
+        <w:sz w:val="20"/>
+      </w:rPr>
+    </w:lvl>
+    <w:lvl w:ilvl="3" w:tentative="1">
+      <w:start w:val="1"/>
+      <w:numFmt w:val="bullet"/>
+      <w:lvlText w:val=""/>
+      <w:lvlJc w:val="left"/>
+      <w:pPr>
+        <w:tabs>
+          <w:tab w:val="num" w:pos="2880"/>
+        </w:tabs>
+        <w:ind w:left="2880" w:hanging="360"/>
+      </w:pPr>
+      <w:rPr>
+        <w:rFonts w:ascii="Wingdings" w:hAnsi="Wingdings" w:hint="default"/>
+        <w:sz w:val="20"/>
+      </w:rPr>
+    </w:lvl>
+    <w:lvl w:ilvl="4" w:tentative="1">
+      <w:start w:val="1"/>
+      <w:numFmt w:val="bullet"/>
+      <w:lvlText w:val=""/>
+      <w:lvlJc w:val="left"/>
+      <w:pPr>
+        <w:tabs>
+          <w:tab w:val="num" w:pos="3600"/>
+        </w:tabs>
+        <w:ind w:left="3600" w:hanging="360"/>
+      </w:pPr>
+      <w:rPr>
+        <w:rFonts w:ascii="Wingdings" w:hAnsi="Wingdings" w:hint="default"/>
+        <w:sz w:val="20"/>
+      </w:rPr>
+    </w:lvl>
+    <w:lvl w:ilvl="5" w:tentative="1">
+      <w:start w:val="1"/>
+      <w:numFmt w:val="bullet"/>
+      <w:lvlText w:val=""/>
+      <w:lvlJc w:val="left"/>
+      <w:pPr>
+        <w:tabs>
+          <w:tab w:val="num" w:pos="4320"/>
+        </w:tabs>
+        <w:ind w:left="4320" w:hanging="360"/>
+      </w:pPr>
+      <w:rPr>
+        <w:rFonts w:ascii="Wingdings" w:hAnsi="Wingdings" w:hint="default"/>
+        <w:sz w:val="20"/>
+      </w:rPr>
+    </w:lvl>
+    <w:lvl w:ilvl="6" w:tentative="1">
+      <w:start w:val="1"/>
+      <w:numFmt w:val="bullet"/>
+      <w:lvlText w:val=""/>
+      <w:lvlJc w:val="left"/>
+      <w:pPr>
+        <w:tabs>
+          <w:tab w:val="num" w:pos="5040"/>
+        </w:tabs>
+        <w:ind w:left="5040" w:hanging="360"/>
+      </w:pPr>
+      <w:rPr>
+        <w:rFonts w:ascii="Wingdings" w:hAnsi="Wingdings" w:hint="default"/>
+        <w:sz w:val="20"/>
+      </w:rPr>
+    </w:lvl>
+    <w:lvl w:ilvl="7" w:tentative="1">
+      <w:start w:val="1"/>
+      <w:numFmt w:val="bullet"/>
+      <w:lvlText w:val=""/>
+      <w:lvlJc w:val="left"/>
+      <w:pPr>
+        <w:tabs>
+          <w:tab w:val="num" w:pos="5760"/>
+        </w:tabs>
+        <w:ind w:left="5760" w:hanging="360"/>
+      </w:pPr>
+      <w:rPr>
+        <w:rFonts w:ascii="Wingdings" w:hAnsi="Wingdings" w:hint="default"/>
+        <w:sz w:val="20"/>
+      </w:rPr>
+    </w:lvl>
+    <w:lvl w:ilvl="8" w:tentative="1">
+      <w:start w:val="1"/>
+      <w:numFmt w:val="bullet"/>
+      <w:lvlText w:val=""/>
+      <w:lvlJc w:val="left"/>
+      <w:pPr>
+        <w:tabs>
+          <w:tab w:val="num" w:pos="6480"/>
+        </w:tabs>
+        <w:ind w:left="6480" w:hanging="360"/>
+      </w:pPr>
+      <w:rPr>
+        <w:rFonts w:ascii="Wingdings" w:hAnsi="Wingdings" w:hint="default"/>
+        <w:sz w:val="20"/>
+      </w:rPr>
+    </w:lvl>
+  </w:abstractNum>
+  <w:abstractNum w:abstractNumId="1" w15:restartNumberingAfterBreak="0">
+    <w:nsid w:val="04944A6A"/>
+    <w:multiLevelType w:val="multilevel"/>
+    <w:tmpl w:val="ECC84C40"/>
+    <w:lvl w:ilvl="0">
+      <w:start w:val="1"/>
+      <w:numFmt w:val="bullet"/>
+      <w:lvlText w:val=""/>
+      <w:lvlJc w:val="left"/>
+      <w:pPr>
+        <w:tabs>
+          <w:tab w:val="num" w:pos="720"/>
+        </w:tabs>
+        <w:ind w:left="720" w:hanging="360"/>
+      </w:pPr>
+      <w:rPr>
+        <w:rFonts w:ascii="Symbol" w:hAnsi="Symbol" w:hint="default"/>
+        <w:sz w:val="20"/>
+      </w:rPr>
+    </w:lvl>
+    <w:lvl w:ilvl="1" w:tentative="1">
+      <w:start w:val="1"/>
+      <w:numFmt w:val="bullet"/>
+      <w:lvlText w:val="o"/>
+      <w:lvlJc w:val="left"/>
+      <w:pPr>
+        <w:tabs>
+          <w:tab w:val="num" w:pos="1440"/>
+        </w:tabs>
+        <w:ind w:left="1440" w:hanging="360"/>
+      </w:pPr>
+      <w:rPr>
+        <w:rFonts w:ascii="Courier New" w:hAnsi="Courier New" w:hint="default"/>
+        <w:sz w:val="20"/>
+      </w:rPr>
+    </w:lvl>
+    <w:lvl w:ilvl="2" w:tentative="1">
+      <w:start w:val="1"/>
+      <w:numFmt w:val="bullet"/>
+      <w:lvlText w:val=""/>
+      <w:lvlJc w:val="left"/>
+      <w:pPr>
+        <w:tabs>
+          <w:tab w:val="num" w:pos="2160"/>
+        </w:tabs>
+        <w:ind w:left="2160" w:hanging="360"/>
+      </w:pPr>
+      <w:rPr>
+        <w:rFonts w:ascii="Wingdings" w:hAnsi="Wingdings" w:hint="default"/>
+        <w:sz w:val="20"/>
+      </w:rPr>
+    </w:lvl>
+    <w:lvl w:ilvl="3" w:tentative="1">
+      <w:start w:val="1"/>
+      <w:numFmt w:val="bullet"/>
+      <w:lvlText w:val=""/>
+      <w:lvlJc w:val="left"/>
+      <w:pPr>
+        <w:tabs>
+          <w:tab w:val="num" w:pos="2880"/>
+        </w:tabs>
+        <w:ind w:left="2880" w:hanging="360"/>
+      </w:pPr>
+      <w:rPr>
+        <w:rFonts w:ascii="Wingdings" w:hAnsi="Wingdings" w:hint="default"/>
+        <w:sz w:val="20"/>
+      </w:rPr>
+    </w:lvl>
+    <w:lvl w:ilvl="4" w:tentative="1">
+      <w:start w:val="1"/>
+      <w:numFmt w:val="bullet"/>
+      <w:lvlText w:val=""/>
+      <w:lvlJc w:val="left"/>
+      <w:pPr>
+        <w:tabs>
+          <w:tab w:val="num" w:pos="3600"/>
+        </w:tabs>
+        <w:ind w:left="3600" w:hanging="360"/>
+      </w:pPr>
+      <w:rPr>
+        <w:rFonts w:ascii="Wingdings" w:hAnsi="Wingdings" w:hint="default"/>
+        <w:sz w:val="20"/>
+      </w:rPr>
+    </w:lvl>
+    <w:lvl w:ilvl="5" w:tentative="1">
+      <w:start w:val="1"/>
+      <w:numFmt w:val="bullet"/>
+      <w:lvlText w:val=""/>
+      <w:lvlJc w:val="left"/>
+      <w:pPr>
+        <w:tabs>
+          <w:tab w:val="num" w:pos="4320"/>
+        </w:tabs>
+        <w:ind w:left="4320" w:hanging="360"/>
+      </w:pPr>
+      <w:rPr>
+        <w:rFonts w:ascii="Wingdings" w:hAnsi="Wingdings" w:hint="default"/>
+        <w:sz w:val="20"/>
+      </w:rPr>
+    </w:lvl>
+    <w:lvl w:ilvl="6" w:tentative="1">
+      <w:start w:val="1"/>
+      <w:numFmt w:val="bullet"/>
+      <w:lvlText w:val=""/>
+      <w:lvlJc w:val="left"/>
+      <w:pPr>
+        <w:tabs>
+          <w:tab w:val="num" w:pos="5040"/>
+        </w:tabs>
+        <w:ind w:left="5040" w:hanging="360"/>
+      </w:pPr>
+      <w:rPr>
+        <w:rFonts w:ascii="Wingdings" w:hAnsi="Wingdings" w:hint="default"/>
+        <w:sz w:val="20"/>
+      </w:rPr>
+    </w:lvl>
+    <w:lvl w:ilvl="7" w:tentative="1">
+      <w:start w:val="1"/>
+      <w:numFmt w:val="bullet"/>
+      <w:lvlText w:val=""/>
+      <w:lvlJc w:val="left"/>
+      <w:pPr>
+        <w:tabs>
+          <w:tab w:val="num" w:pos="5760"/>
+        </w:tabs>
+        <w:ind w:left="5760" w:hanging="360"/>
+      </w:pPr>
+      <w:rPr>
+        <w:rFonts w:ascii="Wingdings" w:hAnsi="Wingdings" w:hint="default"/>
+        <w:sz w:val="20"/>
+      </w:rPr>
+    </w:lvl>
+    <w:lvl w:ilvl="8" w:tentative="1">
+      <w:start w:val="1"/>
+      <w:numFmt w:val="bullet"/>
+      <w:lvlText w:val=""/>
+      <w:lvlJc w:val="left"/>
+      <w:pPr>
+        <w:tabs>
+          <w:tab w:val="num" w:pos="6480"/>
+        </w:tabs>
+        <w:ind w:left="6480" w:hanging="360"/>
+      </w:pPr>
+      <w:rPr>
+        <w:rFonts w:ascii="Wingdings" w:hAnsi="Wingdings" w:hint="default"/>
+        <w:sz w:val="20"/>
+      </w:rPr>
+    </w:lvl>
+  </w:abstractNum>
+  <w:abstractNum w:abstractNumId="2" w15:restartNumberingAfterBreak="0">
+    <w:nsid w:val="04EC75C6"/>
+    <w:multiLevelType w:val="multilevel"/>
+    <w:tmpl w:val="F8B26398"/>
+    <w:lvl w:ilvl="0">
+      <w:start w:val="1"/>
+      <w:numFmt w:val="bullet"/>
+      <w:lvlText w:val=""/>
+      <w:lvlJc w:val="left"/>
+      <w:pPr>
+        <w:tabs>
+          <w:tab w:val="num" w:pos="720"/>
+        </w:tabs>
+        <w:ind w:left="720" w:hanging="360"/>
+      </w:pPr>
+      <w:rPr>
+        <w:rFonts w:ascii="Symbol" w:hAnsi="Symbol" w:hint="default"/>
+        <w:sz w:val="20"/>
+      </w:rPr>
+    </w:lvl>
+    <w:lvl w:ilvl="1" w:tentative="1">
+      <w:start w:val="1"/>
+      <w:numFmt w:val="bullet"/>
+      <w:lvlText w:val="o"/>
+      <w:lvlJc w:val="left"/>
+      <w:pPr>
+        <w:tabs>
+          <w:tab w:val="num" w:pos="1440"/>
+        </w:tabs>
+        <w:ind w:left="1440" w:hanging="360"/>
+      </w:pPr>
+      <w:rPr>
+        <w:rFonts w:ascii="Courier New" w:hAnsi="Courier New" w:hint="default"/>
+        <w:sz w:val="20"/>
+      </w:rPr>
+    </w:lvl>
+    <w:lvl w:ilvl="2" w:tentative="1">
+      <w:start w:val="1"/>
+      <w:numFmt w:val="bullet"/>
+      <w:lvlText w:val=""/>
+      <w:lvlJc w:val="left"/>
+      <w:pPr>
+        <w:tabs>
+          <w:tab w:val="num" w:pos="2160"/>
+        </w:tabs>
+        <w:ind w:left="2160" w:hanging="360"/>
+      </w:pPr>
+      <w:rPr>
+        <w:rFonts w:ascii="Wingdings" w:hAnsi="Wingdings" w:hint="default"/>
+        <w:sz w:val="20"/>
+      </w:rPr>
+    </w:lvl>
+    <w:lvl w:ilvl="3" w:tentative="1">
+      <w:start w:val="1"/>
+      <w:numFmt w:val="bullet"/>
+      <w:lvlText w:val=""/>
+      <w:lvlJc w:val="left"/>
+      <w:pPr>
+        <w:tabs>
+          <w:tab w:val="num" w:pos="2880"/>
+        </w:tabs>
+        <w:ind w:left="2880" w:hanging="360"/>
+      </w:pPr>
+      <w:rPr>
+        <w:rFonts w:ascii="Wingdings" w:hAnsi="Wingdings" w:hint="default"/>
+        <w:sz w:val="20"/>
+      </w:rPr>
+    </w:lvl>
+    <w:lvl w:ilvl="4" w:tentative="1">
+      <w:start w:val="1"/>
+      <w:numFmt w:val="bullet"/>
+      <w:lvlText w:val=""/>
+      <w:lvlJc w:val="left"/>
+      <w:pPr>
+        <w:tabs>
+          <w:tab w:val="num" w:pos="3600"/>
+        </w:tabs>
+        <w:ind w:left="3600" w:hanging="360"/>
+      </w:pPr>
+      <w:rPr>
+        <w:rFonts w:ascii="Wingdings" w:hAnsi="Wingdings" w:hint="default"/>
+        <w:sz w:val="20"/>
+      </w:rPr>
+    </w:lvl>
+    <w:lvl w:ilvl="5" w:tentative="1">
+      <w:start w:val="1"/>
+      <w:numFmt w:val="bullet"/>
+      <w:lvlText w:val=""/>
+      <w:lvlJc w:val="left"/>
+      <w:pPr>
+        <w:tabs>
+          <w:tab w:val="num" w:pos="4320"/>
+        </w:tabs>
+        <w:ind w:left="4320" w:hanging="360"/>
+      </w:pPr>
+      <w:rPr>
+        <w:rFonts w:ascii="Wingdings" w:hAnsi="Wingdings" w:hint="default"/>
+        <w:sz w:val="20"/>
+      </w:rPr>
+    </w:lvl>
+    <w:lvl w:ilvl="6" w:tentative="1">
+      <w:start w:val="1"/>
+      <w:numFmt w:val="bullet"/>
+      <w:lvlText w:val=""/>
+      <w:lvlJc w:val="left"/>
+      <w:pPr>
+        <w:tabs>
+          <w:tab w:val="num" w:pos="5040"/>
+        </w:tabs>
+        <w:ind w:left="5040" w:hanging="360"/>
+      </w:pPr>
+      <w:rPr>
+        <w:rFonts w:ascii="Wingdings" w:hAnsi="Wingdings" w:hint="default"/>
+        <w:sz w:val="20"/>
+      </w:rPr>
+    </w:lvl>
+    <w:lvl w:ilvl="7" w:tentative="1">
+      <w:start w:val="1"/>
+      <w:numFmt w:val="bullet"/>
+      <w:lvlText w:val=""/>
+      <w:lvlJc w:val="left"/>
+      <w:pPr>
+        <w:tabs>
+          <w:tab w:val="num" w:pos="5760"/>
+        </w:tabs>
+        <w:ind w:left="5760" w:hanging="360"/>
+      </w:pPr>
+      <w:rPr>
+        <w:rFonts w:ascii="Wingdings" w:hAnsi="Wingdings" w:hint="default"/>
+        <w:sz w:val="20"/>
+      </w:rPr>
+    </w:lvl>
+    <w:lvl w:ilvl="8" w:tentative="1">
+      <w:start w:val="1"/>
+      <w:numFmt w:val="bullet"/>
+      <w:lvlText w:val=""/>
+      <w:lvlJc w:val="left"/>
+      <w:pPr>
+        <w:tabs>
+          <w:tab w:val="num" w:pos="6480"/>
+        </w:tabs>
+        <w:ind w:left="6480" w:hanging="360"/>
+      </w:pPr>
+      <w:rPr>
+        <w:rFonts w:ascii="Wingdings" w:hAnsi="Wingdings" w:hint="default"/>
+        <w:sz w:val="20"/>
+      </w:rPr>
+    </w:lvl>
+  </w:abstractNum>
+  <w:abstractNum w:abstractNumId="3" w15:restartNumberingAfterBreak="0">
+    <w:nsid w:val="09FC365D"/>
+    <w:multiLevelType w:val="multilevel"/>
+    <w:tmpl w:val="A61285DE"/>
+    <w:lvl w:ilvl="0">
+      <w:start w:val="1"/>
+      <w:numFmt w:val="bullet"/>
+      <w:lvlText w:val=""/>
+      <w:lvlJc w:val="left"/>
+      <w:pPr>
+        <w:tabs>
+          <w:tab w:val="num" w:pos="720"/>
+        </w:tabs>
+        <w:ind w:left="720" w:hanging="360"/>
+      </w:pPr>
+      <w:rPr>
+        <w:rFonts w:ascii="Symbol" w:hAnsi="Symbol" w:hint="default"/>
+        <w:sz w:val="20"/>
+      </w:rPr>
+    </w:lvl>
+    <w:lvl w:ilvl="1" w:tentative="1">
+      <w:start w:val="1"/>
+      <w:numFmt w:val="bullet"/>
+      <w:lvlText w:val="o"/>
+      <w:lvlJc w:val="left"/>
+      <w:pPr>
+        <w:tabs>
+          <w:tab w:val="num" w:pos="1440"/>
+        </w:tabs>
+        <w:ind w:left="1440" w:hanging="360"/>
+      </w:pPr>
+      <w:rPr>
+        <w:rFonts w:ascii="Courier New" w:hAnsi="Courier New" w:hint="default"/>
+        <w:sz w:val="20"/>
+      </w:rPr>
+    </w:lvl>
+    <w:lvl w:ilvl="2" w:tentative="1">
+      <w:start w:val="1"/>
+      <w:numFmt w:val="bullet"/>
+      <w:lvlText w:val=""/>
+      <w:lvlJc w:val="left"/>
+      <w:pPr>
+        <w:tabs>
+          <w:tab w:val="num" w:pos="2160"/>
+        </w:tabs>
+        <w:ind w:left="2160" w:hanging="360"/>
+      </w:pPr>
+      <w:rPr>
+        <w:rFonts w:ascii="Wingdings" w:hAnsi="Wingdings" w:hint="default"/>
+        <w:sz w:val="20"/>
+      </w:rPr>
+    </w:lvl>
+    <w:lvl w:ilvl="3" w:tentative="1">
+      <w:start w:val="1"/>
+      <w:numFmt w:val="bullet"/>
+      <w:lvlText w:val=""/>
+      <w:lvlJc w:val="left"/>
+      <w:pPr>
+        <w:tabs>
+          <w:tab w:val="num" w:pos="2880"/>
+        </w:tabs>
+        <w:ind w:left="2880" w:hanging="360"/>
+      </w:pPr>
+      <w:rPr>
+        <w:rFonts w:ascii="Wingdings" w:hAnsi="Wingdings" w:hint="default"/>
+        <w:sz w:val="20"/>
+      </w:rPr>
+    </w:lvl>
+    <w:lvl w:ilvl="4" w:tentative="1">
+      <w:start w:val="1"/>
+      <w:numFmt w:val="bullet"/>
+      <w:lvlText w:val=""/>
+      <w:lvlJc w:val="left"/>
+      <w:pPr>
+        <w:tabs>
+          <w:tab w:val="num" w:pos="3600"/>
+        </w:tabs>
+        <w:ind w:left="3600" w:hanging="360"/>
+      </w:pPr>
+      <w:rPr>
+        <w:rFonts w:ascii="Wingdings" w:hAnsi="Wingdings" w:hint="default"/>
+        <w:sz w:val="20"/>
+      </w:rPr>
+    </w:lvl>
+    <w:lvl w:ilvl="5" w:tentative="1">
+      <w:start w:val="1"/>
+      <w:numFmt w:val="bullet"/>
+      <w:lvlText w:val=""/>
+      <w:lvlJc w:val="left"/>
+      <w:pPr>
+        <w:tabs>
+          <w:tab w:val="num" w:pos="4320"/>
+        </w:tabs>
+        <w:ind w:left="4320" w:hanging="360"/>
+      </w:pPr>
+      <w:rPr>
+        <w:rFonts w:ascii="Wingdings" w:hAnsi="Wingdings" w:hint="default"/>
+        <w:sz w:val="20"/>
+      </w:rPr>
+    </w:lvl>
+    <w:lvl w:ilvl="6" w:tentative="1">
+      <w:start w:val="1"/>
+      <w:numFmt w:val="bullet"/>
+      <w:lvlText w:val=""/>
+      <w:lvlJc w:val="left"/>
+      <w:pPr>
+        <w:tabs>
+          <w:tab w:val="num" w:pos="5040"/>
+        </w:tabs>
+        <w:ind w:left="5040" w:hanging="360"/>
+      </w:pPr>
+      <w:rPr>
+        <w:rFonts w:ascii="Wingdings" w:hAnsi="Wingdings" w:hint="default"/>
+        <w:sz w:val="20"/>
+      </w:rPr>
+    </w:lvl>
+    <w:lvl w:ilvl="7" w:tentative="1">
+      <w:start w:val="1"/>
+      <w:numFmt w:val="bullet"/>
+      <w:lvlText w:val=""/>
+      <w:lvlJc w:val="left"/>
+      <w:pPr>
+        <w:tabs>
+          <w:tab w:val="num" w:pos="5760"/>
+        </w:tabs>
+        <w:ind w:left="5760" w:hanging="360"/>
+      </w:pPr>
+      <w:rPr>
+        <w:rFonts w:ascii="Wingdings" w:hAnsi="Wingdings" w:hint="default"/>
+        <w:sz w:val="20"/>
+      </w:rPr>
+    </w:lvl>
+    <w:lvl w:ilvl="8" w:tentative="1">
+      <w:start w:val="1"/>
+      <w:numFmt w:val="bullet"/>
+      <w:lvlText w:val=""/>
+      <w:lvlJc w:val="left"/>
+      <w:pPr>
+        <w:tabs>
+          <w:tab w:val="num" w:pos="6480"/>
+        </w:tabs>
+        <w:ind w:left="6480" w:hanging="360"/>
+      </w:pPr>
+      <w:rPr>
+        <w:rFonts w:ascii="Wingdings" w:hAnsi="Wingdings" w:hint="default"/>
+        <w:sz w:val="20"/>
+      </w:rPr>
+    </w:lvl>
+  </w:abstractNum>
+  <w:abstractNum w:abstractNumId="4" w15:restartNumberingAfterBreak="0">
+    <w:nsid w:val="106B0609"/>
+    <w:multiLevelType w:val="multilevel"/>
+    <w:tmpl w:val="93F81E80"/>
+    <w:lvl w:ilvl="0">
+      <w:start w:val="1"/>
+      <w:numFmt w:val="bullet"/>
+      <w:lvlText w:val=""/>
+      <w:lvlJc w:val="left"/>
+      <w:pPr>
+        <w:tabs>
+          <w:tab w:val="num" w:pos="720"/>
+        </w:tabs>
+        <w:ind w:left="720" w:hanging="360"/>
+      </w:pPr>
+      <w:rPr>
+        <w:rFonts w:ascii="Symbol" w:hAnsi="Symbol" w:hint="default"/>
+        <w:sz w:val="20"/>
+      </w:rPr>
+    </w:lvl>
+    <w:lvl w:ilvl="1" w:tentative="1">
+      <w:start w:val="1"/>
+      <w:numFmt w:val="bullet"/>
+      <w:lvlText w:val="o"/>
+      <w:lvlJc w:val="left"/>
+      <w:pPr>
+        <w:tabs>
+          <w:tab w:val="num" w:pos="1440"/>
+        </w:tabs>
+        <w:ind w:left="1440" w:hanging="360"/>
+      </w:pPr>
+      <w:rPr>
+        <w:rFonts w:ascii="Courier New" w:hAnsi="Courier New" w:hint="default"/>
+        <w:sz w:val="20"/>
+      </w:rPr>
+    </w:lvl>
+    <w:lvl w:ilvl="2" w:tentative="1">
+      <w:start w:val="1"/>
+      <w:numFmt w:val="bullet"/>
+      <w:lvlText w:val=""/>
+      <w:lvlJc w:val="left"/>
+      <w:pPr>
+        <w:tabs>
+          <w:tab w:val="num" w:pos="2160"/>
+        </w:tabs>
+        <w:ind w:left="2160" w:hanging="360"/>
+      </w:pPr>
+      <w:rPr>
+        <w:rFonts w:ascii="Wingdings" w:hAnsi="Wingdings" w:hint="default"/>
+        <w:sz w:val="20"/>
+      </w:rPr>
+    </w:lvl>
+    <w:lvl w:ilvl="3" w:tentative="1">
+      <w:start w:val="1"/>
+      <w:numFmt w:val="bullet"/>
+      <w:lvlText w:val=""/>
+      <w:lvlJc w:val="left"/>
+      <w:pPr>
+        <w:tabs>
+          <w:tab w:val="num" w:pos="2880"/>
+        </w:tabs>
+        <w:ind w:left="2880" w:hanging="360"/>
+      </w:pPr>
+      <w:rPr>
+        <w:rFonts w:ascii="Wingdings" w:hAnsi="Wingdings" w:hint="default"/>
+        <w:sz w:val="20"/>
+      </w:rPr>
+    </w:lvl>
+    <w:lvl w:ilvl="4" w:tentative="1">
+      <w:start w:val="1"/>
+      <w:numFmt w:val="bullet"/>
+      <w:lvlText w:val=""/>
+      <w:lvlJc w:val="left"/>
+      <w:pPr>
+        <w:tabs>
+          <w:tab w:val="num" w:pos="3600"/>
+        </w:tabs>
+        <w:ind w:left="3600" w:hanging="360"/>
+      </w:pPr>
+      <w:rPr>
+        <w:rFonts w:ascii="Wingdings" w:hAnsi="Wingdings" w:hint="default"/>
+        <w:sz w:val="20"/>
+      </w:rPr>
+    </w:lvl>
+    <w:lvl w:ilvl="5" w:tentative="1">
+      <w:start w:val="1"/>
+      <w:numFmt w:val="bullet"/>
+      <w:lvlText w:val=""/>
+      <w:lvlJc w:val="left"/>
+      <w:pPr>
+        <w:tabs>
+          <w:tab w:val="num" w:pos="4320"/>
+        </w:tabs>
+        <w:ind w:left="4320" w:hanging="360"/>
+      </w:pPr>
+      <w:rPr>
+        <w:rFonts w:ascii="Wingdings" w:hAnsi="Wingdings" w:hint="default"/>
+        <w:sz w:val="20"/>
+      </w:rPr>
+    </w:lvl>
+    <w:lvl w:ilvl="6" w:tentative="1">
+      <w:start w:val="1"/>
+      <w:numFmt w:val="bullet"/>
+      <w:lvlText w:val=""/>
+      <w:lvlJc w:val="left"/>
+      <w:pPr>
+        <w:tabs>
+          <w:tab w:val="num" w:pos="5040"/>
+        </w:tabs>
+        <w:ind w:left="5040" w:hanging="360"/>
+      </w:pPr>
+      <w:rPr>
+        <w:rFonts w:ascii="Wingdings" w:hAnsi="Wingdings" w:hint="default"/>
+        <w:sz w:val="20"/>
+      </w:rPr>
+    </w:lvl>
+    <w:lvl w:ilvl="7" w:tentative="1">
+      <w:start w:val="1"/>
+      <w:numFmt w:val="bullet"/>
+      <w:lvlText w:val=""/>
+      <w:lvlJc w:val="left"/>
+      <w:pPr>
+        <w:tabs>
+          <w:tab w:val="num" w:pos="5760"/>
+        </w:tabs>
+        <w:ind w:left="5760" w:hanging="360"/>
+      </w:pPr>
+      <w:rPr>
+        <w:rFonts w:ascii="Wingdings" w:hAnsi="Wingdings" w:hint="default"/>
+        <w:sz w:val="20"/>
+      </w:rPr>
+    </w:lvl>
+    <w:lvl w:ilvl="8" w:tentative="1">
+      <w:start w:val="1"/>
+      <w:numFmt w:val="bullet"/>
+      <w:lvlText w:val=""/>
+      <w:lvlJc w:val="left"/>
+      <w:pPr>
+        <w:tabs>
+          <w:tab w:val="num" w:pos="6480"/>
+        </w:tabs>
+        <w:ind w:left="6480" w:hanging="360"/>
+      </w:pPr>
+      <w:rPr>
+        <w:rFonts w:ascii="Wingdings" w:hAnsi="Wingdings" w:hint="default"/>
+        <w:sz w:val="20"/>
+      </w:rPr>
+    </w:lvl>
+  </w:abstractNum>
+  <w:abstractNum w:abstractNumId="5" w15:restartNumberingAfterBreak="0">
+    <w:nsid w:val="11F05B91"/>
+    <w:multiLevelType w:val="multilevel"/>
+    <w:tmpl w:val="21A2C3AE"/>
+    <w:lvl w:ilvl="0">
+      <w:start w:val="1"/>
+      <w:numFmt w:val="bullet"/>
+      <w:lvlText w:val=""/>
+      <w:lvlJc w:val="left"/>
+      <w:pPr>
+        <w:tabs>
+          <w:tab w:val="num" w:pos="720"/>
+        </w:tabs>
+        <w:ind w:left="720" w:hanging="360"/>
+      </w:pPr>
+      <w:rPr>
+        <w:rFonts w:ascii="Symbol" w:hAnsi="Symbol" w:hint="default"/>
+        <w:sz w:val="20"/>
+      </w:rPr>
+    </w:lvl>
+    <w:lvl w:ilvl="1" w:tentative="1">
+      <w:start w:val="1"/>
+      <w:numFmt w:val="bullet"/>
+      <w:lvlText w:val="o"/>
+      <w:lvlJc w:val="left"/>
+      <w:pPr>
+        <w:tabs>
+          <w:tab w:val="num" w:pos="1440"/>
+        </w:tabs>
+        <w:ind w:left="1440" w:hanging="360"/>
+      </w:pPr>
+      <w:rPr>
+        <w:rFonts w:ascii="Courier New" w:hAnsi="Courier New" w:hint="default"/>
+        <w:sz w:val="20"/>
+      </w:rPr>
+    </w:lvl>
+    <w:lvl w:ilvl="2" w:tentative="1">
+      <w:start w:val="1"/>
+      <w:numFmt w:val="bullet"/>
+      <w:lvlText w:val=""/>
+      <w:lvlJc w:val="left"/>
+      <w:pPr>
+        <w:tabs>
+          <w:tab w:val="num" w:pos="2160"/>
+        </w:tabs>
+        <w:ind w:left="2160" w:hanging="360"/>
+      </w:pPr>
+      <w:rPr>
+        <w:rFonts w:ascii="Wingdings" w:hAnsi="Wingdings" w:hint="default"/>
+        <w:sz w:val="20"/>
+      </w:rPr>
+    </w:lvl>
+    <w:lvl w:ilvl="3" w:tentative="1">
+      <w:start w:val="1"/>
+      <w:numFmt w:val="bullet"/>
+      <w:lvlText w:val=""/>
+      <w:lvlJc w:val="left"/>
+      <w:pPr>
+        <w:tabs>
+          <w:tab w:val="num" w:pos="2880"/>
+        </w:tabs>
+        <w:ind w:left="2880" w:hanging="360"/>
+      </w:pPr>
+      <w:rPr>
+        <w:rFonts w:ascii="Wingdings" w:hAnsi="Wingdings" w:hint="default"/>
+        <w:sz w:val="20"/>
+      </w:rPr>
+    </w:lvl>
+    <w:lvl w:ilvl="4" w:tentative="1">
+      <w:start w:val="1"/>
+      <w:numFmt w:val="bullet"/>
+      <w:lvlText w:val=""/>
+      <w:lvlJc w:val="left"/>
+      <w:pPr>
+        <w:tabs>
+          <w:tab w:val="num" w:pos="3600"/>
+        </w:tabs>
+        <w:ind w:left="3600" w:hanging="360"/>
+      </w:pPr>
+      <w:rPr>
+        <w:rFonts w:ascii="Wingdings" w:hAnsi="Wingdings" w:hint="default"/>
+        <w:sz w:val="20"/>
+      </w:rPr>
+    </w:lvl>
+    <w:lvl w:ilvl="5" w:tentative="1">
+      <w:start w:val="1"/>
+      <w:numFmt w:val="bullet"/>
+      <w:lvlText w:val=""/>
+      <w:lvlJc w:val="left"/>
+      <w:pPr>
+        <w:tabs>
+          <w:tab w:val="num" w:pos="4320"/>
+        </w:tabs>
+        <w:ind w:left="4320" w:hanging="360"/>
+      </w:pPr>
+      <w:rPr>
+        <w:rFonts w:ascii="Wingdings" w:hAnsi="Wingdings" w:hint="default"/>
+        <w:sz w:val="20"/>
+      </w:rPr>
+    </w:lvl>
+    <w:lvl w:ilvl="6" w:tentative="1">
+      <w:start w:val="1"/>
+      <w:numFmt w:val="bullet"/>
+      <w:lvlText w:val=""/>
+      <w:lvlJc w:val="left"/>
+      <w:pPr>
+        <w:tabs>
+          <w:tab w:val="num" w:pos="5040"/>
+        </w:tabs>
+        <w:ind w:left="5040" w:hanging="360"/>
+      </w:pPr>
+      <w:rPr>
+        <w:rFonts w:ascii="Wingdings" w:hAnsi="Wingdings" w:hint="default"/>
+        <w:sz w:val="20"/>
+      </w:rPr>
+    </w:lvl>
+    <w:lvl w:ilvl="7" w:tentative="1">
+      <w:start w:val="1"/>
+      <w:numFmt w:val="bullet"/>
+      <w:lvlText w:val=""/>
+      <w:lvlJc w:val="left"/>
+      <w:pPr>
+        <w:tabs>
+          <w:tab w:val="num" w:pos="5760"/>
+        </w:tabs>
+        <w:ind w:left="5760" w:hanging="360"/>
+      </w:pPr>
+      <w:rPr>
+        <w:rFonts w:ascii="Wingdings" w:hAnsi="Wingdings" w:hint="default"/>
+        <w:sz w:val="20"/>
+      </w:rPr>
+    </w:lvl>
+    <w:lvl w:ilvl="8" w:tentative="1">
+      <w:start w:val="1"/>
+      <w:numFmt w:val="bullet"/>
+      <w:lvlText w:val=""/>
+      <w:lvlJc w:val="left"/>
+      <w:pPr>
+        <w:tabs>
+          <w:tab w:val="num" w:pos="6480"/>
+        </w:tabs>
+        <w:ind w:left="6480" w:hanging="360"/>
+      </w:pPr>
+      <w:rPr>
+        <w:rFonts w:ascii="Wingdings" w:hAnsi="Wingdings" w:hint="default"/>
+        <w:sz w:val="20"/>
+      </w:rPr>
+    </w:lvl>
+  </w:abstractNum>
+  <w:abstractNum w:abstractNumId="6" w15:restartNumberingAfterBreak="0">
+    <w:nsid w:val="13BC4DAF"/>
+    <w:multiLevelType w:val="multilevel"/>
+    <w:tmpl w:val="D012FE22"/>
+    <w:lvl w:ilvl="0">
+      <w:start w:val="1"/>
+      <w:numFmt w:val="bullet"/>
+      <w:lvlText w:val=""/>
+      <w:lvlJc w:val="left"/>
+      <w:pPr>
+        <w:tabs>
+          <w:tab w:val="num" w:pos="720"/>
+        </w:tabs>
+        <w:ind w:left="720" w:hanging="360"/>
+      </w:pPr>
+      <w:rPr>
+        <w:rFonts w:ascii="Symbol" w:hAnsi="Symbol" w:hint="default"/>
+        <w:sz w:val="20"/>
+      </w:rPr>
+    </w:lvl>
+    <w:lvl w:ilvl="1" w:tentative="1">
+      <w:start w:val="1"/>
+      <w:numFmt w:val="bullet"/>
+      <w:lvlText w:val="o"/>
+      <w:lvlJc w:val="left"/>
+      <w:pPr>
+        <w:tabs>
+          <w:tab w:val="num" w:pos="1440"/>
+        </w:tabs>
+        <w:ind w:left="1440" w:hanging="360"/>
+      </w:pPr>
+      <w:rPr>
+        <w:rFonts w:ascii="Courier New" w:hAnsi="Courier New" w:hint="default"/>
+        <w:sz w:val="20"/>
+      </w:rPr>
+    </w:lvl>
+    <w:lvl w:ilvl="2" w:tentative="1">
+      <w:start w:val="1"/>
+      <w:numFmt w:val="bullet"/>
+      <w:lvlText w:val=""/>
+      <w:lvlJc w:val="left"/>
+      <w:pPr>
+        <w:tabs>
+          <w:tab w:val="num" w:pos="2160"/>
+        </w:tabs>
+        <w:ind w:left="2160" w:hanging="360"/>
+      </w:pPr>
+      <w:rPr>
+        <w:rFonts w:ascii="Wingdings" w:hAnsi="Wingdings" w:hint="default"/>
+        <w:sz w:val="20"/>
+      </w:rPr>
+    </w:lvl>
+    <w:lvl w:ilvl="3" w:tentative="1">
+      <w:start w:val="1"/>
+      <w:numFmt w:val="bullet"/>
+      <w:lvlText w:val=""/>
+      <w:lvlJc w:val="left"/>
+      <w:pPr>
+        <w:tabs>
+          <w:tab w:val="num" w:pos="2880"/>
+        </w:tabs>
+        <w:ind w:left="2880" w:hanging="360"/>
+      </w:pPr>
+      <w:rPr>
+        <w:rFonts w:ascii="Wingdings" w:hAnsi="Wingdings" w:hint="default"/>
+        <w:sz w:val="20"/>
+      </w:rPr>
+    </w:lvl>
+    <w:lvl w:ilvl="4" w:tentative="1">
+      <w:start w:val="1"/>
+      <w:numFmt w:val="bullet"/>
+      <w:lvlText w:val=""/>
+      <w:lvlJc w:val="left"/>
+      <w:pPr>
+        <w:tabs>
+          <w:tab w:val="num" w:pos="3600"/>
+        </w:tabs>
+        <w:ind w:left="3600" w:hanging="360"/>
+      </w:pPr>
+      <w:rPr>
+        <w:rFonts w:ascii="Wingdings" w:hAnsi="Wingdings" w:hint="default"/>
+        <w:sz w:val="20"/>
+      </w:rPr>
+    </w:lvl>
+    <w:lvl w:ilvl="5" w:tentative="1">
+      <w:start w:val="1"/>
+      <w:numFmt w:val="bullet"/>
+      <w:lvlText w:val=""/>
+      <w:lvlJc w:val="left"/>
+      <w:pPr>
+        <w:tabs>
+          <w:tab w:val="num" w:pos="4320"/>
+        </w:tabs>
+        <w:ind w:left="4320" w:hanging="360"/>
+      </w:pPr>
+      <w:rPr>
+        <w:rFonts w:ascii="Wingdings" w:hAnsi="Wingdings" w:hint="default"/>
+        <w:sz w:val="20"/>
+      </w:rPr>
+    </w:lvl>
+    <w:lvl w:ilvl="6" w:tentative="1">
+      <w:start w:val="1"/>
+      <w:numFmt w:val="bullet"/>
+      <w:lvlText w:val=""/>
+      <w:lvlJc w:val="left"/>
+      <w:pPr>
+        <w:tabs>
+          <w:tab w:val="num" w:pos="5040"/>
+        </w:tabs>
+        <w:ind w:left="5040" w:hanging="360"/>
+      </w:pPr>
+      <w:rPr>
+        <w:rFonts w:ascii="Wingdings" w:hAnsi="Wingdings" w:hint="default"/>
+        <w:sz w:val="20"/>
+      </w:rPr>
+    </w:lvl>
+    <w:lvl w:ilvl="7" w:tentative="1">
+      <w:start w:val="1"/>
+      <w:numFmt w:val="bullet"/>
+      <w:lvlText w:val=""/>
+      <w:lvlJc w:val="left"/>
+      <w:pPr>
+        <w:tabs>
+          <w:tab w:val="num" w:pos="5760"/>
+        </w:tabs>
+        <w:ind w:left="5760" w:hanging="360"/>
+      </w:pPr>
+      <w:rPr>
+        <w:rFonts w:ascii="Wingdings" w:hAnsi="Wingdings" w:hint="default"/>
+        <w:sz w:val="20"/>
+      </w:rPr>
+    </w:lvl>
+    <w:lvl w:ilvl="8" w:tentative="1">
+      <w:start w:val="1"/>
+      <w:numFmt w:val="bullet"/>
+      <w:lvlText w:val=""/>
+      <w:lvlJc w:val="left"/>
+      <w:pPr>
+        <w:tabs>
+          <w:tab w:val="num" w:pos="6480"/>
+        </w:tabs>
+        <w:ind w:left="6480" w:hanging="360"/>
+      </w:pPr>
+      <w:rPr>
+        <w:rFonts w:ascii="Wingdings" w:hAnsi="Wingdings" w:hint="default"/>
+        <w:sz w:val="20"/>
+      </w:rPr>
+    </w:lvl>
+  </w:abstractNum>
+  <w:abstractNum w:abstractNumId="7" w15:restartNumberingAfterBreak="0">
+    <w:nsid w:val="14372881"/>
+    <w:multiLevelType w:val="multilevel"/>
+    <w:tmpl w:val="176C11F2"/>
+    <w:lvl w:ilvl="0">
+      <w:start w:val="1"/>
+      <w:numFmt w:val="bullet"/>
+      <w:lvlText w:val=""/>
+      <w:lvlJc w:val="left"/>
+      <w:pPr>
+        <w:tabs>
+          <w:tab w:val="num" w:pos="720"/>
+        </w:tabs>
+        <w:ind w:left="720" w:hanging="360"/>
+      </w:pPr>
+      <w:rPr>
+        <w:rFonts w:ascii="Symbol" w:hAnsi="Symbol" w:hint="default"/>
+        <w:sz w:val="20"/>
+      </w:rPr>
+    </w:lvl>
+    <w:lvl w:ilvl="1" w:tentative="1">
+      <w:start w:val="1"/>
+      <w:numFmt w:val="bullet"/>
+      <w:lvlText w:val="o"/>
+      <w:lvlJc w:val="left"/>
+      <w:pPr>
+        <w:tabs>
+          <w:tab w:val="num" w:pos="1440"/>
+        </w:tabs>
+        <w:ind w:left="1440" w:hanging="360"/>
+      </w:pPr>
+      <w:rPr>
+        <w:rFonts w:ascii="Courier New" w:hAnsi="Courier New" w:hint="default"/>
+        <w:sz w:val="20"/>
+      </w:rPr>
+    </w:lvl>
+    <w:lvl w:ilvl="2" w:tentative="1">
+      <w:start w:val="1"/>
+      <w:numFmt w:val="bullet"/>
+      <w:lvlText w:val=""/>
+      <w:lvlJc w:val="left"/>
+      <w:pPr>
+        <w:tabs>
+          <w:tab w:val="num" w:pos="2160"/>
+        </w:tabs>
+        <w:ind w:left="2160" w:hanging="360"/>
+      </w:pPr>
+      <w:rPr>
+        <w:rFonts w:ascii="Wingdings" w:hAnsi="Wingdings" w:hint="default"/>
+        <w:sz w:val="20"/>
+      </w:rPr>
+    </w:lvl>
+    <w:lvl w:ilvl="3" w:tentative="1">
+      <w:start w:val="1"/>
+      <w:numFmt w:val="bullet"/>
+      <w:lvlText w:val=""/>
+      <w:lvlJc w:val="left"/>
+      <w:pPr>
+        <w:tabs>
+          <w:tab w:val="num" w:pos="2880"/>
+        </w:tabs>
+        <w:ind w:left="2880" w:hanging="360"/>
+      </w:pPr>
+      <w:rPr>
+        <w:rFonts w:ascii="Wingdings" w:hAnsi="Wingdings" w:hint="default"/>
+        <w:sz w:val="20"/>
+      </w:rPr>
+    </w:lvl>
+    <w:lvl w:ilvl="4" w:tentative="1">
+      <w:start w:val="1"/>
+      <w:numFmt w:val="bullet"/>
+      <w:lvlText w:val=""/>
+      <w:lvlJc w:val="left"/>
+      <w:pPr>
+        <w:tabs>
+          <w:tab w:val="num" w:pos="3600"/>
+        </w:tabs>
+        <w:ind w:left="3600" w:hanging="360"/>
+      </w:pPr>
+      <w:rPr>
+        <w:rFonts w:ascii="Wingdings" w:hAnsi="Wingdings" w:hint="default"/>
+        <w:sz w:val="20"/>
+      </w:rPr>
+    </w:lvl>
+    <w:lvl w:ilvl="5" w:tentative="1">
+      <w:start w:val="1"/>
+      <w:numFmt w:val="bullet"/>
+      <w:lvlText w:val=""/>
+      <w:lvlJc w:val="left"/>
+      <w:pPr>
+        <w:tabs>
+          <w:tab w:val="num" w:pos="4320"/>
+        </w:tabs>
+        <w:ind w:left="4320" w:hanging="360"/>
+      </w:pPr>
+      <w:rPr>
+        <w:rFonts w:ascii="Wingdings" w:hAnsi="Wingdings" w:hint="default"/>
+        <w:sz w:val="20"/>
+      </w:rPr>
+    </w:lvl>
+    <w:lvl w:ilvl="6" w:tentative="1">
+      <w:start w:val="1"/>
+      <w:numFmt w:val="bullet"/>
+      <w:lvlText w:val=""/>
+      <w:lvlJc w:val="left"/>
+      <w:pPr>
+        <w:tabs>
+          <w:tab w:val="num" w:pos="5040"/>
+        </w:tabs>
+        <w:ind w:left="5040" w:hanging="360"/>
+      </w:pPr>
+      <w:rPr>
+        <w:rFonts w:ascii="Wingdings" w:hAnsi="Wingdings" w:hint="default"/>
+        <w:sz w:val="20"/>
+      </w:rPr>
+    </w:lvl>
+    <w:lvl w:ilvl="7" w:tentative="1">
+      <w:start w:val="1"/>
+      <w:numFmt w:val="bullet"/>
+      <w:lvlText w:val=""/>
+      <w:lvlJc w:val="left"/>
+      <w:pPr>
+        <w:tabs>
+          <w:tab w:val="num" w:pos="5760"/>
+        </w:tabs>
+        <w:ind w:left="5760" w:hanging="360"/>
+      </w:pPr>
+      <w:rPr>
+        <w:rFonts w:ascii="Wingdings" w:hAnsi="Wingdings" w:hint="default"/>
+        <w:sz w:val="20"/>
+      </w:rPr>
+    </w:lvl>
+    <w:lvl w:ilvl="8" w:tentative="1">
+      <w:start w:val="1"/>
+      <w:numFmt w:val="bullet"/>
+      <w:lvlText w:val=""/>
+      <w:lvlJc w:val="left"/>
+      <w:pPr>
+        <w:tabs>
+          <w:tab w:val="num" w:pos="6480"/>
+        </w:tabs>
+        <w:ind w:left="6480" w:hanging="360"/>
+      </w:pPr>
+      <w:rPr>
+        <w:rFonts w:ascii="Wingdings" w:hAnsi="Wingdings" w:hint="default"/>
+        <w:sz w:val="20"/>
+      </w:rPr>
+    </w:lvl>
+  </w:abstractNum>
+  <w:abstractNum w:abstractNumId="8" w15:restartNumberingAfterBreak="0">
+    <w:nsid w:val="17B70E4D"/>
+    <w:multiLevelType w:val="multilevel"/>
+    <w:tmpl w:val="B4884C6A"/>
+    <w:lvl w:ilvl="0">
+      <w:start w:val="1"/>
+      <w:numFmt w:val="bullet"/>
+      <w:lvlText w:val=""/>
+      <w:lvlJc w:val="left"/>
+      <w:pPr>
+        <w:tabs>
+          <w:tab w:val="num" w:pos="720"/>
+        </w:tabs>
+        <w:ind w:left="720" w:hanging="360"/>
+      </w:pPr>
+      <w:rPr>
+        <w:rFonts w:ascii="Symbol" w:hAnsi="Symbol" w:hint="default"/>
+        <w:sz w:val="20"/>
+      </w:rPr>
+    </w:lvl>
+    <w:lvl w:ilvl="1" w:tentative="1">
+      <w:start w:val="1"/>
+      <w:numFmt w:val="bullet"/>
+      <w:lvlText w:val="o"/>
+      <w:lvlJc w:val="left"/>
+      <w:pPr>
+        <w:tabs>
+          <w:tab w:val="num" w:pos="1440"/>
+        </w:tabs>
+        <w:ind w:left="1440" w:hanging="360"/>
+      </w:pPr>
+      <w:rPr>
+        <w:rFonts w:ascii="Courier New" w:hAnsi="Courier New" w:hint="default"/>
+        <w:sz w:val="20"/>
+      </w:rPr>
+    </w:lvl>
+    <w:lvl w:ilvl="2" w:tentative="1">
+      <w:start w:val="1"/>
+      <w:numFmt w:val="bullet"/>
+      <w:lvlText w:val=""/>
+      <w:lvlJc w:val="left"/>
+      <w:pPr>
+        <w:tabs>
+          <w:tab w:val="num" w:pos="2160"/>
+        </w:tabs>
+        <w:ind w:left="2160" w:hanging="360"/>
+      </w:pPr>
+      <w:rPr>
+        <w:rFonts w:ascii="Wingdings" w:hAnsi="Wingdings" w:hint="default"/>
+        <w:sz w:val="20"/>
+      </w:rPr>
+    </w:lvl>
+    <w:lvl w:ilvl="3" w:tentative="1">
+      <w:start w:val="1"/>
+      <w:numFmt w:val="bullet"/>
+      <w:lvlText w:val=""/>
+      <w:lvlJc w:val="left"/>
+      <w:pPr>
+        <w:tabs>
+          <w:tab w:val="num" w:pos="2880"/>
+        </w:tabs>
+        <w:ind w:left="2880" w:hanging="360"/>
+      </w:pPr>
+      <w:rPr>
+        <w:rFonts w:ascii="Wingdings" w:hAnsi="Wingdings" w:hint="default"/>
+        <w:sz w:val="20"/>
+      </w:rPr>
+    </w:lvl>
+    <w:lvl w:ilvl="4" w:tentative="1">
+      <w:start w:val="1"/>
+      <w:numFmt w:val="bullet"/>
+      <w:lvlText w:val=""/>
+      <w:lvlJc w:val="left"/>
+      <w:pPr>
+        <w:tabs>
+          <w:tab w:val="num" w:pos="3600"/>
+        </w:tabs>
+        <w:ind w:left="3600" w:hanging="360"/>
+      </w:pPr>
+      <w:rPr>
+        <w:rFonts w:ascii="Wingdings" w:hAnsi="Wingdings" w:hint="default"/>
+        <w:sz w:val="20"/>
+      </w:rPr>
+    </w:lvl>
+    <w:lvl w:ilvl="5" w:tentative="1">
+      <w:start w:val="1"/>
+      <w:numFmt w:val="bullet"/>
+      <w:lvlText w:val=""/>
+      <w:lvlJc w:val="left"/>
+      <w:pPr>
+        <w:tabs>
+          <w:tab w:val="num" w:pos="4320"/>
+        </w:tabs>
+        <w:ind w:left="4320" w:hanging="360"/>
+      </w:pPr>
+      <w:rPr>
+        <w:rFonts w:ascii="Wingdings" w:hAnsi="Wingdings" w:hint="default"/>
+        <w:sz w:val="20"/>
+      </w:rPr>
+    </w:lvl>
+    <w:lvl w:ilvl="6" w:tentative="1">
+      <w:start w:val="1"/>
+      <w:numFmt w:val="bullet"/>
+      <w:lvlText w:val=""/>
+      <w:lvlJc w:val="left"/>
+      <w:pPr>
+        <w:tabs>
+          <w:tab w:val="num" w:pos="5040"/>
+        </w:tabs>
+        <w:ind w:left="5040" w:hanging="360"/>
+      </w:pPr>
+      <w:rPr>
+        <w:rFonts w:ascii="Wingdings" w:hAnsi="Wingdings" w:hint="default"/>
+        <w:sz w:val="20"/>
+      </w:rPr>
+    </w:lvl>
+    <w:lvl w:ilvl="7" w:tentative="1">
+      <w:start w:val="1"/>
+      <w:numFmt w:val="bullet"/>
+      <w:lvlText w:val=""/>
+      <w:lvlJc w:val="left"/>
+      <w:pPr>
+        <w:tabs>
+          <w:tab w:val="num" w:pos="5760"/>
+        </w:tabs>
+        <w:ind w:left="5760" w:hanging="360"/>
+      </w:pPr>
+      <w:rPr>
+        <w:rFonts w:ascii="Wingdings" w:hAnsi="Wingdings" w:hint="default"/>
+        <w:sz w:val="20"/>
+      </w:rPr>
+    </w:lvl>
+    <w:lvl w:ilvl="8" w:tentative="1">
+      <w:start w:val="1"/>
+      <w:numFmt w:val="bullet"/>
+      <w:lvlText w:val=""/>
+      <w:lvlJc w:val="left"/>
+      <w:pPr>
+        <w:tabs>
+          <w:tab w:val="num" w:pos="6480"/>
+        </w:tabs>
+        <w:ind w:left="6480" w:hanging="360"/>
+      </w:pPr>
+      <w:rPr>
+        <w:rFonts w:ascii="Wingdings" w:hAnsi="Wingdings" w:hint="default"/>
+        <w:sz w:val="20"/>
+      </w:rPr>
+    </w:lvl>
+  </w:abstractNum>
+  <w:abstractNum w:abstractNumId="9" w15:restartNumberingAfterBreak="0">
+    <w:nsid w:val="1A8A5D5F"/>
+    <w:multiLevelType w:val="multilevel"/>
+    <w:tmpl w:val="80BAD0D2"/>
+    <w:lvl w:ilvl="0">
+      <w:start w:val="1"/>
+      <w:numFmt w:val="bullet"/>
+      <w:lvlText w:val=""/>
+      <w:lvlJc w:val="left"/>
+      <w:pPr>
+        <w:tabs>
+          <w:tab w:val="num" w:pos="720"/>
+        </w:tabs>
+        <w:ind w:left="720" w:hanging="360"/>
+      </w:pPr>
+      <w:rPr>
+        <w:rFonts w:ascii="Symbol" w:hAnsi="Symbol" w:hint="default"/>
+        <w:sz w:val="20"/>
+      </w:rPr>
+    </w:lvl>
+    <w:lvl w:ilvl="1" w:tentative="1">
+      <w:start w:val="1"/>
+      <w:numFmt w:val="bullet"/>
+      <w:lvlText w:val="o"/>
+      <w:lvlJc w:val="left"/>
+      <w:pPr>
+        <w:tabs>
+          <w:tab w:val="num" w:pos="1440"/>
+        </w:tabs>
+        <w:ind w:left="1440" w:hanging="360"/>
+      </w:pPr>
+      <w:rPr>
+        <w:rFonts w:ascii="Courier New" w:hAnsi="Courier New" w:hint="default"/>
+        <w:sz w:val="20"/>
+      </w:rPr>
+    </w:lvl>
+    <w:lvl w:ilvl="2" w:tentative="1">
+      <w:start w:val="1"/>
+      <w:numFmt w:val="bullet"/>
+      <w:lvlText w:val=""/>
+      <w:lvlJc w:val="left"/>
+      <w:pPr>
+        <w:tabs>
+          <w:tab w:val="num" w:pos="2160"/>
+        </w:tabs>
+        <w:ind w:left="2160" w:hanging="360"/>
+      </w:pPr>
+      <w:rPr>
+        <w:rFonts w:ascii="Wingdings" w:hAnsi="Wingdings" w:hint="default"/>
+        <w:sz w:val="20"/>
+      </w:rPr>
+    </w:lvl>
+    <w:lvl w:ilvl="3" w:tentative="1">
+      <w:start w:val="1"/>
+      <w:numFmt w:val="bullet"/>
+      <w:lvlText w:val=""/>
+      <w:lvlJc w:val="left"/>
+      <w:pPr>
+        <w:tabs>
+          <w:tab w:val="num" w:pos="2880"/>
+        </w:tabs>
+        <w:ind w:left="2880" w:hanging="360"/>
+      </w:pPr>
+      <w:rPr>
+        <w:rFonts w:ascii="Wingdings" w:hAnsi="Wingdings" w:hint="default"/>
+        <w:sz w:val="20"/>
+      </w:rPr>
+    </w:lvl>
+    <w:lvl w:ilvl="4" w:tentative="1">
+      <w:start w:val="1"/>
+      <w:numFmt w:val="bullet"/>
+      <w:lvlText w:val=""/>
+      <w:lvlJc w:val="left"/>
+      <w:pPr>
+        <w:tabs>
+          <w:tab w:val="num" w:pos="3600"/>
+        </w:tabs>
+        <w:ind w:left="3600" w:hanging="360"/>
+      </w:pPr>
+      <w:rPr>
+        <w:rFonts w:ascii="Wingdings" w:hAnsi="Wingdings" w:hint="default"/>
+        <w:sz w:val="20"/>
+      </w:rPr>
+    </w:lvl>
+    <w:lvl w:ilvl="5" w:tentative="1">
+      <w:start w:val="1"/>
+      <w:numFmt w:val="bullet"/>
+      <w:lvlText w:val=""/>
+      <w:lvlJc w:val="left"/>
+      <w:pPr>
+        <w:tabs>
+          <w:tab w:val="num" w:pos="4320"/>
+        </w:tabs>
+        <w:ind w:left="4320" w:hanging="360"/>
+      </w:pPr>
+      <w:rPr>
+        <w:rFonts w:ascii="Wingdings" w:hAnsi="Wingdings" w:hint="default"/>
+        <w:sz w:val="20"/>
+      </w:rPr>
+    </w:lvl>
+    <w:lvl w:ilvl="6" w:tentative="1">
+      <w:start w:val="1"/>
+      <w:numFmt w:val="bullet"/>
+      <w:lvlText w:val=""/>
+      <w:lvlJc w:val="left"/>
+      <w:pPr>
+        <w:tabs>
+          <w:tab w:val="num" w:pos="5040"/>
+        </w:tabs>
+        <w:ind w:left="5040" w:hanging="360"/>
+      </w:pPr>
+      <w:rPr>
+        <w:rFonts w:ascii="Wingdings" w:hAnsi="Wingdings" w:hint="default"/>
+        <w:sz w:val="20"/>
+      </w:rPr>
+    </w:lvl>
+    <w:lvl w:ilvl="7" w:tentative="1">
+      <w:start w:val="1"/>
+      <w:numFmt w:val="bullet"/>
+      <w:lvlText w:val=""/>
+      <w:lvlJc w:val="left"/>
+      <w:pPr>
+        <w:tabs>
+          <w:tab w:val="num" w:pos="5760"/>
+        </w:tabs>
+        <w:ind w:left="5760" w:hanging="360"/>
+      </w:pPr>
+      <w:rPr>
+        <w:rFonts w:ascii="Wingdings" w:hAnsi="Wingdings" w:hint="default"/>
+        <w:sz w:val="20"/>
+      </w:rPr>
+    </w:lvl>
+    <w:lvl w:ilvl="8" w:tentative="1">
+      <w:start w:val="1"/>
+      <w:numFmt w:val="bullet"/>
+      <w:lvlText w:val=""/>
+      <w:lvlJc w:val="left"/>
+      <w:pPr>
+        <w:tabs>
+          <w:tab w:val="num" w:pos="6480"/>
+        </w:tabs>
+        <w:ind w:left="6480" w:hanging="360"/>
+      </w:pPr>
+      <w:rPr>
+        <w:rFonts w:ascii="Wingdings" w:hAnsi="Wingdings" w:hint="default"/>
+        <w:sz w:val="20"/>
+      </w:rPr>
+    </w:lvl>
+  </w:abstractNum>
+  <w:abstractNum w:abstractNumId="10" w15:restartNumberingAfterBreak="0">
+    <w:nsid w:val="1CB04CDB"/>
+    <w:multiLevelType w:val="multilevel"/>
+    <w:tmpl w:val="87DA1DD2"/>
+    <w:lvl w:ilvl="0">
+      <w:start w:val="1"/>
+      <w:numFmt w:val="bullet"/>
+      <w:lvlText w:val=""/>
+      <w:lvlJc w:val="left"/>
+      <w:pPr>
+        <w:tabs>
+          <w:tab w:val="num" w:pos="720"/>
+        </w:tabs>
+        <w:ind w:left="720" w:hanging="360"/>
+      </w:pPr>
+      <w:rPr>
+        <w:rFonts w:ascii="Symbol" w:hAnsi="Symbol" w:hint="default"/>
+        <w:sz w:val="20"/>
+      </w:rPr>
+    </w:lvl>
+    <w:lvl w:ilvl="1" w:tentative="1">
+      <w:start w:val="1"/>
+      <w:numFmt w:val="bullet"/>
+      <w:lvlText w:val="o"/>
+      <w:lvlJc w:val="left"/>
+      <w:pPr>
+        <w:tabs>
+          <w:tab w:val="num" w:pos="1440"/>
+        </w:tabs>
+        <w:ind w:left="1440" w:hanging="360"/>
+      </w:pPr>
+      <w:rPr>
+        <w:rFonts w:ascii="Courier New" w:hAnsi="Courier New" w:hint="default"/>
+        <w:sz w:val="20"/>
+      </w:rPr>
+    </w:lvl>
+    <w:lvl w:ilvl="2" w:tentative="1">
+      <w:start w:val="1"/>
+      <w:numFmt w:val="bullet"/>
+      <w:lvlText w:val=""/>
+      <w:lvlJc w:val="left"/>
+      <w:pPr>
+        <w:tabs>
+          <w:tab w:val="num" w:pos="2160"/>
+        </w:tabs>
+        <w:ind w:left="2160" w:hanging="360"/>
+      </w:pPr>
+      <w:rPr>
+        <w:rFonts w:ascii="Wingdings" w:hAnsi="Wingdings" w:hint="default"/>
+        <w:sz w:val="20"/>
+      </w:rPr>
+    </w:lvl>
+    <w:lvl w:ilvl="3" w:tentative="1">
+      <w:start w:val="1"/>
+      <w:numFmt w:val="bullet"/>
+      <w:lvlText w:val=""/>
+      <w:lvlJc w:val="left"/>
+      <w:pPr>
+        <w:tabs>
+          <w:tab w:val="num" w:pos="2880"/>
+        </w:tabs>
+        <w:ind w:left="2880" w:hanging="360"/>
+      </w:pPr>
+      <w:rPr>
+        <w:rFonts w:ascii="Wingdings" w:hAnsi="Wingdings" w:hint="default"/>
+        <w:sz w:val="20"/>
+      </w:rPr>
+    </w:lvl>
+    <w:lvl w:ilvl="4" w:tentative="1">
+      <w:start w:val="1"/>
+      <w:numFmt w:val="bullet"/>
+      <w:lvlText w:val=""/>
+      <w:lvlJc w:val="left"/>
+      <w:pPr>
+        <w:tabs>
+          <w:tab w:val="num" w:pos="3600"/>
+        </w:tabs>
+        <w:ind w:left="3600" w:hanging="360"/>
+      </w:pPr>
+      <w:rPr>
+        <w:rFonts w:ascii="Wingdings" w:hAnsi="Wingdings" w:hint="default"/>
+        <w:sz w:val="20"/>
+      </w:rPr>
+    </w:lvl>
+    <w:lvl w:ilvl="5" w:tentative="1">
+      <w:start w:val="1"/>
+      <w:numFmt w:val="bullet"/>
+      <w:lvlText w:val=""/>
+      <w:lvlJc w:val="left"/>
+      <w:pPr>
+        <w:tabs>
+          <w:tab w:val="num" w:pos="4320"/>
+        </w:tabs>
+        <w:ind w:left="4320" w:hanging="360"/>
+      </w:pPr>
+      <w:rPr>
+        <w:rFonts w:ascii="Wingdings" w:hAnsi="Wingdings" w:hint="default"/>
+        <w:sz w:val="20"/>
+      </w:rPr>
+    </w:lvl>
+    <w:lvl w:ilvl="6" w:tentative="1">
+      <w:start w:val="1"/>
+      <w:numFmt w:val="bullet"/>
+      <w:lvlText w:val=""/>
+      <w:lvlJc w:val="left"/>
+      <w:pPr>
+        <w:tabs>
+          <w:tab w:val="num" w:pos="5040"/>
+        </w:tabs>
+        <w:ind w:left="5040" w:hanging="360"/>
+      </w:pPr>
+      <w:rPr>
+        <w:rFonts w:ascii="Wingdings" w:hAnsi="Wingdings" w:hint="default"/>
+        <w:sz w:val="20"/>
+      </w:rPr>
+    </w:lvl>
+    <w:lvl w:ilvl="7" w:tentative="1">
+      <w:start w:val="1"/>
+      <w:numFmt w:val="bullet"/>
+      <w:lvlText w:val=""/>
+      <w:lvlJc w:val="left"/>
+      <w:pPr>
+        <w:tabs>
+          <w:tab w:val="num" w:pos="5760"/>
+        </w:tabs>
+        <w:ind w:left="5760" w:hanging="360"/>
+      </w:pPr>
+      <w:rPr>
+        <w:rFonts w:ascii="Wingdings" w:hAnsi="Wingdings" w:hint="default"/>
+        <w:sz w:val="20"/>
+      </w:rPr>
+    </w:lvl>
+    <w:lvl w:ilvl="8" w:tentative="1">
+      <w:start w:val="1"/>
+      <w:numFmt w:val="bullet"/>
+      <w:lvlText w:val=""/>
+      <w:lvlJc w:val="left"/>
+      <w:pPr>
+        <w:tabs>
+          <w:tab w:val="num" w:pos="6480"/>
+        </w:tabs>
+        <w:ind w:left="6480" w:hanging="360"/>
+      </w:pPr>
+      <w:rPr>
+        <w:rFonts w:ascii="Wingdings" w:hAnsi="Wingdings" w:hint="default"/>
+        <w:sz w:val="20"/>
+      </w:rPr>
+    </w:lvl>
+  </w:abstractNum>
+  <w:abstractNum w:abstractNumId="11" w15:restartNumberingAfterBreak="0">
+    <w:nsid w:val="20DC5454"/>
+    <w:multiLevelType w:val="multilevel"/>
+    <w:tmpl w:val="9E0A80E4"/>
+    <w:lvl w:ilvl="0">
+      <w:start w:val="1"/>
+      <w:numFmt w:val="bullet"/>
+      <w:lvlText w:val=""/>
+      <w:lvlJc w:val="left"/>
+      <w:pPr>
+        <w:tabs>
+          <w:tab w:val="num" w:pos="720"/>
+        </w:tabs>
+        <w:ind w:left="720" w:hanging="360"/>
+      </w:pPr>
+      <w:rPr>
+        <w:rFonts w:ascii="Symbol" w:hAnsi="Symbol" w:hint="default"/>
+        <w:sz w:val="20"/>
+      </w:rPr>
+    </w:lvl>
+    <w:lvl w:ilvl="1" w:tentative="1">
+      <w:start w:val="1"/>
+      <w:numFmt w:val="bullet"/>
+      <w:lvlText w:val="o"/>
+      <w:lvlJc w:val="left"/>
+      <w:pPr>
+        <w:tabs>
+          <w:tab w:val="num" w:pos="1440"/>
+        </w:tabs>
+        <w:ind w:left="1440" w:hanging="360"/>
+      </w:pPr>
+      <w:rPr>
+        <w:rFonts w:ascii="Courier New" w:hAnsi="Courier New" w:hint="default"/>
+        <w:sz w:val="20"/>
+      </w:rPr>
+    </w:lvl>
+    <w:lvl w:ilvl="2" w:tentative="1">
+      <w:start w:val="1"/>
+      <w:numFmt w:val="bullet"/>
+      <w:lvlText w:val=""/>
+      <w:lvlJc w:val="left"/>
+      <w:pPr>
+        <w:tabs>
+          <w:tab w:val="num" w:pos="2160"/>
+        </w:tabs>
+        <w:ind w:left="2160" w:hanging="360"/>
+      </w:pPr>
+      <w:rPr>
+        <w:rFonts w:ascii="Wingdings" w:hAnsi="Wingdings" w:hint="default"/>
+        <w:sz w:val="20"/>
+      </w:rPr>
+    </w:lvl>
+    <w:lvl w:ilvl="3" w:tentative="1">
+      <w:start w:val="1"/>
+      <w:numFmt w:val="bullet"/>
+      <w:lvlText w:val=""/>
+      <w:lvlJc w:val="left"/>
+      <w:pPr>
+        <w:tabs>
+          <w:tab w:val="num" w:pos="2880"/>
+        </w:tabs>
+        <w:ind w:left="2880" w:hanging="360"/>
+      </w:pPr>
+      <w:rPr>
+        <w:rFonts w:ascii="Wingdings" w:hAnsi="Wingdings" w:hint="default"/>
+        <w:sz w:val="20"/>
+      </w:rPr>
+    </w:lvl>
+    <w:lvl w:ilvl="4" w:tentative="1">
+      <w:start w:val="1"/>
+      <w:numFmt w:val="bullet"/>
+      <w:lvlText w:val=""/>
+      <w:lvlJc w:val="left"/>
+      <w:pPr>
+        <w:tabs>
+          <w:tab w:val="num" w:pos="3600"/>
+        </w:tabs>
+        <w:ind w:left="3600" w:hanging="360"/>
+      </w:pPr>
+      <w:rPr>
+        <w:rFonts w:ascii="Wingdings" w:hAnsi="Wingdings" w:hint="default"/>
+        <w:sz w:val="20"/>
+      </w:rPr>
+    </w:lvl>
+    <w:lvl w:ilvl="5" w:tentative="1">
+      <w:start w:val="1"/>
+      <w:numFmt w:val="bullet"/>
+      <w:lvlText w:val=""/>
+      <w:lvlJc w:val="left"/>
+      <w:pPr>
+        <w:tabs>
+          <w:tab w:val="num" w:pos="4320"/>
+        </w:tabs>
+        <w:ind w:left="4320" w:hanging="360"/>
+      </w:pPr>
+      <w:rPr>
+        <w:rFonts w:ascii="Wingdings" w:hAnsi="Wingdings" w:hint="default"/>
+        <w:sz w:val="20"/>
+      </w:rPr>
+    </w:lvl>
+    <w:lvl w:ilvl="6" w:tentative="1">
+      <w:start w:val="1"/>
+      <w:numFmt w:val="bullet"/>
+      <w:lvlText w:val=""/>
+      <w:lvlJc w:val="left"/>
+      <w:pPr>
+        <w:tabs>
+          <w:tab w:val="num" w:pos="5040"/>
+        </w:tabs>
+        <w:ind w:left="5040" w:hanging="360"/>
+      </w:pPr>
+      <w:rPr>
+        <w:rFonts w:ascii="Wingdings" w:hAnsi="Wingdings" w:hint="default"/>
+        <w:sz w:val="20"/>
+      </w:rPr>
+    </w:lvl>
+    <w:lvl w:ilvl="7" w:tentative="1">
+      <w:start w:val="1"/>
+      <w:numFmt w:val="bullet"/>
+      <w:lvlText w:val=""/>
+      <w:lvlJc w:val="left"/>
+      <w:pPr>
+        <w:tabs>
+          <w:tab w:val="num" w:pos="5760"/>
+        </w:tabs>
+        <w:ind w:left="5760" w:hanging="360"/>
+      </w:pPr>
+      <w:rPr>
+        <w:rFonts w:ascii="Wingdings" w:hAnsi="Wingdings" w:hint="default"/>
+        <w:sz w:val="20"/>
+      </w:rPr>
+    </w:lvl>
+    <w:lvl w:ilvl="8" w:tentative="1">
+      <w:start w:val="1"/>
+      <w:numFmt w:val="bullet"/>
+      <w:lvlText w:val=""/>
+      <w:lvlJc w:val="left"/>
+      <w:pPr>
+        <w:tabs>
+          <w:tab w:val="num" w:pos="6480"/>
+        </w:tabs>
+        <w:ind w:left="6480" w:hanging="360"/>
+      </w:pPr>
+      <w:rPr>
+        <w:rFonts w:ascii="Wingdings" w:hAnsi="Wingdings" w:hint="default"/>
+        <w:sz w:val="20"/>
+      </w:rPr>
+    </w:lvl>
+  </w:abstractNum>
+  <w:abstractNum w:abstractNumId="12" w15:restartNumberingAfterBreak="0">
+    <w:nsid w:val="2B2E4897"/>
+    <w:multiLevelType w:val="multilevel"/>
+    <w:tmpl w:val="33106F0A"/>
+    <w:lvl w:ilvl="0">
+      <w:start w:val="1"/>
+      <w:numFmt w:val="bullet"/>
+      <w:lvlText w:val=""/>
+      <w:lvlJc w:val="left"/>
+      <w:pPr>
+        <w:tabs>
+          <w:tab w:val="num" w:pos="720"/>
+        </w:tabs>
+        <w:ind w:left="720" w:hanging="360"/>
+      </w:pPr>
+      <w:rPr>
+        <w:rFonts w:ascii="Symbol" w:hAnsi="Symbol" w:hint="default"/>
+        <w:sz w:val="20"/>
+      </w:rPr>
+    </w:lvl>
+    <w:lvl w:ilvl="1" w:tentative="1">
+      <w:start w:val="1"/>
+      <w:numFmt w:val="bullet"/>
+      <w:lvlText w:val="o"/>
+      <w:lvlJc w:val="left"/>
+      <w:pPr>
+        <w:tabs>
+          <w:tab w:val="num" w:pos="1440"/>
+        </w:tabs>
+        <w:ind w:left="1440" w:hanging="360"/>
+      </w:pPr>
+      <w:rPr>
+        <w:rFonts w:ascii="Courier New" w:hAnsi="Courier New" w:hint="default"/>
+        <w:sz w:val="20"/>
+      </w:rPr>
+    </w:lvl>
+    <w:lvl w:ilvl="2" w:tentative="1">
+      <w:start w:val="1"/>
+      <w:numFmt w:val="bullet"/>
+      <w:lvlText w:val=""/>
+      <w:lvlJc w:val="left"/>
+      <w:pPr>
+        <w:tabs>
+          <w:tab w:val="num" w:pos="2160"/>
+        </w:tabs>
+        <w:ind w:left="2160" w:hanging="360"/>
+      </w:pPr>
+      <w:rPr>
+        <w:rFonts w:ascii="Wingdings" w:hAnsi="Wingdings" w:hint="default"/>
+        <w:sz w:val="20"/>
+      </w:rPr>
+    </w:lvl>
+    <w:lvl w:ilvl="3" w:tentative="1">
+      <w:start w:val="1"/>
+      <w:numFmt w:val="bullet"/>
+      <w:lvlText w:val=""/>
+      <w:lvlJc w:val="left"/>
+      <w:pPr>
+        <w:tabs>
+          <w:tab w:val="num" w:pos="2880"/>
+        </w:tabs>
+        <w:ind w:left="2880" w:hanging="360"/>
+      </w:pPr>
+      <w:rPr>
+        <w:rFonts w:ascii="Wingdings" w:hAnsi="Wingdings" w:hint="default"/>
+        <w:sz w:val="20"/>
+      </w:rPr>
+    </w:lvl>
+    <w:lvl w:ilvl="4" w:tentative="1">
+      <w:start w:val="1"/>
+      <w:numFmt w:val="bullet"/>
+      <w:lvlText w:val=""/>
+      <w:lvlJc w:val="left"/>
+      <w:pPr>
+        <w:tabs>
+          <w:tab w:val="num" w:pos="3600"/>
+        </w:tabs>
+        <w:ind w:left="3600" w:hanging="360"/>
+      </w:pPr>
+      <w:rPr>
+        <w:rFonts w:ascii="Wingdings" w:hAnsi="Wingdings" w:hint="default"/>
+        <w:sz w:val="20"/>
+      </w:rPr>
+    </w:lvl>
+    <w:lvl w:ilvl="5" w:tentative="1">
+      <w:start w:val="1"/>
+      <w:numFmt w:val="bullet"/>
+      <w:lvlText w:val=""/>
+      <w:lvlJc w:val="left"/>
+      <w:pPr>
+        <w:tabs>
+          <w:tab w:val="num" w:pos="4320"/>
+        </w:tabs>
+        <w:ind w:left="4320" w:hanging="360"/>
+      </w:pPr>
+      <w:rPr>
+        <w:rFonts w:ascii="Wingdings" w:hAnsi="Wingdings" w:hint="default"/>
+        <w:sz w:val="20"/>
+      </w:rPr>
+    </w:lvl>
+    <w:lvl w:ilvl="6" w:tentative="1">
+      <w:start w:val="1"/>
+      <w:numFmt w:val="bullet"/>
+      <w:lvlText w:val=""/>
+      <w:lvlJc w:val="left"/>
+      <w:pPr>
+        <w:tabs>
+          <w:tab w:val="num" w:pos="5040"/>
+        </w:tabs>
+        <w:ind w:left="5040" w:hanging="360"/>
+      </w:pPr>
+      <w:rPr>
+        <w:rFonts w:ascii="Wingdings" w:hAnsi="Wingdings" w:hint="default"/>
+        <w:sz w:val="20"/>
+      </w:rPr>
+    </w:lvl>
+    <w:lvl w:ilvl="7" w:tentative="1">
+      <w:start w:val="1"/>
+      <w:numFmt w:val="bullet"/>
+      <w:lvlText w:val=""/>
+      <w:lvlJc w:val="left"/>
+      <w:pPr>
+        <w:tabs>
+          <w:tab w:val="num" w:pos="5760"/>
+        </w:tabs>
+        <w:ind w:left="5760" w:hanging="360"/>
+      </w:pPr>
+      <w:rPr>
+        <w:rFonts w:ascii="Wingdings" w:hAnsi="Wingdings" w:hint="default"/>
+        <w:sz w:val="20"/>
+      </w:rPr>
+    </w:lvl>
+    <w:lvl w:ilvl="8" w:tentative="1">
+      <w:start w:val="1"/>
+      <w:numFmt w:val="bullet"/>
+      <w:lvlText w:val=""/>
+      <w:lvlJc w:val="left"/>
+      <w:pPr>
+        <w:tabs>
+          <w:tab w:val="num" w:pos="6480"/>
+        </w:tabs>
+        <w:ind w:left="6480" w:hanging="360"/>
+      </w:pPr>
+      <w:rPr>
+        <w:rFonts w:ascii="Wingdings" w:hAnsi="Wingdings" w:hint="default"/>
+        <w:sz w:val="20"/>
+      </w:rPr>
+    </w:lvl>
+  </w:abstractNum>
+  <w:abstractNum w:abstractNumId="13" w15:restartNumberingAfterBreak="0">
+    <w:nsid w:val="3A8D05C7"/>
+    <w:multiLevelType w:val="multilevel"/>
+    <w:tmpl w:val="ADBC7BFE"/>
+    <w:lvl w:ilvl="0">
+      <w:start w:val="1"/>
+      <w:numFmt w:val="bullet"/>
+      <w:lvlText w:val=""/>
+      <w:lvlJc w:val="left"/>
+      <w:pPr>
+        <w:tabs>
+          <w:tab w:val="num" w:pos="720"/>
+        </w:tabs>
+        <w:ind w:left="720" w:hanging="360"/>
+      </w:pPr>
+      <w:rPr>
+        <w:rFonts w:ascii="Symbol" w:hAnsi="Symbol" w:hint="default"/>
+        <w:sz w:val="20"/>
+      </w:rPr>
+    </w:lvl>
+    <w:lvl w:ilvl="1">
+      <w:start w:val="1"/>
+      <w:numFmt w:val="bullet"/>
+      <w:lvlText w:val="o"/>
+      <w:lvlJc w:val="left"/>
+      <w:pPr>
+        <w:tabs>
+          <w:tab w:val="num" w:pos="1440"/>
+        </w:tabs>
+        <w:ind w:left="1440" w:hanging="360"/>
+      </w:pPr>
+      <w:rPr>
+        <w:rFonts w:ascii="Courier New" w:hAnsi="Courier New" w:hint="default"/>
+        <w:sz w:val="20"/>
+      </w:rPr>
+    </w:lvl>
+    <w:lvl w:ilvl="2" w:tentative="1">
+      <w:start w:val="1"/>
+      <w:numFmt w:val="bullet"/>
+      <w:lvlText w:val=""/>
+      <w:lvlJc w:val="left"/>
+      <w:pPr>
+        <w:tabs>
+          <w:tab w:val="num" w:pos="2160"/>
+        </w:tabs>
+        <w:ind w:left="2160" w:hanging="360"/>
+      </w:pPr>
+      <w:rPr>
+        <w:rFonts w:ascii="Wingdings" w:hAnsi="Wingdings" w:hint="default"/>
+        <w:sz w:val="20"/>
+      </w:rPr>
+    </w:lvl>
+    <w:lvl w:ilvl="3" w:tentative="1">
+      <w:start w:val="1"/>
+      <w:numFmt w:val="bullet"/>
+      <w:lvlText w:val=""/>
+      <w:lvlJc w:val="left"/>
+      <w:pPr>
+        <w:tabs>
+          <w:tab w:val="num" w:pos="2880"/>
+        </w:tabs>
+        <w:ind w:left="2880" w:hanging="360"/>
+      </w:pPr>
+      <w:rPr>
+        <w:rFonts w:ascii="Wingdings" w:hAnsi="Wingdings" w:hint="default"/>
+        <w:sz w:val="20"/>
+      </w:rPr>
+    </w:lvl>
+    <w:lvl w:ilvl="4" w:tentative="1">
+      <w:start w:val="1"/>
+      <w:numFmt w:val="bullet"/>
+      <w:lvlText w:val=""/>
+      <w:lvlJc w:val="left"/>
+      <w:pPr>
+        <w:tabs>
+          <w:tab w:val="num" w:pos="3600"/>
+        </w:tabs>
+        <w:ind w:left="3600" w:hanging="360"/>
+      </w:pPr>
+      <w:rPr>
+        <w:rFonts w:ascii="Wingdings" w:hAnsi="Wingdings" w:hint="default"/>
+        <w:sz w:val="20"/>
+      </w:rPr>
+    </w:lvl>
+    <w:lvl w:ilvl="5" w:tentative="1">
+      <w:start w:val="1"/>
+      <w:numFmt w:val="bullet"/>
+      <w:lvlText w:val=""/>
+      <w:lvlJc w:val="left"/>
+      <w:pPr>
+        <w:tabs>
+          <w:tab w:val="num" w:pos="4320"/>
+        </w:tabs>
+        <w:ind w:left="4320" w:hanging="360"/>
+      </w:pPr>
+      <w:rPr>
+        <w:rFonts w:ascii="Wingdings" w:hAnsi="Wingdings" w:hint="default"/>
+        <w:sz w:val="20"/>
+      </w:rPr>
+    </w:lvl>
+    <w:lvl w:ilvl="6" w:tentative="1">
+      <w:start w:val="1"/>
+      <w:numFmt w:val="bullet"/>
+      <w:lvlText w:val=""/>
+      <w:lvlJc w:val="left"/>
+      <w:pPr>
+        <w:tabs>
+          <w:tab w:val="num" w:pos="5040"/>
+        </w:tabs>
+        <w:ind w:left="5040" w:hanging="360"/>
+      </w:pPr>
+      <w:rPr>
+        <w:rFonts w:ascii="Wingdings" w:hAnsi="Wingdings" w:hint="default"/>
+        <w:sz w:val="20"/>
+      </w:rPr>
+    </w:lvl>
+    <w:lvl w:ilvl="7" w:tentative="1">
+      <w:start w:val="1"/>
+      <w:numFmt w:val="bullet"/>
+      <w:lvlText w:val=""/>
+      <w:lvlJc w:val="left"/>
+      <w:pPr>
+        <w:tabs>
+          <w:tab w:val="num" w:pos="5760"/>
+        </w:tabs>
+        <w:ind w:left="5760" w:hanging="360"/>
+      </w:pPr>
+      <w:rPr>
+        <w:rFonts w:ascii="Wingdings" w:hAnsi="Wingdings" w:hint="default"/>
+        <w:sz w:val="20"/>
+      </w:rPr>
+    </w:lvl>
+    <w:lvl w:ilvl="8" w:tentative="1">
+      <w:start w:val="1"/>
+      <w:numFmt w:val="bullet"/>
+      <w:lvlText w:val=""/>
+      <w:lvlJc w:val="left"/>
+      <w:pPr>
+        <w:tabs>
+          <w:tab w:val="num" w:pos="6480"/>
+        </w:tabs>
+        <w:ind w:left="6480" w:hanging="360"/>
+      </w:pPr>
+      <w:rPr>
+        <w:rFonts w:ascii="Wingdings" w:hAnsi="Wingdings" w:hint="default"/>
+        <w:sz w:val="20"/>
+      </w:rPr>
+    </w:lvl>
+  </w:abstractNum>
+  <w:abstractNum w:abstractNumId="14" w15:restartNumberingAfterBreak="0">
+    <w:nsid w:val="3C1C447B"/>
+    <w:multiLevelType w:val="multilevel"/>
+    <w:tmpl w:val="EDD8F9BA"/>
+    <w:lvl w:ilvl="0">
+      <w:start w:val="1"/>
+      <w:numFmt w:val="bullet"/>
+      <w:lvlText w:val=""/>
+      <w:lvlJc w:val="left"/>
+      <w:pPr>
+        <w:tabs>
+          <w:tab w:val="num" w:pos="720"/>
+        </w:tabs>
+        <w:ind w:left="720" w:hanging="360"/>
+      </w:pPr>
+      <w:rPr>
+        <w:rFonts w:ascii="Symbol" w:hAnsi="Symbol" w:hint="default"/>
+        <w:sz w:val="20"/>
+      </w:rPr>
+    </w:lvl>
+    <w:lvl w:ilvl="1" w:tentative="1">
+      <w:start w:val="1"/>
+      <w:numFmt w:val="bullet"/>
+      <w:lvlText w:val="o"/>
+      <w:lvlJc w:val="left"/>
+      <w:pPr>
+        <w:tabs>
+          <w:tab w:val="num" w:pos="1440"/>
+        </w:tabs>
+        <w:ind w:left="1440" w:hanging="360"/>
+      </w:pPr>
+      <w:rPr>
+        <w:rFonts w:ascii="Courier New" w:hAnsi="Courier New" w:hint="default"/>
+        <w:sz w:val="20"/>
+      </w:rPr>
+    </w:lvl>
+    <w:lvl w:ilvl="2" w:tentative="1">
+      <w:start w:val="1"/>
+      <w:numFmt w:val="bullet"/>
+      <w:lvlText w:val=""/>
+      <w:lvlJc w:val="left"/>
+      <w:pPr>
+        <w:tabs>
+          <w:tab w:val="num" w:pos="2160"/>
+        </w:tabs>
+        <w:ind w:left="2160" w:hanging="360"/>
+      </w:pPr>
+      <w:rPr>
+        <w:rFonts w:ascii="Wingdings" w:hAnsi="Wingdings" w:hint="default"/>
+        <w:sz w:val="20"/>
+      </w:rPr>
+    </w:lvl>
+    <w:lvl w:ilvl="3" w:tentative="1">
+      <w:start w:val="1"/>
+      <w:numFmt w:val="bullet"/>
+      <w:lvlText w:val=""/>
+      <w:lvlJc w:val="left"/>
+      <w:pPr>
+        <w:tabs>
+          <w:tab w:val="num" w:pos="2880"/>
+        </w:tabs>
+        <w:ind w:left="2880" w:hanging="360"/>
+      </w:pPr>
+      <w:rPr>
+        <w:rFonts w:ascii="Wingdings" w:hAnsi="Wingdings" w:hint="default"/>
+        <w:sz w:val="20"/>
+      </w:rPr>
+    </w:lvl>
+    <w:lvl w:ilvl="4" w:tentative="1">
+      <w:start w:val="1"/>
+      <w:numFmt w:val="bullet"/>
+      <w:lvlText w:val=""/>
+      <w:lvlJc w:val="left"/>
+      <w:pPr>
+        <w:tabs>
+          <w:tab w:val="num" w:pos="3600"/>
+        </w:tabs>
+        <w:ind w:left="3600" w:hanging="360"/>
+      </w:pPr>
+      <w:rPr>
+        <w:rFonts w:ascii="Wingdings" w:hAnsi="Wingdings" w:hint="default"/>
+        <w:sz w:val="20"/>
+      </w:rPr>
+    </w:lvl>
+    <w:lvl w:ilvl="5" w:tentative="1">
+      <w:start w:val="1"/>
+      <w:numFmt w:val="bullet"/>
+      <w:lvlText w:val=""/>
+      <w:lvlJc w:val="left"/>
+      <w:pPr>
+        <w:tabs>
+          <w:tab w:val="num" w:pos="4320"/>
+        </w:tabs>
+        <w:ind w:left="4320" w:hanging="360"/>
+      </w:pPr>
+      <w:rPr>
+        <w:rFonts w:ascii="Wingdings" w:hAnsi="Wingdings" w:hint="default"/>
+        <w:sz w:val="20"/>
+      </w:rPr>
+    </w:lvl>
+    <w:lvl w:ilvl="6" w:tentative="1">
+      <w:start w:val="1"/>
+      <w:numFmt w:val="bullet"/>
+      <w:lvlText w:val=""/>
+      <w:lvlJc w:val="left"/>
+      <w:pPr>
+        <w:tabs>
+          <w:tab w:val="num" w:pos="5040"/>
+        </w:tabs>
+        <w:ind w:left="5040" w:hanging="360"/>
+      </w:pPr>
+      <w:rPr>
+        <w:rFonts w:ascii="Wingdings" w:hAnsi="Wingdings" w:hint="default"/>
+        <w:sz w:val="20"/>
+      </w:rPr>
+    </w:lvl>
+    <w:lvl w:ilvl="7" w:tentative="1">
+      <w:start w:val="1"/>
+      <w:numFmt w:val="bullet"/>
+      <w:lvlText w:val=""/>
+      <w:lvlJc w:val="left"/>
+      <w:pPr>
+        <w:tabs>
+          <w:tab w:val="num" w:pos="5760"/>
+        </w:tabs>
+        <w:ind w:left="5760" w:hanging="360"/>
+      </w:pPr>
+      <w:rPr>
+        <w:rFonts w:ascii="Wingdings" w:hAnsi="Wingdings" w:hint="default"/>
+        <w:sz w:val="20"/>
+      </w:rPr>
+    </w:lvl>
+    <w:lvl w:ilvl="8" w:tentative="1">
+      <w:start w:val="1"/>
+      <w:numFmt w:val="bullet"/>
+      <w:lvlText w:val=""/>
+      <w:lvlJc w:val="left"/>
+      <w:pPr>
+        <w:tabs>
+          <w:tab w:val="num" w:pos="6480"/>
+        </w:tabs>
+        <w:ind w:left="6480" w:hanging="360"/>
+      </w:pPr>
+      <w:rPr>
+        <w:rFonts w:ascii="Wingdings" w:hAnsi="Wingdings" w:hint="default"/>
+        <w:sz w:val="20"/>
+      </w:rPr>
+    </w:lvl>
+  </w:abstractNum>
+  <w:abstractNum w:abstractNumId="15" w15:restartNumberingAfterBreak="0">
+    <w:nsid w:val="4AFC5D87"/>
+    <w:multiLevelType w:val="multilevel"/>
+    <w:tmpl w:val="8572F5C4"/>
+    <w:lvl w:ilvl="0">
+      <w:start w:val="1"/>
+      <w:numFmt w:val="bullet"/>
+      <w:lvlText w:val=""/>
+      <w:lvlJc w:val="left"/>
+      <w:pPr>
+        <w:tabs>
+          <w:tab w:val="num" w:pos="720"/>
+        </w:tabs>
+        <w:ind w:left="720" w:hanging="360"/>
+      </w:pPr>
+      <w:rPr>
+        <w:rFonts w:ascii="Symbol" w:hAnsi="Symbol" w:hint="default"/>
+        <w:sz w:val="20"/>
+      </w:rPr>
+    </w:lvl>
+    <w:lvl w:ilvl="1" w:tentative="1">
+      <w:start w:val="1"/>
+      <w:numFmt w:val="bullet"/>
+      <w:lvlText w:val="o"/>
+      <w:lvlJc w:val="left"/>
+      <w:pPr>
+        <w:tabs>
+          <w:tab w:val="num" w:pos="1440"/>
+        </w:tabs>
+        <w:ind w:left="1440" w:hanging="360"/>
+      </w:pPr>
+      <w:rPr>
+        <w:rFonts w:ascii="Courier New" w:hAnsi="Courier New" w:hint="default"/>
+        <w:sz w:val="20"/>
+      </w:rPr>
+    </w:lvl>
+    <w:lvl w:ilvl="2" w:tentative="1">
+      <w:start w:val="1"/>
+      <w:numFmt w:val="bullet"/>
+      <w:lvlText w:val=""/>
+      <w:lvlJc w:val="left"/>
+      <w:pPr>
+        <w:tabs>
+          <w:tab w:val="num" w:pos="2160"/>
+        </w:tabs>
+        <w:ind w:left="2160" w:hanging="360"/>
+      </w:pPr>
+      <w:rPr>
+        <w:rFonts w:ascii="Wingdings" w:hAnsi="Wingdings" w:hint="default"/>
+        <w:sz w:val="20"/>
+      </w:rPr>
+    </w:lvl>
+    <w:lvl w:ilvl="3" w:tentative="1">
+      <w:start w:val="1"/>
+      <w:numFmt w:val="bullet"/>
+      <w:lvlText w:val=""/>
+      <w:lvlJc w:val="left"/>
+      <w:pPr>
+        <w:tabs>
+          <w:tab w:val="num" w:pos="2880"/>
+        </w:tabs>
+        <w:ind w:left="2880" w:hanging="360"/>
+      </w:pPr>
+      <w:rPr>
+        <w:rFonts w:ascii="Wingdings" w:hAnsi="Wingdings" w:hint="default"/>
+        <w:sz w:val="20"/>
+      </w:rPr>
+    </w:lvl>
+    <w:lvl w:ilvl="4" w:tentative="1">
+      <w:start w:val="1"/>
+      <w:numFmt w:val="bullet"/>
+      <w:lvlText w:val=""/>
+      <w:lvlJc w:val="left"/>
+      <w:pPr>
+        <w:tabs>
+          <w:tab w:val="num" w:pos="3600"/>
+        </w:tabs>
+        <w:ind w:left="3600" w:hanging="360"/>
+      </w:pPr>
+      <w:rPr>
+        <w:rFonts w:ascii="Wingdings" w:hAnsi="Wingdings" w:hint="default"/>
+        <w:sz w:val="20"/>
+      </w:rPr>
+    </w:lvl>
+    <w:lvl w:ilvl="5" w:tentative="1">
+      <w:start w:val="1"/>
+      <w:numFmt w:val="bullet"/>
+      <w:lvlText w:val=""/>
+      <w:lvlJc w:val="left"/>
+      <w:pPr>
+        <w:tabs>
+          <w:tab w:val="num" w:pos="4320"/>
+        </w:tabs>
+        <w:ind w:left="4320" w:hanging="360"/>
+      </w:pPr>
+      <w:rPr>
+        <w:rFonts w:ascii="Wingdings" w:hAnsi="Wingdings" w:hint="default"/>
+        <w:sz w:val="20"/>
+      </w:rPr>
+    </w:lvl>
+    <w:lvl w:ilvl="6" w:tentative="1">
+      <w:start w:val="1"/>
+      <w:numFmt w:val="bullet"/>
+      <w:lvlText w:val=""/>
+      <w:lvlJc w:val="left"/>
+      <w:pPr>
+        <w:tabs>
+          <w:tab w:val="num" w:pos="5040"/>
+        </w:tabs>
+        <w:ind w:left="5040" w:hanging="360"/>
+      </w:pPr>
+      <w:rPr>
+        <w:rFonts w:ascii="Wingdings" w:hAnsi="Wingdings" w:hint="default"/>
+        <w:sz w:val="20"/>
+      </w:rPr>
+    </w:lvl>
+    <w:lvl w:ilvl="7" w:tentative="1">
+      <w:start w:val="1"/>
+      <w:numFmt w:val="bullet"/>
+      <w:lvlText w:val=""/>
+      <w:lvlJc w:val="left"/>
+      <w:pPr>
+        <w:tabs>
+          <w:tab w:val="num" w:pos="5760"/>
+        </w:tabs>
+        <w:ind w:left="5760" w:hanging="360"/>
+      </w:pPr>
+      <w:rPr>
+        <w:rFonts w:ascii="Wingdings" w:hAnsi="Wingdings" w:hint="default"/>
+        <w:sz w:val="20"/>
+      </w:rPr>
+    </w:lvl>
+    <w:lvl w:ilvl="8" w:tentative="1">
+      <w:start w:val="1"/>
+      <w:numFmt w:val="bullet"/>
+      <w:lvlText w:val=""/>
+      <w:lvlJc w:val="left"/>
+      <w:pPr>
+        <w:tabs>
+          <w:tab w:val="num" w:pos="6480"/>
+        </w:tabs>
+        <w:ind w:left="6480" w:hanging="360"/>
+      </w:pPr>
+      <w:rPr>
+        <w:rFonts w:ascii="Wingdings" w:hAnsi="Wingdings" w:hint="default"/>
+        <w:sz w:val="20"/>
+      </w:rPr>
+    </w:lvl>
+  </w:abstractNum>
+  <w:abstractNum w:abstractNumId="16" w15:restartNumberingAfterBreak="0">
+    <w:nsid w:val="4B27517D"/>
+    <w:multiLevelType w:val="multilevel"/>
+    <w:tmpl w:val="F510ECE4"/>
+    <w:lvl w:ilvl="0">
+      <w:start w:val="1"/>
+      <w:numFmt w:val="bullet"/>
+      <w:lvlText w:val=""/>
+      <w:lvlJc w:val="left"/>
+      <w:pPr>
+        <w:tabs>
+          <w:tab w:val="num" w:pos="720"/>
+        </w:tabs>
+        <w:ind w:left="720" w:hanging="360"/>
+      </w:pPr>
+      <w:rPr>
+        <w:rFonts w:ascii="Symbol" w:hAnsi="Symbol" w:hint="default"/>
+        <w:sz w:val="20"/>
+      </w:rPr>
+    </w:lvl>
+    <w:lvl w:ilvl="1" w:tentative="1">
+      <w:start w:val="1"/>
+      <w:numFmt w:val="bullet"/>
+      <w:lvlText w:val="o"/>
+      <w:lvlJc w:val="left"/>
+      <w:pPr>
+        <w:tabs>
+          <w:tab w:val="num" w:pos="1440"/>
+        </w:tabs>
+        <w:ind w:left="1440" w:hanging="360"/>
+      </w:pPr>
+      <w:rPr>
+        <w:rFonts w:ascii="Courier New" w:hAnsi="Courier New" w:hint="default"/>
+        <w:sz w:val="20"/>
+      </w:rPr>
+    </w:lvl>
+    <w:lvl w:ilvl="2" w:tentative="1">
+      <w:start w:val="1"/>
+      <w:numFmt w:val="bullet"/>
+      <w:lvlText w:val=""/>
+      <w:lvlJc w:val="left"/>
+      <w:pPr>
+        <w:tabs>
+          <w:tab w:val="num" w:pos="2160"/>
+        </w:tabs>
+        <w:ind w:left="2160" w:hanging="360"/>
+      </w:pPr>
+      <w:rPr>
+        <w:rFonts w:ascii="Wingdings" w:hAnsi="Wingdings" w:hint="default"/>
+        <w:sz w:val="20"/>
+      </w:rPr>
+    </w:lvl>
+    <w:lvl w:ilvl="3" w:tentative="1">
+      <w:start w:val="1"/>
+      <w:numFmt w:val="bullet"/>
+      <w:lvlText w:val=""/>
+      <w:lvlJc w:val="left"/>
+      <w:pPr>
+        <w:tabs>
+          <w:tab w:val="num" w:pos="2880"/>
+        </w:tabs>
+        <w:ind w:left="2880" w:hanging="360"/>
+      </w:pPr>
+      <w:rPr>
+        <w:rFonts w:ascii="Wingdings" w:hAnsi="Wingdings" w:hint="default"/>
+        <w:sz w:val="20"/>
+      </w:rPr>
+    </w:lvl>
+    <w:lvl w:ilvl="4" w:tentative="1">
+      <w:start w:val="1"/>
+      <w:numFmt w:val="bullet"/>
+      <w:lvlText w:val=""/>
+      <w:lvlJc w:val="left"/>
+      <w:pPr>
+        <w:tabs>
+          <w:tab w:val="num" w:pos="3600"/>
+        </w:tabs>
+        <w:ind w:left="3600" w:hanging="360"/>
+      </w:pPr>
+      <w:rPr>
+        <w:rFonts w:ascii="Wingdings" w:hAnsi="Wingdings" w:hint="default"/>
+        <w:sz w:val="20"/>
+      </w:rPr>
+    </w:lvl>
+    <w:lvl w:ilvl="5" w:tentative="1">
+      <w:start w:val="1"/>
+      <w:numFmt w:val="bullet"/>
+      <w:lvlText w:val=""/>
+      <w:lvlJc w:val="left"/>
+      <w:pPr>
+        <w:tabs>
+          <w:tab w:val="num" w:pos="4320"/>
+        </w:tabs>
+        <w:ind w:left="4320" w:hanging="360"/>
+      </w:pPr>
+      <w:rPr>
+        <w:rFonts w:ascii="Wingdings" w:hAnsi="Wingdings" w:hint="default"/>
+        <w:sz w:val="20"/>
+      </w:rPr>
+    </w:lvl>
+    <w:lvl w:ilvl="6" w:tentative="1">
+      <w:start w:val="1"/>
+      <w:numFmt w:val="bullet"/>
+      <w:lvlText w:val=""/>
+      <w:lvlJc w:val="left"/>
+      <w:pPr>
+        <w:tabs>
+          <w:tab w:val="num" w:pos="5040"/>
+        </w:tabs>
+        <w:ind w:left="5040" w:hanging="360"/>
+      </w:pPr>
+      <w:rPr>
+        <w:rFonts w:ascii="Wingdings" w:hAnsi="Wingdings" w:hint="default"/>
+        <w:sz w:val="20"/>
+      </w:rPr>
+    </w:lvl>
+    <w:lvl w:ilvl="7" w:tentative="1">
+      <w:start w:val="1"/>
+      <w:numFmt w:val="bullet"/>
+      <w:lvlText w:val=""/>
+      <w:lvlJc w:val="left"/>
+      <w:pPr>
+        <w:tabs>
+          <w:tab w:val="num" w:pos="5760"/>
+        </w:tabs>
+        <w:ind w:left="5760" w:hanging="360"/>
+      </w:pPr>
+      <w:rPr>
+        <w:rFonts w:ascii="Wingdings" w:hAnsi="Wingdings" w:hint="default"/>
+        <w:sz w:val="20"/>
+      </w:rPr>
+    </w:lvl>
+    <w:lvl w:ilvl="8" w:tentative="1">
+      <w:start w:val="1"/>
+      <w:numFmt w:val="bullet"/>
+      <w:lvlText w:val=""/>
+      <w:lvlJc w:val="left"/>
+      <w:pPr>
+        <w:tabs>
+          <w:tab w:val="num" w:pos="6480"/>
+        </w:tabs>
+        <w:ind w:left="6480" w:hanging="360"/>
+      </w:pPr>
+      <w:rPr>
+        <w:rFonts w:ascii="Wingdings" w:hAnsi="Wingdings" w:hint="default"/>
+        <w:sz w:val="20"/>
+      </w:rPr>
+    </w:lvl>
+  </w:abstractNum>
+  <w:abstractNum w:abstractNumId="17" w15:restartNumberingAfterBreak="0">
+    <w:nsid w:val="4D575300"/>
+    <w:multiLevelType w:val="multilevel"/>
+    <w:tmpl w:val="D9D6A27C"/>
+    <w:lvl w:ilvl="0">
+      <w:start w:val="1"/>
+      <w:numFmt w:val="bullet"/>
+      <w:lvlText w:val=""/>
+      <w:lvlJc w:val="left"/>
+      <w:pPr>
+        <w:tabs>
+          <w:tab w:val="num" w:pos="720"/>
+        </w:tabs>
+        <w:ind w:left="720" w:hanging="360"/>
+      </w:pPr>
+      <w:rPr>
+        <w:rFonts w:ascii="Symbol" w:hAnsi="Symbol" w:hint="default"/>
+        <w:sz w:val="20"/>
+      </w:rPr>
+    </w:lvl>
+    <w:lvl w:ilvl="1" w:tentative="1">
+      <w:start w:val="1"/>
+      <w:numFmt w:val="bullet"/>
+      <w:lvlText w:val="o"/>
+      <w:lvlJc w:val="left"/>
+      <w:pPr>
+        <w:tabs>
+          <w:tab w:val="num" w:pos="1440"/>
+        </w:tabs>
+        <w:ind w:left="1440" w:hanging="360"/>
+      </w:pPr>
+      <w:rPr>
+        <w:rFonts w:ascii="Courier New" w:hAnsi="Courier New" w:hint="default"/>
+        <w:sz w:val="20"/>
+      </w:rPr>
+    </w:lvl>
+    <w:lvl w:ilvl="2" w:tentative="1">
+      <w:start w:val="1"/>
+      <w:numFmt w:val="bullet"/>
+      <w:lvlText w:val=""/>
+      <w:lvlJc w:val="left"/>
+      <w:pPr>
+        <w:tabs>
+          <w:tab w:val="num" w:pos="2160"/>
+        </w:tabs>
+        <w:ind w:left="2160" w:hanging="360"/>
+      </w:pPr>
+      <w:rPr>
+        <w:rFonts w:ascii="Wingdings" w:hAnsi="Wingdings" w:hint="default"/>
+        <w:sz w:val="20"/>
+      </w:rPr>
+    </w:lvl>
+    <w:lvl w:ilvl="3" w:tentative="1">
+      <w:start w:val="1"/>
+      <w:numFmt w:val="bullet"/>
+      <w:lvlText w:val=""/>
+      <w:lvlJc w:val="left"/>
+      <w:pPr>
+        <w:tabs>
+          <w:tab w:val="num" w:pos="2880"/>
+        </w:tabs>
+        <w:ind w:left="2880" w:hanging="360"/>
+      </w:pPr>
+      <w:rPr>
+        <w:rFonts w:ascii="Wingdings" w:hAnsi="Wingdings" w:hint="default"/>
+        <w:sz w:val="20"/>
+      </w:rPr>
+    </w:lvl>
+    <w:lvl w:ilvl="4" w:tentative="1">
+      <w:start w:val="1"/>
+      <w:numFmt w:val="bullet"/>
+      <w:lvlText w:val=""/>
+      <w:lvlJc w:val="left"/>
+      <w:pPr>
+        <w:tabs>
+          <w:tab w:val="num" w:pos="3600"/>
+        </w:tabs>
+        <w:ind w:left="3600" w:hanging="360"/>
+      </w:pPr>
+      <w:rPr>
+        <w:rFonts w:ascii="Wingdings" w:hAnsi="Wingdings" w:hint="default"/>
+        <w:sz w:val="20"/>
+      </w:rPr>
+    </w:lvl>
+    <w:lvl w:ilvl="5" w:tentative="1">
+      <w:start w:val="1"/>
+      <w:numFmt w:val="bullet"/>
+      <w:lvlText w:val=""/>
+      <w:lvlJc w:val="left"/>
+      <w:pPr>
+        <w:tabs>
+          <w:tab w:val="num" w:pos="4320"/>
+        </w:tabs>
+        <w:ind w:left="4320" w:hanging="360"/>
+      </w:pPr>
+      <w:rPr>
+        <w:rFonts w:ascii="Wingdings" w:hAnsi="Wingdings" w:hint="default"/>
+        <w:sz w:val="20"/>
+      </w:rPr>
+    </w:lvl>
+    <w:lvl w:ilvl="6" w:tentative="1">
+      <w:start w:val="1"/>
+      <w:numFmt w:val="bullet"/>
+      <w:lvlText w:val=""/>
+      <w:lvlJc w:val="left"/>
+      <w:pPr>
+        <w:tabs>
+          <w:tab w:val="num" w:pos="5040"/>
+        </w:tabs>
+        <w:ind w:left="5040" w:hanging="360"/>
+      </w:pPr>
+      <w:rPr>
+        <w:rFonts w:ascii="Wingdings" w:hAnsi="Wingdings" w:hint="default"/>
+        <w:sz w:val="20"/>
+      </w:rPr>
+    </w:lvl>
+    <w:lvl w:ilvl="7" w:tentative="1">
+      <w:start w:val="1"/>
+      <w:numFmt w:val="bullet"/>
+      <w:lvlText w:val=""/>
+      <w:lvlJc w:val="left"/>
+      <w:pPr>
+        <w:tabs>
+          <w:tab w:val="num" w:pos="5760"/>
+        </w:tabs>
+        <w:ind w:left="5760" w:hanging="360"/>
+      </w:pPr>
+      <w:rPr>
+        <w:rFonts w:ascii="Wingdings" w:hAnsi="Wingdings" w:hint="default"/>
+        <w:sz w:val="20"/>
+      </w:rPr>
+    </w:lvl>
+    <w:lvl w:ilvl="8" w:tentative="1">
+      <w:start w:val="1"/>
+      <w:numFmt w:val="bullet"/>
+      <w:lvlText w:val=""/>
+      <w:lvlJc w:val="left"/>
+      <w:pPr>
+        <w:tabs>
+          <w:tab w:val="num" w:pos="6480"/>
+        </w:tabs>
+        <w:ind w:left="6480" w:hanging="360"/>
+      </w:pPr>
+      <w:rPr>
+        <w:rFonts w:ascii="Wingdings" w:hAnsi="Wingdings" w:hint="default"/>
+        <w:sz w:val="20"/>
+      </w:rPr>
+    </w:lvl>
+  </w:abstractNum>
+  <w:abstractNum w:abstractNumId="18" w15:restartNumberingAfterBreak="0">
+    <w:nsid w:val="4D980EB2"/>
+    <w:multiLevelType w:val="multilevel"/>
+    <w:tmpl w:val="D81ADF74"/>
+    <w:lvl w:ilvl="0">
+      <w:start w:val="1"/>
+      <w:numFmt w:val="bullet"/>
+      <w:lvlText w:val=""/>
+      <w:lvlJc w:val="left"/>
+      <w:pPr>
+        <w:tabs>
+          <w:tab w:val="num" w:pos="720"/>
+        </w:tabs>
+        <w:ind w:left="720" w:hanging="360"/>
+      </w:pPr>
+      <w:rPr>
+        <w:rFonts w:ascii="Symbol" w:hAnsi="Symbol" w:hint="default"/>
+        <w:sz w:val="20"/>
+      </w:rPr>
+    </w:lvl>
+    <w:lvl w:ilvl="1" w:tentative="1">
+      <w:start w:val="1"/>
+      <w:numFmt w:val="bullet"/>
+      <w:lvlText w:val="o"/>
+      <w:lvlJc w:val="left"/>
+      <w:pPr>
+        <w:tabs>
+          <w:tab w:val="num" w:pos="1440"/>
+        </w:tabs>
+        <w:ind w:left="1440" w:hanging="360"/>
+      </w:pPr>
+      <w:rPr>
+        <w:rFonts w:ascii="Courier New" w:hAnsi="Courier New" w:hint="default"/>
+        <w:sz w:val="20"/>
+      </w:rPr>
+    </w:lvl>
+    <w:lvl w:ilvl="2" w:tentative="1">
+      <w:start w:val="1"/>
+      <w:numFmt w:val="bullet"/>
+      <w:lvlText w:val=""/>
+      <w:lvlJc w:val="left"/>
+      <w:pPr>
+        <w:tabs>
+          <w:tab w:val="num" w:pos="2160"/>
+        </w:tabs>
+        <w:ind w:left="2160" w:hanging="360"/>
+      </w:pPr>
+      <w:rPr>
+        <w:rFonts w:ascii="Wingdings" w:hAnsi="Wingdings" w:hint="default"/>
+        <w:sz w:val="20"/>
+      </w:rPr>
+    </w:lvl>
+    <w:lvl w:ilvl="3" w:tentative="1">
+      <w:start w:val="1"/>
+      <w:numFmt w:val="bullet"/>
+      <w:lvlText w:val=""/>
+      <w:lvlJc w:val="left"/>
+      <w:pPr>
+        <w:tabs>
+          <w:tab w:val="num" w:pos="2880"/>
+        </w:tabs>
+        <w:ind w:left="2880" w:hanging="360"/>
+      </w:pPr>
+      <w:rPr>
+        <w:rFonts w:ascii="Wingdings" w:hAnsi="Wingdings" w:hint="default"/>
+        <w:sz w:val="20"/>
+      </w:rPr>
+    </w:lvl>
+    <w:lvl w:ilvl="4" w:tentative="1">
+      <w:start w:val="1"/>
+      <w:numFmt w:val="bullet"/>
+      <w:lvlText w:val=""/>
+      <w:lvlJc w:val="left"/>
+      <w:pPr>
+        <w:tabs>
+          <w:tab w:val="num" w:pos="3600"/>
+        </w:tabs>
+        <w:ind w:left="3600" w:hanging="360"/>
+      </w:pPr>
+      <w:rPr>
+        <w:rFonts w:ascii="Wingdings" w:hAnsi="Wingdings" w:hint="default"/>
+        <w:sz w:val="20"/>
+      </w:rPr>
+    </w:lvl>
+    <w:lvl w:ilvl="5" w:tentative="1">
+      <w:start w:val="1"/>
+      <w:numFmt w:val="bullet"/>
+      <w:lvlText w:val=""/>
+      <w:lvlJc w:val="left"/>
+      <w:pPr>
+        <w:tabs>
+          <w:tab w:val="num" w:pos="4320"/>
+        </w:tabs>
+        <w:ind w:left="4320" w:hanging="360"/>
+      </w:pPr>
+      <w:rPr>
+        <w:rFonts w:ascii="Wingdings" w:hAnsi="Wingdings" w:hint="default"/>
+        <w:sz w:val="20"/>
+      </w:rPr>
+    </w:lvl>
+    <w:lvl w:ilvl="6" w:tentative="1">
+      <w:start w:val="1"/>
+      <w:numFmt w:val="bullet"/>
+      <w:lvlText w:val=""/>
+      <w:lvlJc w:val="left"/>
+      <w:pPr>
+        <w:tabs>
+          <w:tab w:val="num" w:pos="5040"/>
+        </w:tabs>
+        <w:ind w:left="5040" w:hanging="360"/>
+      </w:pPr>
+      <w:rPr>
+        <w:rFonts w:ascii="Wingdings" w:hAnsi="Wingdings" w:hint="default"/>
+        <w:sz w:val="20"/>
+      </w:rPr>
+    </w:lvl>
+    <w:lvl w:ilvl="7" w:tentative="1">
+      <w:start w:val="1"/>
+      <w:numFmt w:val="bullet"/>
+      <w:lvlText w:val=""/>
+      <w:lvlJc w:val="left"/>
+      <w:pPr>
+        <w:tabs>
+          <w:tab w:val="num" w:pos="5760"/>
+        </w:tabs>
+        <w:ind w:left="5760" w:hanging="360"/>
+      </w:pPr>
+      <w:rPr>
+        <w:rFonts w:ascii="Wingdings" w:hAnsi="Wingdings" w:hint="default"/>
+        <w:sz w:val="20"/>
+      </w:rPr>
+    </w:lvl>
+    <w:lvl w:ilvl="8" w:tentative="1">
+      <w:start w:val="1"/>
+      <w:numFmt w:val="bullet"/>
+      <w:lvlText w:val=""/>
+      <w:lvlJc w:val="left"/>
+      <w:pPr>
+        <w:tabs>
+          <w:tab w:val="num" w:pos="6480"/>
+        </w:tabs>
+        <w:ind w:left="6480" w:hanging="360"/>
+      </w:pPr>
+      <w:rPr>
+        <w:rFonts w:ascii="Wingdings" w:hAnsi="Wingdings" w:hint="default"/>
+        <w:sz w:val="20"/>
+      </w:rPr>
+    </w:lvl>
+  </w:abstractNum>
+  <w:abstractNum w:abstractNumId="19" w15:restartNumberingAfterBreak="0">
+    <w:nsid w:val="55DA5C9A"/>
+    <w:multiLevelType w:val="multilevel"/>
+    <w:tmpl w:val="82E4D574"/>
+    <w:lvl w:ilvl="0">
+      <w:start w:val="1"/>
+      <w:numFmt w:val="bullet"/>
+      <w:lvlText w:val=""/>
+      <w:lvlJc w:val="left"/>
+      <w:pPr>
+        <w:tabs>
+          <w:tab w:val="num" w:pos="720"/>
+        </w:tabs>
+        <w:ind w:left="720" w:hanging="360"/>
+      </w:pPr>
+      <w:rPr>
+        <w:rFonts w:ascii="Symbol" w:hAnsi="Symbol" w:hint="default"/>
+        <w:sz w:val="20"/>
+      </w:rPr>
+    </w:lvl>
+    <w:lvl w:ilvl="1" w:tentative="1">
+      <w:start w:val="1"/>
+      <w:numFmt w:val="bullet"/>
+      <w:lvlText w:val="o"/>
+      <w:lvlJc w:val="left"/>
+      <w:pPr>
+        <w:tabs>
+          <w:tab w:val="num" w:pos="1440"/>
+        </w:tabs>
+        <w:ind w:left="1440" w:hanging="360"/>
+      </w:pPr>
+      <w:rPr>
+        <w:rFonts w:ascii="Courier New" w:hAnsi="Courier New" w:hint="default"/>
+        <w:sz w:val="20"/>
+      </w:rPr>
+    </w:lvl>
+    <w:lvl w:ilvl="2" w:tentative="1">
+      <w:start w:val="1"/>
+      <w:numFmt w:val="bullet"/>
+      <w:lvlText w:val=""/>
+      <w:lvlJc w:val="left"/>
+      <w:pPr>
+        <w:tabs>
+          <w:tab w:val="num" w:pos="2160"/>
+        </w:tabs>
+        <w:ind w:left="2160" w:hanging="360"/>
+      </w:pPr>
+      <w:rPr>
+        <w:rFonts w:ascii="Wingdings" w:hAnsi="Wingdings" w:hint="default"/>
+        <w:sz w:val="20"/>
+      </w:rPr>
+    </w:lvl>
+    <w:lvl w:ilvl="3" w:tentative="1">
+      <w:start w:val="1"/>
+      <w:numFmt w:val="bullet"/>
+      <w:lvlText w:val=""/>
+      <w:lvlJc w:val="left"/>
+      <w:pPr>
+        <w:tabs>
+          <w:tab w:val="num" w:pos="2880"/>
+        </w:tabs>
+        <w:ind w:left="2880" w:hanging="360"/>
+      </w:pPr>
+      <w:rPr>
+        <w:rFonts w:ascii="Wingdings" w:hAnsi="Wingdings" w:hint="default"/>
+        <w:sz w:val="20"/>
+      </w:rPr>
+    </w:lvl>
+    <w:lvl w:ilvl="4" w:tentative="1">
+      <w:start w:val="1"/>
+      <w:numFmt w:val="bullet"/>
+      <w:lvlText w:val=""/>
+      <w:lvlJc w:val="left"/>
+      <w:pPr>
+        <w:tabs>
+          <w:tab w:val="num" w:pos="3600"/>
+        </w:tabs>
+        <w:ind w:left="3600" w:hanging="360"/>
+      </w:pPr>
+      <w:rPr>
+        <w:rFonts w:ascii="Wingdings" w:hAnsi="Wingdings" w:hint="default"/>
+        <w:sz w:val="20"/>
+      </w:rPr>
+    </w:lvl>
+    <w:lvl w:ilvl="5" w:tentative="1">
+      <w:start w:val="1"/>
+      <w:numFmt w:val="bullet"/>
+      <w:lvlText w:val=""/>
+      <w:lvlJc w:val="left"/>
+      <w:pPr>
+        <w:tabs>
+          <w:tab w:val="num" w:pos="4320"/>
+        </w:tabs>
+        <w:ind w:left="4320" w:hanging="360"/>
+      </w:pPr>
+      <w:rPr>
+        <w:rFonts w:ascii="Wingdings" w:hAnsi="Wingdings" w:hint="default"/>
+        <w:sz w:val="20"/>
+      </w:rPr>
+    </w:lvl>
+    <w:lvl w:ilvl="6" w:tentative="1">
+      <w:start w:val="1"/>
+      <w:numFmt w:val="bullet"/>
+      <w:lvlText w:val=""/>
+      <w:lvlJc w:val="left"/>
+      <w:pPr>
+        <w:tabs>
+          <w:tab w:val="num" w:pos="5040"/>
+        </w:tabs>
+        <w:ind w:left="5040" w:hanging="360"/>
+      </w:pPr>
+      <w:rPr>
+        <w:rFonts w:ascii="Wingdings" w:hAnsi="Wingdings" w:hint="default"/>
+        <w:sz w:val="20"/>
+      </w:rPr>
+    </w:lvl>
+    <w:lvl w:ilvl="7" w:tentative="1">
+      <w:start w:val="1"/>
+      <w:numFmt w:val="bullet"/>
+      <w:lvlText w:val=""/>
+      <w:lvlJc w:val="left"/>
+      <w:pPr>
+        <w:tabs>
+          <w:tab w:val="num" w:pos="5760"/>
+        </w:tabs>
+        <w:ind w:left="5760" w:hanging="360"/>
+      </w:pPr>
+      <w:rPr>
+        <w:rFonts w:ascii="Wingdings" w:hAnsi="Wingdings" w:hint="default"/>
+        <w:sz w:val="20"/>
+      </w:rPr>
+    </w:lvl>
+    <w:lvl w:ilvl="8" w:tentative="1">
+      <w:start w:val="1"/>
+      <w:numFmt w:val="bullet"/>
+      <w:lvlText w:val=""/>
+      <w:lvlJc w:val="left"/>
+      <w:pPr>
+        <w:tabs>
+          <w:tab w:val="num" w:pos="6480"/>
+        </w:tabs>
+        <w:ind w:left="6480" w:hanging="360"/>
+      </w:pPr>
+      <w:rPr>
+        <w:rFonts w:ascii="Wingdings" w:hAnsi="Wingdings" w:hint="default"/>
+        <w:sz w:val="20"/>
+      </w:rPr>
+    </w:lvl>
+  </w:abstractNum>
+  <w:abstractNum w:abstractNumId="20" w15:restartNumberingAfterBreak="0">
+    <w:nsid w:val="5B9D4D16"/>
+    <w:multiLevelType w:val="multilevel"/>
+    <w:tmpl w:val="05E230A2"/>
+    <w:lvl w:ilvl="0">
+      <w:start w:val="1"/>
+      <w:numFmt w:val="bullet"/>
+      <w:lvlText w:val=""/>
+      <w:lvlJc w:val="left"/>
+      <w:pPr>
+        <w:tabs>
+          <w:tab w:val="num" w:pos="720"/>
+        </w:tabs>
+        <w:ind w:left="720" w:hanging="360"/>
+      </w:pPr>
+      <w:rPr>
+        <w:rFonts w:ascii="Symbol" w:hAnsi="Symbol" w:hint="default"/>
+        <w:sz w:val="20"/>
+      </w:rPr>
+    </w:lvl>
+    <w:lvl w:ilvl="1">
+      <w:start w:val="1"/>
+      <w:numFmt w:val="bullet"/>
+      <w:lvlText w:val="o"/>
+      <w:lvlJc w:val="left"/>
+      <w:pPr>
+        <w:tabs>
+          <w:tab w:val="num" w:pos="1440"/>
+        </w:tabs>
+        <w:ind w:left="1440" w:hanging="360"/>
+      </w:pPr>
+      <w:rPr>
+        <w:rFonts w:ascii="Courier New" w:hAnsi="Courier New" w:hint="default"/>
+        <w:sz w:val="20"/>
+      </w:rPr>
+    </w:lvl>
+    <w:lvl w:ilvl="2" w:tentative="1">
+      <w:start w:val="1"/>
+      <w:numFmt w:val="bullet"/>
+      <w:lvlText w:val=""/>
+      <w:lvlJc w:val="left"/>
+      <w:pPr>
+        <w:tabs>
+          <w:tab w:val="num" w:pos="2160"/>
+        </w:tabs>
+        <w:ind w:left="2160" w:hanging="360"/>
+      </w:pPr>
+      <w:rPr>
+        <w:rFonts w:ascii="Wingdings" w:hAnsi="Wingdings" w:hint="default"/>
+        <w:sz w:val="20"/>
+      </w:rPr>
+    </w:lvl>
+    <w:lvl w:ilvl="3" w:tentative="1">
+      <w:start w:val="1"/>
+      <w:numFmt w:val="bullet"/>
+      <w:lvlText w:val=""/>
+      <w:lvlJc w:val="left"/>
+      <w:pPr>
+        <w:tabs>
+          <w:tab w:val="num" w:pos="2880"/>
+        </w:tabs>
+        <w:ind w:left="2880" w:hanging="360"/>
+      </w:pPr>
+      <w:rPr>
+        <w:rFonts w:ascii="Wingdings" w:hAnsi="Wingdings" w:hint="default"/>
+        <w:sz w:val="20"/>
+      </w:rPr>
+    </w:lvl>
+    <w:lvl w:ilvl="4" w:tentative="1">
+      <w:start w:val="1"/>
+      <w:numFmt w:val="bullet"/>
+      <w:lvlText w:val=""/>
+      <w:lvlJc w:val="left"/>
+      <w:pPr>
+        <w:tabs>
+          <w:tab w:val="num" w:pos="3600"/>
+        </w:tabs>
+        <w:ind w:left="3600" w:hanging="360"/>
+      </w:pPr>
+      <w:rPr>
+        <w:rFonts w:ascii="Wingdings" w:hAnsi="Wingdings" w:hint="default"/>
+        <w:sz w:val="20"/>
+      </w:rPr>
+    </w:lvl>
+    <w:lvl w:ilvl="5" w:tentative="1">
+      <w:start w:val="1"/>
+      <w:numFmt w:val="bullet"/>
+      <w:lvlText w:val=""/>
+      <w:lvlJc w:val="left"/>
+      <w:pPr>
+        <w:tabs>
+          <w:tab w:val="num" w:pos="4320"/>
+        </w:tabs>
+        <w:ind w:left="4320" w:hanging="360"/>
+      </w:pPr>
+      <w:rPr>
+        <w:rFonts w:ascii="Wingdings" w:hAnsi="Wingdings" w:hint="default"/>
+        <w:sz w:val="20"/>
+      </w:rPr>
+    </w:lvl>
+    <w:lvl w:ilvl="6" w:tentative="1">
+      <w:start w:val="1"/>
+      <w:numFmt w:val="bullet"/>
+      <w:lvlText w:val=""/>
+      <w:lvlJc w:val="left"/>
+      <w:pPr>
+        <w:tabs>
+          <w:tab w:val="num" w:pos="5040"/>
+        </w:tabs>
+        <w:ind w:left="5040" w:hanging="360"/>
+      </w:pPr>
+      <w:rPr>
+        <w:rFonts w:ascii="Wingdings" w:hAnsi="Wingdings" w:hint="default"/>
+        <w:sz w:val="20"/>
+      </w:rPr>
+    </w:lvl>
+    <w:lvl w:ilvl="7" w:tentative="1">
+      <w:start w:val="1"/>
+      <w:numFmt w:val="bullet"/>
+      <w:lvlText w:val=""/>
+      <w:lvlJc w:val="left"/>
+      <w:pPr>
+        <w:tabs>
+          <w:tab w:val="num" w:pos="5760"/>
+        </w:tabs>
+        <w:ind w:left="5760" w:hanging="360"/>
+      </w:pPr>
+      <w:rPr>
+        <w:rFonts w:ascii="Wingdings" w:hAnsi="Wingdings" w:hint="default"/>
+        <w:sz w:val="20"/>
+      </w:rPr>
+    </w:lvl>
+    <w:lvl w:ilvl="8" w:tentative="1">
+      <w:start w:val="1"/>
+      <w:numFmt w:val="bullet"/>
+      <w:lvlText w:val=""/>
+      <w:lvlJc w:val="left"/>
+      <w:pPr>
+        <w:tabs>
+          <w:tab w:val="num" w:pos="6480"/>
+        </w:tabs>
+        <w:ind w:left="6480" w:hanging="360"/>
+      </w:pPr>
+      <w:rPr>
+        <w:rFonts w:ascii="Wingdings" w:hAnsi="Wingdings" w:hint="default"/>
+        <w:sz w:val="20"/>
+      </w:rPr>
+    </w:lvl>
+  </w:abstractNum>
+  <w:abstractNum w:abstractNumId="21" w15:restartNumberingAfterBreak="0">
+    <w:nsid w:val="5CA26D28"/>
+    <w:multiLevelType w:val="multilevel"/>
+    <w:tmpl w:val="A8E4CACA"/>
+    <w:lvl w:ilvl="0">
+      <w:start w:val="1"/>
+      <w:numFmt w:val="bullet"/>
+      <w:lvlText w:val=""/>
+      <w:lvlJc w:val="left"/>
+      <w:pPr>
+        <w:tabs>
+          <w:tab w:val="num" w:pos="720"/>
+        </w:tabs>
+        <w:ind w:left="720" w:hanging="360"/>
+      </w:pPr>
+      <w:rPr>
+        <w:rFonts w:ascii="Symbol" w:hAnsi="Symbol" w:hint="default"/>
+        <w:sz w:val="20"/>
+      </w:rPr>
+    </w:lvl>
+    <w:lvl w:ilvl="1" w:tentative="1">
+      <w:start w:val="1"/>
+      <w:numFmt w:val="bullet"/>
+      <w:lvlText w:val="o"/>
+      <w:lvlJc w:val="left"/>
+      <w:pPr>
+        <w:tabs>
+          <w:tab w:val="num" w:pos="1440"/>
+        </w:tabs>
+        <w:ind w:left="1440" w:hanging="360"/>
+      </w:pPr>
+      <w:rPr>
+        <w:rFonts w:ascii="Courier New" w:hAnsi="Courier New" w:hint="default"/>
+        <w:sz w:val="20"/>
+      </w:rPr>
+    </w:lvl>
+    <w:lvl w:ilvl="2" w:tentative="1">
+      <w:start w:val="1"/>
+      <w:numFmt w:val="bullet"/>
+      <w:lvlText w:val=""/>
+      <w:lvlJc w:val="left"/>
+      <w:pPr>
+        <w:tabs>
+          <w:tab w:val="num" w:pos="2160"/>
+        </w:tabs>
+        <w:ind w:left="2160" w:hanging="360"/>
+      </w:pPr>
+      <w:rPr>
+        <w:rFonts w:ascii="Wingdings" w:hAnsi="Wingdings" w:hint="default"/>
+        <w:sz w:val="20"/>
+      </w:rPr>
+    </w:lvl>
+    <w:lvl w:ilvl="3" w:tentative="1">
+      <w:start w:val="1"/>
+      <w:numFmt w:val="bullet"/>
+      <w:lvlText w:val=""/>
+      <w:lvlJc w:val="left"/>
+      <w:pPr>
+        <w:tabs>
+          <w:tab w:val="num" w:pos="2880"/>
+        </w:tabs>
+        <w:ind w:left="2880" w:hanging="360"/>
+      </w:pPr>
+      <w:rPr>
+        <w:rFonts w:ascii="Wingdings" w:hAnsi="Wingdings" w:hint="default"/>
+        <w:sz w:val="20"/>
+      </w:rPr>
+    </w:lvl>
+    <w:lvl w:ilvl="4" w:tentative="1">
+      <w:start w:val="1"/>
+      <w:numFmt w:val="bullet"/>
+      <w:lvlText w:val=""/>
+      <w:lvlJc w:val="left"/>
+      <w:pPr>
+        <w:tabs>
+          <w:tab w:val="num" w:pos="3600"/>
+        </w:tabs>
+        <w:ind w:left="3600" w:hanging="360"/>
+      </w:pPr>
+      <w:rPr>
+        <w:rFonts w:ascii="Wingdings" w:hAnsi="Wingdings" w:hint="default"/>
+        <w:sz w:val="20"/>
+      </w:rPr>
+    </w:lvl>
+    <w:lvl w:ilvl="5" w:tentative="1">
+      <w:start w:val="1"/>
+      <w:numFmt w:val="bullet"/>
+      <w:lvlText w:val=""/>
+      <w:lvlJc w:val="left"/>
+      <w:pPr>
+        <w:tabs>
+          <w:tab w:val="num" w:pos="4320"/>
+        </w:tabs>
+        <w:ind w:left="4320" w:hanging="360"/>
+      </w:pPr>
+      <w:rPr>
+        <w:rFonts w:ascii="Wingdings" w:hAnsi="Wingdings" w:hint="default"/>
+        <w:sz w:val="20"/>
+      </w:rPr>
+    </w:lvl>
+    <w:lvl w:ilvl="6" w:tentative="1">
+      <w:start w:val="1"/>
+      <w:numFmt w:val="bullet"/>
+      <w:lvlText w:val=""/>
+      <w:lvlJc w:val="left"/>
+      <w:pPr>
+        <w:tabs>
+          <w:tab w:val="num" w:pos="5040"/>
+        </w:tabs>
+        <w:ind w:left="5040" w:hanging="360"/>
+      </w:pPr>
+      <w:rPr>
+        <w:rFonts w:ascii="Wingdings" w:hAnsi="Wingdings" w:hint="default"/>
+        <w:sz w:val="20"/>
+      </w:rPr>
+    </w:lvl>
+    <w:lvl w:ilvl="7" w:tentative="1">
+      <w:start w:val="1"/>
+      <w:numFmt w:val="bullet"/>
+      <w:lvlText w:val=""/>
+      <w:lvlJc w:val="left"/>
+      <w:pPr>
+        <w:tabs>
+          <w:tab w:val="num" w:pos="5760"/>
+        </w:tabs>
+        <w:ind w:left="5760" w:hanging="360"/>
+      </w:pPr>
+      <w:rPr>
+        <w:rFonts w:ascii="Wingdings" w:hAnsi="Wingdings" w:hint="default"/>
+        <w:sz w:val="20"/>
+      </w:rPr>
+    </w:lvl>
+    <w:lvl w:ilvl="8" w:tentative="1">
+      <w:start w:val="1"/>
+      <w:numFmt w:val="bullet"/>
+      <w:lvlText w:val=""/>
+      <w:lvlJc w:val="left"/>
+      <w:pPr>
+        <w:tabs>
+          <w:tab w:val="num" w:pos="6480"/>
+        </w:tabs>
+        <w:ind w:left="6480" w:hanging="360"/>
+      </w:pPr>
+      <w:rPr>
+        <w:rFonts w:ascii="Wingdings" w:hAnsi="Wingdings" w:hint="default"/>
+        <w:sz w:val="20"/>
+      </w:rPr>
+    </w:lvl>
+  </w:abstractNum>
+  <w:abstractNum w:abstractNumId="22" w15:restartNumberingAfterBreak="0">
+    <w:nsid w:val="5E1B6EEA"/>
+    <w:multiLevelType w:val="multilevel"/>
+    <w:tmpl w:val="B896FCDC"/>
+    <w:lvl w:ilvl="0">
+      <w:start w:val="1"/>
+      <w:numFmt w:val="bullet"/>
+      <w:lvlText w:val=""/>
+      <w:lvlJc w:val="left"/>
+      <w:pPr>
+        <w:tabs>
+          <w:tab w:val="num" w:pos="720"/>
+        </w:tabs>
+        <w:ind w:left="720" w:hanging="360"/>
+      </w:pPr>
+      <w:rPr>
+        <w:rFonts w:ascii="Symbol" w:hAnsi="Symbol" w:hint="default"/>
+        <w:sz w:val="20"/>
+      </w:rPr>
+    </w:lvl>
+    <w:lvl w:ilvl="1" w:tentative="1">
+      <w:start w:val="1"/>
+      <w:numFmt w:val="bullet"/>
+      <w:lvlText w:val="o"/>
+      <w:lvlJc w:val="left"/>
+      <w:pPr>
+        <w:tabs>
+          <w:tab w:val="num" w:pos="1440"/>
+        </w:tabs>
+        <w:ind w:left="1440" w:hanging="360"/>
+      </w:pPr>
+      <w:rPr>
+        <w:rFonts w:ascii="Courier New" w:hAnsi="Courier New" w:hint="default"/>
+        <w:sz w:val="20"/>
+      </w:rPr>
+    </w:lvl>
+    <w:lvl w:ilvl="2" w:tentative="1">
+      <w:start w:val="1"/>
+      <w:numFmt w:val="bullet"/>
+      <w:lvlText w:val=""/>
+      <w:lvlJc w:val="left"/>
+      <w:pPr>
+        <w:tabs>
+          <w:tab w:val="num" w:pos="2160"/>
+        </w:tabs>
+        <w:ind w:left="2160" w:hanging="360"/>
+      </w:pPr>
+      <w:rPr>
+        <w:rFonts w:ascii="Wingdings" w:hAnsi="Wingdings" w:hint="default"/>
+        <w:sz w:val="20"/>
+      </w:rPr>
+    </w:lvl>
+    <w:lvl w:ilvl="3" w:tentative="1">
+      <w:start w:val="1"/>
+      <w:numFmt w:val="bullet"/>
+      <w:lvlText w:val=""/>
+      <w:lvlJc w:val="left"/>
+      <w:pPr>
+        <w:tabs>
+          <w:tab w:val="num" w:pos="2880"/>
+        </w:tabs>
+        <w:ind w:left="2880" w:hanging="360"/>
+      </w:pPr>
+      <w:rPr>
+        <w:rFonts w:ascii="Wingdings" w:hAnsi="Wingdings" w:hint="default"/>
+        <w:sz w:val="20"/>
+      </w:rPr>
+    </w:lvl>
+    <w:lvl w:ilvl="4" w:tentative="1">
+      <w:start w:val="1"/>
+      <w:numFmt w:val="bullet"/>
+      <w:lvlText w:val=""/>
+      <w:lvlJc w:val="left"/>
+      <w:pPr>
+        <w:tabs>
+          <w:tab w:val="num" w:pos="3600"/>
+        </w:tabs>
+        <w:ind w:left="3600" w:hanging="360"/>
+      </w:pPr>
+      <w:rPr>
+        <w:rFonts w:ascii="Wingdings" w:hAnsi="Wingdings" w:hint="default"/>
+        <w:sz w:val="20"/>
+      </w:rPr>
+    </w:lvl>
+    <w:lvl w:ilvl="5" w:tentative="1">
+      <w:start w:val="1"/>
+      <w:numFmt w:val="bullet"/>
+      <w:lvlText w:val=""/>
+      <w:lvlJc w:val="left"/>
+      <w:pPr>
+        <w:tabs>
+          <w:tab w:val="num" w:pos="4320"/>
+        </w:tabs>
+        <w:ind w:left="4320" w:hanging="360"/>
+      </w:pPr>
+      <w:rPr>
+        <w:rFonts w:ascii="Wingdings" w:hAnsi="Wingdings" w:hint="default"/>
+        <w:sz w:val="20"/>
+      </w:rPr>
+    </w:lvl>
+    <w:lvl w:ilvl="6" w:tentative="1">
+      <w:start w:val="1"/>
+      <w:numFmt w:val="bullet"/>
+      <w:lvlText w:val=""/>
+      <w:lvlJc w:val="left"/>
+      <w:pPr>
+        <w:tabs>
+          <w:tab w:val="num" w:pos="5040"/>
+        </w:tabs>
+        <w:ind w:left="5040" w:hanging="360"/>
+      </w:pPr>
+      <w:rPr>
+        <w:rFonts w:ascii="Wingdings" w:hAnsi="Wingdings" w:hint="default"/>
+        <w:sz w:val="20"/>
+      </w:rPr>
+    </w:lvl>
+    <w:lvl w:ilvl="7" w:tentative="1">
+      <w:start w:val="1"/>
+      <w:numFmt w:val="bullet"/>
+      <w:lvlText w:val=""/>
+      <w:lvlJc w:val="left"/>
+      <w:pPr>
+        <w:tabs>
+          <w:tab w:val="num" w:pos="5760"/>
+        </w:tabs>
+        <w:ind w:left="5760" w:hanging="360"/>
+      </w:pPr>
+      <w:rPr>
+        <w:rFonts w:ascii="Wingdings" w:hAnsi="Wingdings" w:hint="default"/>
+        <w:sz w:val="20"/>
+      </w:rPr>
+    </w:lvl>
+    <w:lvl w:ilvl="8" w:tentative="1">
+      <w:start w:val="1"/>
+      <w:numFmt w:val="bullet"/>
+      <w:lvlText w:val=""/>
+      <w:lvlJc w:val="left"/>
+      <w:pPr>
+        <w:tabs>
+          <w:tab w:val="num" w:pos="6480"/>
+        </w:tabs>
+        <w:ind w:left="6480" w:hanging="360"/>
+      </w:pPr>
+      <w:rPr>
+        <w:rFonts w:ascii="Wingdings" w:hAnsi="Wingdings" w:hint="default"/>
+        <w:sz w:val="20"/>
+      </w:rPr>
+    </w:lvl>
+  </w:abstractNum>
+  <w:abstractNum w:abstractNumId="23" w15:restartNumberingAfterBreak="0">
+    <w:nsid w:val="65105172"/>
+    <w:multiLevelType w:val="multilevel"/>
+    <w:tmpl w:val="838CFC48"/>
+    <w:lvl w:ilvl="0">
+      <w:start w:val="1"/>
+      <w:numFmt w:val="bullet"/>
+      <w:lvlText w:val=""/>
+      <w:lvlJc w:val="left"/>
+      <w:pPr>
+        <w:tabs>
+          <w:tab w:val="num" w:pos="720"/>
+        </w:tabs>
+        <w:ind w:left="720" w:hanging="360"/>
+      </w:pPr>
+      <w:rPr>
+        <w:rFonts w:ascii="Symbol" w:hAnsi="Symbol" w:hint="default"/>
+        <w:sz w:val="20"/>
+      </w:rPr>
+    </w:lvl>
+    <w:lvl w:ilvl="1" w:tentative="1">
+      <w:start w:val="1"/>
+      <w:numFmt w:val="bullet"/>
+      <w:lvlText w:val="o"/>
+      <w:lvlJc w:val="left"/>
+      <w:pPr>
+        <w:tabs>
+          <w:tab w:val="num" w:pos="1440"/>
+        </w:tabs>
+        <w:ind w:left="1440" w:hanging="360"/>
+      </w:pPr>
+      <w:rPr>
+        <w:rFonts w:ascii="Courier New" w:hAnsi="Courier New" w:hint="default"/>
+        <w:sz w:val="20"/>
+      </w:rPr>
+    </w:lvl>
+    <w:lvl w:ilvl="2" w:tentative="1">
+      <w:start w:val="1"/>
+      <w:numFmt w:val="bullet"/>
+      <w:lvlText w:val=""/>
+      <w:lvlJc w:val="left"/>
+      <w:pPr>
+        <w:tabs>
+          <w:tab w:val="num" w:pos="2160"/>
+        </w:tabs>
+        <w:ind w:left="2160" w:hanging="360"/>
+      </w:pPr>
+      <w:rPr>
+        <w:rFonts w:ascii="Wingdings" w:hAnsi="Wingdings" w:hint="default"/>
+        <w:sz w:val="20"/>
+      </w:rPr>
+    </w:lvl>
+    <w:lvl w:ilvl="3" w:tentative="1">
+      <w:start w:val="1"/>
+      <w:numFmt w:val="bullet"/>
+      <w:lvlText w:val=""/>
+      <w:lvlJc w:val="left"/>
+      <w:pPr>
+        <w:tabs>
+          <w:tab w:val="num" w:pos="2880"/>
+        </w:tabs>
+        <w:ind w:left="2880" w:hanging="360"/>
+      </w:pPr>
+      <w:rPr>
+        <w:rFonts w:ascii="Wingdings" w:hAnsi="Wingdings" w:hint="default"/>
+        <w:sz w:val="20"/>
+      </w:rPr>
+    </w:lvl>
+    <w:lvl w:ilvl="4" w:tentative="1">
+      <w:start w:val="1"/>
+      <w:numFmt w:val="bullet"/>
+      <w:lvlText w:val=""/>
+      <w:lvlJc w:val="left"/>
+      <w:pPr>
+        <w:tabs>
+          <w:tab w:val="num" w:pos="3600"/>
+        </w:tabs>
+        <w:ind w:left="3600" w:hanging="360"/>
+      </w:pPr>
+      <w:rPr>
+        <w:rFonts w:ascii="Wingdings" w:hAnsi="Wingdings" w:hint="default"/>
+        <w:sz w:val="20"/>
+      </w:rPr>
+    </w:lvl>
+    <w:lvl w:ilvl="5" w:tentative="1">
+      <w:start w:val="1"/>
+      <w:numFmt w:val="bullet"/>
+      <w:lvlText w:val=""/>
+      <w:lvlJc w:val="left"/>
+      <w:pPr>
+        <w:tabs>
+          <w:tab w:val="num" w:pos="4320"/>
+        </w:tabs>
+        <w:ind w:left="4320" w:hanging="360"/>
+      </w:pPr>
+      <w:rPr>
+        <w:rFonts w:ascii="Wingdings" w:hAnsi="Wingdings" w:hint="default"/>
+        <w:sz w:val="20"/>
+      </w:rPr>
+    </w:lvl>
+    <w:lvl w:ilvl="6" w:tentative="1">
+      <w:start w:val="1"/>
+      <w:numFmt w:val="bullet"/>
+      <w:lvlText w:val=""/>
+      <w:lvlJc w:val="left"/>
+      <w:pPr>
+        <w:tabs>
+          <w:tab w:val="num" w:pos="5040"/>
+        </w:tabs>
+        <w:ind w:left="5040" w:hanging="360"/>
+      </w:pPr>
+      <w:rPr>
+        <w:rFonts w:ascii="Wingdings" w:hAnsi="Wingdings" w:hint="default"/>
+        <w:sz w:val="20"/>
+      </w:rPr>
+    </w:lvl>
+    <w:lvl w:ilvl="7" w:tentative="1">
+      <w:start w:val="1"/>
+      <w:numFmt w:val="bullet"/>
+      <w:lvlText w:val=""/>
+      <w:lvlJc w:val="left"/>
+      <w:pPr>
+        <w:tabs>
+          <w:tab w:val="num" w:pos="5760"/>
+        </w:tabs>
+        <w:ind w:left="5760" w:hanging="360"/>
+      </w:pPr>
+      <w:rPr>
+        <w:rFonts w:ascii="Wingdings" w:hAnsi="Wingdings" w:hint="default"/>
+        <w:sz w:val="20"/>
+      </w:rPr>
+    </w:lvl>
+    <w:lvl w:ilvl="8" w:tentative="1">
+      <w:start w:val="1"/>
+      <w:numFmt w:val="bullet"/>
+      <w:lvlText w:val=""/>
+      <w:lvlJc w:val="left"/>
+      <w:pPr>
+        <w:tabs>
+          <w:tab w:val="num" w:pos="6480"/>
+        </w:tabs>
+        <w:ind w:left="6480" w:hanging="360"/>
+      </w:pPr>
+      <w:rPr>
+        <w:rFonts w:ascii="Wingdings" w:hAnsi="Wingdings" w:hint="default"/>
+        <w:sz w:val="20"/>
+      </w:rPr>
+    </w:lvl>
+  </w:abstractNum>
+  <w:abstractNum w:abstractNumId="24" w15:restartNumberingAfterBreak="0">
+    <w:nsid w:val="66E234B0"/>
+    <w:multiLevelType w:val="multilevel"/>
+    <w:tmpl w:val="F34AF2CE"/>
+    <w:lvl w:ilvl="0">
+      <w:start w:val="1"/>
+      <w:numFmt w:val="bullet"/>
+      <w:lvlText w:val=""/>
+      <w:lvlJc w:val="left"/>
+      <w:pPr>
+        <w:tabs>
+          <w:tab w:val="num" w:pos="720"/>
+        </w:tabs>
+        <w:ind w:left="720" w:hanging="360"/>
+      </w:pPr>
+      <w:rPr>
+        <w:rFonts w:ascii="Symbol" w:hAnsi="Symbol" w:hint="default"/>
+        <w:sz w:val="20"/>
+      </w:rPr>
+    </w:lvl>
+    <w:lvl w:ilvl="1" w:tentative="1">
+      <w:start w:val="1"/>
+      <w:numFmt w:val="bullet"/>
+      <w:lvlText w:val="o"/>
+      <w:lvlJc w:val="left"/>
+      <w:pPr>
+        <w:tabs>
+          <w:tab w:val="num" w:pos="1440"/>
+        </w:tabs>
+        <w:ind w:left="1440" w:hanging="360"/>
+      </w:pPr>
+      <w:rPr>
+        <w:rFonts w:ascii="Courier New" w:hAnsi="Courier New" w:hint="default"/>
+        <w:sz w:val="20"/>
+      </w:rPr>
+    </w:lvl>
+    <w:lvl w:ilvl="2" w:tentative="1">
+      <w:start w:val="1"/>
+      <w:numFmt w:val="bullet"/>
+      <w:lvlText w:val=""/>
+      <w:lvlJc w:val="left"/>
+      <w:pPr>
+        <w:tabs>
+          <w:tab w:val="num" w:pos="2160"/>
+        </w:tabs>
+        <w:ind w:left="2160" w:hanging="360"/>
+      </w:pPr>
+      <w:rPr>
+        <w:rFonts w:ascii="Wingdings" w:hAnsi="Wingdings" w:hint="default"/>
+        <w:sz w:val="20"/>
+      </w:rPr>
+    </w:lvl>
+    <w:lvl w:ilvl="3" w:tentative="1">
+      <w:start w:val="1"/>
+      <w:numFmt w:val="bullet"/>
+      <w:lvlText w:val=""/>
+      <w:lvlJc w:val="left"/>
+      <w:pPr>
+        <w:tabs>
+          <w:tab w:val="num" w:pos="2880"/>
+        </w:tabs>
+        <w:ind w:left="2880" w:hanging="360"/>
+      </w:pPr>
+      <w:rPr>
+        <w:rFonts w:ascii="Wingdings" w:hAnsi="Wingdings" w:hint="default"/>
+        <w:sz w:val="20"/>
+      </w:rPr>
+    </w:lvl>
+    <w:lvl w:ilvl="4" w:tentative="1">
+      <w:start w:val="1"/>
+      <w:numFmt w:val="bullet"/>
+      <w:lvlText w:val=""/>
+      <w:lvlJc w:val="left"/>
+      <w:pPr>
+        <w:tabs>
+          <w:tab w:val="num" w:pos="3600"/>
+        </w:tabs>
+        <w:ind w:left="3600" w:hanging="360"/>
+      </w:pPr>
+      <w:rPr>
+        <w:rFonts w:ascii="Wingdings" w:hAnsi="Wingdings" w:hint="default"/>
+        <w:sz w:val="20"/>
+      </w:rPr>
+    </w:lvl>
+    <w:lvl w:ilvl="5" w:tentative="1">
+      <w:start w:val="1"/>
+      <w:numFmt w:val="bullet"/>
+      <w:lvlText w:val=""/>
+      <w:lvlJc w:val="left"/>
+      <w:pPr>
+        <w:tabs>
+          <w:tab w:val="num" w:pos="4320"/>
+        </w:tabs>
+        <w:ind w:left="4320" w:hanging="360"/>
+      </w:pPr>
+      <w:rPr>
+        <w:rFonts w:ascii="Wingdings" w:hAnsi="Wingdings" w:hint="default"/>
+        <w:sz w:val="20"/>
+      </w:rPr>
+    </w:lvl>
+    <w:lvl w:ilvl="6" w:tentative="1">
+      <w:start w:val="1"/>
+      <w:numFmt w:val="bullet"/>
+      <w:lvlText w:val=""/>
+      <w:lvlJc w:val="left"/>
+      <w:pPr>
+        <w:tabs>
+          <w:tab w:val="num" w:pos="5040"/>
+        </w:tabs>
+        <w:ind w:left="5040" w:hanging="360"/>
+      </w:pPr>
+      <w:rPr>
+        <w:rFonts w:ascii="Wingdings" w:hAnsi="Wingdings" w:hint="default"/>
+        <w:sz w:val="20"/>
+      </w:rPr>
+    </w:lvl>
+    <w:lvl w:ilvl="7" w:tentative="1">
+      <w:start w:val="1"/>
+      <w:numFmt w:val="bullet"/>
+      <w:lvlText w:val=""/>
+      <w:lvlJc w:val="left"/>
+      <w:pPr>
+        <w:tabs>
+          <w:tab w:val="num" w:pos="5760"/>
+        </w:tabs>
+        <w:ind w:left="5760" w:hanging="360"/>
+      </w:pPr>
+      <w:rPr>
+        <w:rFonts w:ascii="Wingdings" w:hAnsi="Wingdings" w:hint="default"/>
+        <w:sz w:val="20"/>
+      </w:rPr>
+    </w:lvl>
+    <w:lvl w:ilvl="8" w:tentative="1">
+      <w:start w:val="1"/>
+      <w:numFmt w:val="bullet"/>
+      <w:lvlText w:val=""/>
+      <w:lvlJc w:val="left"/>
+      <w:pPr>
+        <w:tabs>
+          <w:tab w:val="num" w:pos="6480"/>
+        </w:tabs>
+        <w:ind w:left="6480" w:hanging="360"/>
+      </w:pPr>
+      <w:rPr>
+        <w:rFonts w:ascii="Wingdings" w:hAnsi="Wingdings" w:hint="default"/>
+        <w:sz w:val="20"/>
+      </w:rPr>
+    </w:lvl>
+  </w:abstractNum>
+  <w:abstractNum w:abstractNumId="25" w15:restartNumberingAfterBreak="0">
+    <w:nsid w:val="70677404"/>
+    <w:multiLevelType w:val="multilevel"/>
+    <w:tmpl w:val="14683752"/>
+    <w:lvl w:ilvl="0">
+      <w:start w:val="1"/>
+      <w:numFmt w:val="bullet"/>
+      <w:lvlText w:val=""/>
+      <w:lvlJc w:val="left"/>
+      <w:pPr>
+        <w:tabs>
+          <w:tab w:val="num" w:pos="720"/>
+        </w:tabs>
+        <w:ind w:left="720" w:hanging="360"/>
+      </w:pPr>
+      <w:rPr>
+        <w:rFonts w:ascii="Symbol" w:hAnsi="Symbol" w:hint="default"/>
+        <w:sz w:val="20"/>
+      </w:rPr>
+    </w:lvl>
+    <w:lvl w:ilvl="1" w:tentative="1">
+      <w:start w:val="1"/>
+      <w:numFmt w:val="bullet"/>
+      <w:lvlText w:val="o"/>
+      <w:lvlJc w:val="left"/>
+      <w:pPr>
+        <w:tabs>
+          <w:tab w:val="num" w:pos="1440"/>
+        </w:tabs>
+        <w:ind w:left="1440" w:hanging="360"/>
+      </w:pPr>
+      <w:rPr>
+        <w:rFonts w:ascii="Courier New" w:hAnsi="Courier New" w:hint="default"/>
+        <w:sz w:val="20"/>
+      </w:rPr>
+    </w:lvl>
+    <w:lvl w:ilvl="2" w:tentative="1">
+      <w:start w:val="1"/>
+      <w:numFmt w:val="bullet"/>
+      <w:lvlText w:val=""/>
+      <w:lvlJc w:val="left"/>
+      <w:pPr>
+        <w:tabs>
+          <w:tab w:val="num" w:pos="2160"/>
+        </w:tabs>
+        <w:ind w:left="2160" w:hanging="360"/>
+      </w:pPr>
+      <w:rPr>
+        <w:rFonts w:ascii="Wingdings" w:hAnsi="Wingdings" w:hint="default"/>
+        <w:sz w:val="20"/>
+      </w:rPr>
+    </w:lvl>
+    <w:lvl w:ilvl="3" w:tentative="1">
+      <w:start w:val="1"/>
+      <w:numFmt w:val="bullet"/>
+      <w:lvlText w:val=""/>
+      <w:lvlJc w:val="left"/>
+      <w:pPr>
+        <w:tabs>
+          <w:tab w:val="num" w:pos="2880"/>
+        </w:tabs>
+        <w:ind w:left="2880" w:hanging="360"/>
+      </w:pPr>
+      <w:rPr>
+        <w:rFonts w:ascii="Wingdings" w:hAnsi="Wingdings" w:hint="default"/>
+        <w:sz w:val="20"/>
+      </w:rPr>
+    </w:lvl>
+    <w:lvl w:ilvl="4" w:tentative="1">
+      <w:start w:val="1"/>
+      <w:numFmt w:val="bullet"/>
+      <w:lvlText w:val=""/>
+      <w:lvlJc w:val="left"/>
+      <w:pPr>
+        <w:tabs>
+          <w:tab w:val="num" w:pos="3600"/>
+        </w:tabs>
+        <w:ind w:left="3600" w:hanging="360"/>
+      </w:pPr>
+      <w:rPr>
+        <w:rFonts w:ascii="Wingdings" w:hAnsi="Wingdings" w:hint="default"/>
+        <w:sz w:val="20"/>
+      </w:rPr>
+    </w:lvl>
+    <w:lvl w:ilvl="5" w:tentative="1">
+      <w:start w:val="1"/>
+      <w:numFmt w:val="bullet"/>
+      <w:lvlText w:val=""/>
+      <w:lvlJc w:val="left"/>
+      <w:pPr>
+        <w:tabs>
+          <w:tab w:val="num" w:pos="4320"/>
+        </w:tabs>
+        <w:ind w:left="4320" w:hanging="360"/>
+      </w:pPr>
+      <w:rPr>
+        <w:rFonts w:ascii="Wingdings" w:hAnsi="Wingdings" w:hint="default"/>
+        <w:sz w:val="20"/>
+      </w:rPr>
+    </w:lvl>
+    <w:lvl w:ilvl="6" w:tentative="1">
+      <w:start w:val="1"/>
+      <w:numFmt w:val="bullet"/>
+      <w:lvlText w:val=""/>
+      <w:lvlJc w:val="left"/>
+      <w:pPr>
+        <w:tabs>
+          <w:tab w:val="num" w:pos="5040"/>
+        </w:tabs>
+        <w:ind w:left="5040" w:hanging="360"/>
+      </w:pPr>
+      <w:rPr>
+        <w:rFonts w:ascii="Wingdings" w:hAnsi="Wingdings" w:hint="default"/>
+        <w:sz w:val="20"/>
+      </w:rPr>
+    </w:lvl>
+    <w:lvl w:ilvl="7" w:tentative="1">
+      <w:start w:val="1"/>
+      <w:numFmt w:val="bullet"/>
+      <w:lvlText w:val=""/>
+      <w:lvlJc w:val="left"/>
+      <w:pPr>
+        <w:tabs>
+          <w:tab w:val="num" w:pos="5760"/>
+        </w:tabs>
+        <w:ind w:left="5760" w:hanging="360"/>
+      </w:pPr>
+      <w:rPr>
+        <w:rFonts w:ascii="Wingdings" w:hAnsi="Wingdings" w:hint="default"/>
+        <w:sz w:val="20"/>
+      </w:rPr>
+    </w:lvl>
+    <w:lvl w:ilvl="8" w:tentative="1">
+      <w:start w:val="1"/>
+      <w:numFmt w:val="bullet"/>
+      <w:lvlText w:val=""/>
+      <w:lvlJc w:val="left"/>
+      <w:pPr>
+        <w:tabs>
+          <w:tab w:val="num" w:pos="6480"/>
+        </w:tabs>
+        <w:ind w:left="6480" w:hanging="360"/>
+      </w:pPr>
+      <w:rPr>
+        <w:rFonts w:ascii="Wingdings" w:hAnsi="Wingdings" w:hint="default"/>
+        <w:sz w:val="20"/>
+      </w:rPr>
+    </w:lvl>
+  </w:abstractNum>
+  <w:abstractNum w:abstractNumId="26" w15:restartNumberingAfterBreak="0">
+    <w:nsid w:val="7466463E"/>
+    <w:multiLevelType w:val="multilevel"/>
+    <w:tmpl w:val="1A544768"/>
+    <w:lvl w:ilvl="0">
+      <w:start w:val="1"/>
+      <w:numFmt w:val="bullet"/>
+      <w:lvlText w:val=""/>
+      <w:lvlJc w:val="left"/>
+      <w:pPr>
+        <w:tabs>
+          <w:tab w:val="num" w:pos="720"/>
+        </w:tabs>
+        <w:ind w:left="720" w:hanging="360"/>
+      </w:pPr>
+      <w:rPr>
+        <w:rFonts w:ascii="Symbol" w:hAnsi="Symbol" w:hint="default"/>
+        <w:sz w:val="20"/>
+      </w:rPr>
+    </w:lvl>
+    <w:lvl w:ilvl="1" w:tentative="1">
+      <w:start w:val="1"/>
+      <w:numFmt w:val="bullet"/>
+      <w:lvlText w:val="o"/>
+      <w:lvlJc w:val="left"/>
+      <w:pPr>
+        <w:tabs>
+          <w:tab w:val="num" w:pos="1440"/>
+        </w:tabs>
+        <w:ind w:left="1440" w:hanging="360"/>
+      </w:pPr>
+      <w:rPr>
+        <w:rFonts w:ascii="Courier New" w:hAnsi="Courier New" w:hint="default"/>
+        <w:sz w:val="20"/>
+      </w:rPr>
+    </w:lvl>
+    <w:lvl w:ilvl="2" w:tentative="1">
+      <w:start w:val="1"/>
+      <w:numFmt w:val="bullet"/>
+      <w:lvlText w:val=""/>
+      <w:lvlJc w:val="left"/>
+      <w:pPr>
+        <w:tabs>
+          <w:tab w:val="num" w:pos="2160"/>
+        </w:tabs>
+        <w:ind w:left="2160" w:hanging="360"/>
+      </w:pPr>
+      <w:rPr>
+        <w:rFonts w:ascii="Wingdings" w:hAnsi="Wingdings" w:hint="default"/>
+        <w:sz w:val="20"/>
+      </w:rPr>
+    </w:lvl>
+    <w:lvl w:ilvl="3" w:tentative="1">
+      <w:start w:val="1"/>
+      <w:numFmt w:val="bullet"/>
+      <w:lvlText w:val=""/>
+      <w:lvlJc w:val="left"/>
+      <w:pPr>
+        <w:tabs>
+          <w:tab w:val="num" w:pos="2880"/>
+        </w:tabs>
+        <w:ind w:left="2880" w:hanging="360"/>
+      </w:pPr>
+      <w:rPr>
+        <w:rFonts w:ascii="Wingdings" w:hAnsi="Wingdings" w:hint="default"/>
+        <w:sz w:val="20"/>
+      </w:rPr>
+    </w:lvl>
+    <w:lvl w:ilvl="4" w:tentative="1">
+      <w:start w:val="1"/>
+      <w:numFmt w:val="bullet"/>
+      <w:lvlText w:val=""/>
+      <w:lvlJc w:val="left"/>
+      <w:pPr>
+        <w:tabs>
+          <w:tab w:val="num" w:pos="3600"/>
+        </w:tabs>
+        <w:ind w:left="3600" w:hanging="360"/>
+      </w:pPr>
+      <w:rPr>
+        <w:rFonts w:ascii="Wingdings" w:hAnsi="Wingdings" w:hint="default"/>
+        <w:sz w:val="20"/>
+      </w:rPr>
+    </w:lvl>
+    <w:lvl w:ilvl="5" w:tentative="1">
+      <w:start w:val="1"/>
+      <w:numFmt w:val="bullet"/>
+      <w:lvlText w:val=""/>
+      <w:lvlJc w:val="left"/>
+      <w:pPr>
+        <w:tabs>
+          <w:tab w:val="num" w:pos="4320"/>
+        </w:tabs>
+        <w:ind w:left="4320" w:hanging="360"/>
+      </w:pPr>
+      <w:rPr>
+        <w:rFonts w:ascii="Wingdings" w:hAnsi="Wingdings" w:hint="default"/>
+        <w:sz w:val="20"/>
+      </w:rPr>
+    </w:lvl>
+    <w:lvl w:ilvl="6" w:tentative="1">
+      <w:start w:val="1"/>
+      <w:numFmt w:val="bullet"/>
+      <w:lvlText w:val=""/>
+      <w:lvlJc w:val="left"/>
+      <w:pPr>
+        <w:tabs>
+          <w:tab w:val="num" w:pos="5040"/>
+        </w:tabs>
+        <w:ind w:left="5040" w:hanging="360"/>
+      </w:pPr>
+      <w:rPr>
+        <w:rFonts w:ascii="Wingdings" w:hAnsi="Wingdings" w:hint="default"/>
+        <w:sz w:val="20"/>
+      </w:rPr>
+    </w:lvl>
+    <w:lvl w:ilvl="7" w:tentative="1">
+      <w:start w:val="1"/>
+      <w:numFmt w:val="bullet"/>
+      <w:lvlText w:val=""/>
+      <w:lvlJc w:val="left"/>
+      <w:pPr>
+        <w:tabs>
+          <w:tab w:val="num" w:pos="5760"/>
+        </w:tabs>
+        <w:ind w:left="5760" w:hanging="360"/>
+      </w:pPr>
+      <w:rPr>
+        <w:rFonts w:ascii="Wingdings" w:hAnsi="Wingdings" w:hint="default"/>
+        <w:sz w:val="20"/>
+      </w:rPr>
+    </w:lvl>
+    <w:lvl w:ilvl="8" w:tentative="1">
+      <w:start w:val="1"/>
+      <w:numFmt w:val="bullet"/>
+      <w:lvlText w:val=""/>
+      <w:lvlJc w:val="left"/>
+      <w:pPr>
+        <w:tabs>
+          <w:tab w:val="num" w:pos="6480"/>
+        </w:tabs>
+        <w:ind w:left="6480" w:hanging="360"/>
+      </w:pPr>
+      <w:rPr>
+        <w:rFonts w:ascii="Wingdings" w:hAnsi="Wingdings" w:hint="default"/>
+        <w:sz w:val="20"/>
+      </w:rPr>
+    </w:lvl>
+  </w:abstractNum>
+  <w:abstractNum w:abstractNumId="27" w15:restartNumberingAfterBreak="0">
+    <w:nsid w:val="75A4687E"/>
+    <w:multiLevelType w:val="multilevel"/>
+    <w:tmpl w:val="E6143DB4"/>
+    <w:lvl w:ilvl="0">
+      <w:start w:val="1"/>
+      <w:numFmt w:val="bullet"/>
+      <w:lvlText w:val=""/>
+      <w:lvlJc w:val="left"/>
+      <w:pPr>
+        <w:tabs>
+          <w:tab w:val="num" w:pos="720"/>
+        </w:tabs>
+        <w:ind w:left="720" w:hanging="360"/>
+      </w:pPr>
+      <w:rPr>
+        <w:rFonts w:ascii="Symbol" w:hAnsi="Symbol" w:hint="default"/>
+        <w:sz w:val="20"/>
+      </w:rPr>
+    </w:lvl>
+    <w:lvl w:ilvl="1" w:tentative="1">
+      <w:start w:val="1"/>
+      <w:numFmt w:val="bullet"/>
+      <w:lvlText w:val="o"/>
+      <w:lvlJc w:val="left"/>
+      <w:pPr>
+        <w:tabs>
+          <w:tab w:val="num" w:pos="1440"/>
+        </w:tabs>
+        <w:ind w:left="1440" w:hanging="360"/>
+      </w:pPr>
+      <w:rPr>
+        <w:rFonts w:ascii="Courier New" w:hAnsi="Courier New" w:hint="default"/>
+        <w:sz w:val="20"/>
+      </w:rPr>
+    </w:lvl>
+    <w:lvl w:ilvl="2" w:tentative="1">
+      <w:start w:val="1"/>
+      <w:numFmt w:val="bullet"/>
+      <w:lvlText w:val=""/>
+      <w:lvlJc w:val="left"/>
+      <w:pPr>
+        <w:tabs>
+          <w:tab w:val="num" w:pos="2160"/>
+        </w:tabs>
+        <w:ind w:left="2160" w:hanging="360"/>
+      </w:pPr>
+      <w:rPr>
+        <w:rFonts w:ascii="Wingdings" w:hAnsi="Wingdings" w:hint="default"/>
+        <w:sz w:val="20"/>
+      </w:rPr>
+    </w:lvl>
+    <w:lvl w:ilvl="3" w:tentative="1">
+      <w:start w:val="1"/>
+      <w:numFmt w:val="bullet"/>
+      <w:lvlText w:val=""/>
+      <w:lvlJc w:val="left"/>
+      <w:pPr>
+        <w:tabs>
+          <w:tab w:val="num" w:pos="2880"/>
+        </w:tabs>
+        <w:ind w:left="2880" w:hanging="360"/>
+      </w:pPr>
+      <w:rPr>
+        <w:rFonts w:ascii="Wingdings" w:hAnsi="Wingdings" w:hint="default"/>
+        <w:sz w:val="20"/>
+      </w:rPr>
+    </w:lvl>
+    <w:lvl w:ilvl="4" w:tentative="1">
+      <w:start w:val="1"/>
+      <w:numFmt w:val="bullet"/>
+      <w:lvlText w:val=""/>
+      <w:lvlJc w:val="left"/>
+      <w:pPr>
+        <w:tabs>
+          <w:tab w:val="num" w:pos="3600"/>
+        </w:tabs>
+        <w:ind w:left="3600" w:hanging="360"/>
+      </w:pPr>
+      <w:rPr>
+        <w:rFonts w:ascii="Wingdings" w:hAnsi="Wingdings" w:hint="default"/>
+        <w:sz w:val="20"/>
+      </w:rPr>
+    </w:lvl>
+    <w:lvl w:ilvl="5" w:tentative="1">
+      <w:start w:val="1"/>
+      <w:numFmt w:val="bullet"/>
+      <w:lvlText w:val=""/>
+      <w:lvlJc w:val="left"/>
+      <w:pPr>
+        <w:tabs>
+          <w:tab w:val="num" w:pos="4320"/>
+        </w:tabs>
+        <w:ind w:left="4320" w:hanging="360"/>
+      </w:pPr>
+      <w:rPr>
+        <w:rFonts w:ascii="Wingdings" w:hAnsi="Wingdings" w:hint="default"/>
+        <w:sz w:val="20"/>
+      </w:rPr>
+    </w:lvl>
+    <w:lvl w:ilvl="6" w:tentative="1">
+      <w:start w:val="1"/>
+      <w:numFmt w:val="bullet"/>
+      <w:lvlText w:val=""/>
+      <w:lvlJc w:val="left"/>
+      <w:pPr>
+        <w:tabs>
+          <w:tab w:val="num" w:pos="5040"/>
+        </w:tabs>
+        <w:ind w:left="5040" w:hanging="360"/>
+      </w:pPr>
+      <w:rPr>
+        <w:rFonts w:ascii="Wingdings" w:hAnsi="Wingdings" w:hint="default"/>
+        <w:sz w:val="20"/>
+      </w:rPr>
+    </w:lvl>
+    <w:lvl w:ilvl="7" w:tentative="1">
+      <w:start w:val="1"/>
+      <w:numFmt w:val="bullet"/>
+      <w:lvlText w:val=""/>
+      <w:lvlJc w:val="left"/>
+      <w:pPr>
+        <w:tabs>
+          <w:tab w:val="num" w:pos="5760"/>
+        </w:tabs>
+        <w:ind w:left="5760" w:hanging="360"/>
+      </w:pPr>
+      <w:rPr>
+        <w:rFonts w:ascii="Wingdings" w:hAnsi="Wingdings" w:hint="default"/>
+        <w:sz w:val="20"/>
+      </w:rPr>
+    </w:lvl>
+    <w:lvl w:ilvl="8" w:tentative="1">
+      <w:start w:val="1"/>
+      <w:numFmt w:val="bullet"/>
+      <w:lvlText w:val=""/>
+      <w:lvlJc w:val="left"/>
+      <w:pPr>
+        <w:tabs>
+          <w:tab w:val="num" w:pos="6480"/>
+        </w:tabs>
+        <w:ind w:left="6480" w:hanging="360"/>
+      </w:pPr>
+      <w:rPr>
+        <w:rFonts w:ascii="Wingdings" w:hAnsi="Wingdings" w:hint="default"/>
+        <w:sz w:val="20"/>
+      </w:rPr>
+    </w:lvl>
+  </w:abstractNum>
+  <w:abstractNum w:abstractNumId="28" w15:restartNumberingAfterBreak="0">
+    <w:nsid w:val="761C5179"/>
+    <w:multiLevelType w:val="multilevel"/>
+    <w:tmpl w:val="88F6D982"/>
+    <w:lvl w:ilvl="0">
+      <w:start w:val="1"/>
+      <w:numFmt w:val="bullet"/>
+      <w:lvlText w:val=""/>
+      <w:lvlJc w:val="left"/>
+      <w:pPr>
+        <w:tabs>
+          <w:tab w:val="num" w:pos="720"/>
+        </w:tabs>
+        <w:ind w:left="720" w:hanging="360"/>
+      </w:pPr>
+      <w:rPr>
+        <w:rFonts w:ascii="Symbol" w:hAnsi="Symbol" w:hint="default"/>
+        <w:sz w:val="20"/>
+      </w:rPr>
+    </w:lvl>
+    <w:lvl w:ilvl="1" w:tentative="1">
+      <w:start w:val="1"/>
+      <w:numFmt w:val="bullet"/>
+      <w:lvlText w:val="o"/>
+      <w:lvlJc w:val="left"/>
+      <w:pPr>
+        <w:tabs>
+          <w:tab w:val="num" w:pos="1440"/>
+        </w:tabs>
+        <w:ind w:left="1440" w:hanging="360"/>
+      </w:pPr>
+      <w:rPr>
+        <w:rFonts w:ascii="Courier New" w:hAnsi="Courier New" w:hint="default"/>
+        <w:sz w:val="20"/>
+      </w:rPr>
+    </w:lvl>
+    <w:lvl w:ilvl="2" w:tentative="1">
+      <w:start w:val="1"/>
+      <w:numFmt w:val="bullet"/>
+      <w:lvlText w:val=""/>
+      <w:lvlJc w:val="left"/>
+      <w:pPr>
+        <w:tabs>
+          <w:tab w:val="num" w:pos="2160"/>
+        </w:tabs>
+        <w:ind w:left="2160" w:hanging="360"/>
+      </w:pPr>
+      <w:rPr>
+        <w:rFonts w:ascii="Wingdings" w:hAnsi="Wingdings" w:hint="default"/>
+        <w:sz w:val="20"/>
+      </w:rPr>
+    </w:lvl>
+    <w:lvl w:ilvl="3" w:tentative="1">
+      <w:start w:val="1"/>
+      <w:numFmt w:val="bullet"/>
+      <w:lvlText w:val=""/>
+      <w:lvlJc w:val="left"/>
+      <w:pPr>
+        <w:tabs>
+          <w:tab w:val="num" w:pos="2880"/>
+        </w:tabs>
+        <w:ind w:left="2880" w:hanging="360"/>
+      </w:pPr>
+      <w:rPr>
+        <w:rFonts w:ascii="Wingdings" w:hAnsi="Wingdings" w:hint="default"/>
+        <w:sz w:val="20"/>
+      </w:rPr>
+    </w:lvl>
+    <w:lvl w:ilvl="4" w:tentative="1">
+      <w:start w:val="1"/>
+      <w:numFmt w:val="bullet"/>
+      <w:lvlText w:val=""/>
+      <w:lvlJc w:val="left"/>
+      <w:pPr>
+        <w:tabs>
+          <w:tab w:val="num" w:pos="3600"/>
+        </w:tabs>
+        <w:ind w:left="3600" w:hanging="360"/>
+      </w:pPr>
+      <w:rPr>
+        <w:rFonts w:ascii="Wingdings" w:hAnsi="Wingdings" w:hint="default"/>
+        <w:sz w:val="20"/>
+      </w:rPr>
+    </w:lvl>
+    <w:lvl w:ilvl="5" w:tentative="1">
+      <w:start w:val="1"/>
+      <w:numFmt w:val="bullet"/>
+      <w:lvlText w:val=""/>
+      <w:lvlJc w:val="left"/>
+      <w:pPr>
+        <w:tabs>
+          <w:tab w:val="num" w:pos="4320"/>
+        </w:tabs>
+        <w:ind w:left="4320" w:hanging="360"/>
+      </w:pPr>
+      <w:rPr>
+        <w:rFonts w:ascii="Wingdings" w:hAnsi="Wingdings" w:hint="default"/>
+        <w:sz w:val="20"/>
+      </w:rPr>
+    </w:lvl>
+    <w:lvl w:ilvl="6" w:tentative="1">
+      <w:start w:val="1"/>
+      <w:numFmt w:val="bullet"/>
+      <w:lvlText w:val=""/>
+      <w:lvlJc w:val="left"/>
+      <w:pPr>
+        <w:tabs>
+          <w:tab w:val="num" w:pos="5040"/>
+        </w:tabs>
+        <w:ind w:left="5040" w:hanging="360"/>
+      </w:pPr>
+      <w:rPr>
+        <w:rFonts w:ascii="Wingdings" w:hAnsi="Wingdings" w:hint="default"/>
+        <w:sz w:val="20"/>
+      </w:rPr>
+    </w:lvl>
+    <w:lvl w:ilvl="7" w:tentative="1">
+      <w:start w:val="1"/>
+      <w:numFmt w:val="bullet"/>
+      <w:lvlText w:val=""/>
+      <w:lvlJc w:val="left"/>
+      <w:pPr>
+        <w:tabs>
+          <w:tab w:val="num" w:pos="5760"/>
+        </w:tabs>
+        <w:ind w:left="5760" w:hanging="360"/>
+      </w:pPr>
+      <w:rPr>
+        <w:rFonts w:ascii="Wingdings" w:hAnsi="Wingdings" w:hint="default"/>
+        <w:sz w:val="20"/>
+      </w:rPr>
+    </w:lvl>
+    <w:lvl w:ilvl="8" w:tentative="1">
+      <w:start w:val="1"/>
+      <w:numFmt w:val="bullet"/>
+      <w:lvlText w:val=""/>
+      <w:lvlJc w:val="left"/>
+      <w:pPr>
+        <w:tabs>
+          <w:tab w:val="num" w:pos="6480"/>
+        </w:tabs>
+        <w:ind w:left="6480" w:hanging="360"/>
+      </w:pPr>
+      <w:rPr>
+        <w:rFonts w:ascii="Wingdings" w:hAnsi="Wingdings" w:hint="default"/>
+        <w:sz w:val="20"/>
+      </w:rPr>
+    </w:lvl>
+  </w:abstractNum>
+  <w:abstractNum w:abstractNumId="29" w15:restartNumberingAfterBreak="0">
+    <w:nsid w:val="7995099C"/>
+    <w:multiLevelType w:val="multilevel"/>
+    <w:tmpl w:val="CB809710"/>
+    <w:lvl w:ilvl="0">
+      <w:start w:val="1"/>
+      <w:numFmt w:val="bullet"/>
+      <w:lvlText w:val=""/>
+      <w:lvlJc w:val="left"/>
+      <w:pPr>
+        <w:tabs>
+          <w:tab w:val="num" w:pos="720"/>
+        </w:tabs>
+        <w:ind w:left="720" w:hanging="360"/>
+      </w:pPr>
+      <w:rPr>
+        <w:rFonts w:ascii="Symbol" w:hAnsi="Symbol" w:hint="default"/>
+        <w:sz w:val="20"/>
+      </w:rPr>
+    </w:lvl>
+    <w:lvl w:ilvl="1" w:tentative="1">
+      <w:start w:val="1"/>
+      <w:numFmt w:val="bullet"/>
+      <w:lvlText w:val="o"/>
+      <w:lvlJc w:val="left"/>
+      <w:pPr>
+        <w:tabs>
+          <w:tab w:val="num" w:pos="1440"/>
+        </w:tabs>
+        <w:ind w:left="1440" w:hanging="360"/>
+      </w:pPr>
+      <w:rPr>
+        <w:rFonts w:ascii="Courier New" w:hAnsi="Courier New" w:hint="default"/>
+        <w:sz w:val="20"/>
+      </w:rPr>
+    </w:lvl>
+    <w:lvl w:ilvl="2" w:tentative="1">
+      <w:start w:val="1"/>
+      <w:numFmt w:val="bullet"/>
+      <w:lvlText w:val=""/>
+      <w:lvlJc w:val="left"/>
+      <w:pPr>
+        <w:tabs>
+          <w:tab w:val="num" w:pos="2160"/>
+        </w:tabs>
+        <w:ind w:left="2160" w:hanging="360"/>
+      </w:pPr>
+      <w:rPr>
+        <w:rFonts w:ascii="Wingdings" w:hAnsi="Wingdings" w:hint="default"/>
+        <w:sz w:val="20"/>
+      </w:rPr>
+    </w:lvl>
+    <w:lvl w:ilvl="3" w:tentative="1">
+      <w:start w:val="1"/>
+      <w:numFmt w:val="bullet"/>
+      <w:lvlText w:val=""/>
+      <w:lvlJc w:val="left"/>
+      <w:pPr>
+        <w:tabs>
+          <w:tab w:val="num" w:pos="2880"/>
+        </w:tabs>
+        <w:ind w:left="2880" w:hanging="360"/>
+      </w:pPr>
+      <w:rPr>
+        <w:rFonts w:ascii="Wingdings" w:hAnsi="Wingdings" w:hint="default"/>
+        <w:sz w:val="20"/>
+      </w:rPr>
+    </w:lvl>
+    <w:lvl w:ilvl="4" w:tentative="1">
+      <w:start w:val="1"/>
+      <w:numFmt w:val="bullet"/>
+      <w:lvlText w:val=""/>
+      <w:lvlJc w:val="left"/>
+      <w:pPr>
+        <w:tabs>
+          <w:tab w:val="num" w:pos="3600"/>
+        </w:tabs>
+        <w:ind w:left="3600" w:hanging="360"/>
+      </w:pPr>
+      <w:rPr>
+        <w:rFonts w:ascii="Wingdings" w:hAnsi="Wingdings" w:hint="default"/>
+        <w:sz w:val="20"/>
+      </w:rPr>
+    </w:lvl>
+    <w:lvl w:ilvl="5" w:tentative="1">
+      <w:start w:val="1"/>
+      <w:numFmt w:val="bullet"/>
+      <w:lvlText w:val=""/>
+      <w:lvlJc w:val="left"/>
+      <w:pPr>
+        <w:tabs>
+          <w:tab w:val="num" w:pos="4320"/>
+        </w:tabs>
+        <w:ind w:left="4320" w:hanging="360"/>
+      </w:pPr>
+      <w:rPr>
+        <w:rFonts w:ascii="Wingdings" w:hAnsi="Wingdings" w:hint="default"/>
+        <w:sz w:val="20"/>
+      </w:rPr>
+    </w:lvl>
+    <w:lvl w:ilvl="6" w:tentative="1">
+      <w:start w:val="1"/>
+      <w:numFmt w:val="bullet"/>
+      <w:lvlText w:val=""/>
+      <w:lvlJc w:val="left"/>
+      <w:pPr>
+        <w:tabs>
+          <w:tab w:val="num" w:pos="5040"/>
+        </w:tabs>
+        <w:ind w:left="5040" w:hanging="360"/>
+      </w:pPr>
+      <w:rPr>
+        <w:rFonts w:ascii="Wingdings" w:hAnsi="Wingdings" w:hint="default"/>
+        <w:sz w:val="20"/>
+      </w:rPr>
+    </w:lvl>
+    <w:lvl w:ilvl="7" w:tentative="1">
+      <w:start w:val="1"/>
+      <w:numFmt w:val="bullet"/>
+      <w:lvlText w:val=""/>
+      <w:lvlJc w:val="left"/>
+      <w:pPr>
+        <w:tabs>
+          <w:tab w:val="num" w:pos="5760"/>
+        </w:tabs>
+        <w:ind w:left="5760" w:hanging="360"/>
+      </w:pPr>
+      <w:rPr>
+        <w:rFonts w:ascii="Wingdings" w:hAnsi="Wingdings" w:hint="default"/>
+        <w:sz w:val="20"/>
+      </w:rPr>
+    </w:lvl>
+    <w:lvl w:ilvl="8" w:tentative="1">
+      <w:start w:val="1"/>
+      <w:numFmt w:val="bullet"/>
+      <w:lvlText w:val=""/>
+      <w:lvlJc w:val="left"/>
+      <w:pPr>
+        <w:tabs>
+          <w:tab w:val="num" w:pos="6480"/>
+        </w:tabs>
+        <w:ind w:left="6480" w:hanging="360"/>
+      </w:pPr>
+      <w:rPr>
+        <w:rFonts w:ascii="Wingdings" w:hAnsi="Wingdings" w:hint="default"/>
+        <w:sz w:val="20"/>
+      </w:rPr>
+    </w:lvl>
+  </w:abstractNum>
+  <w:abstractNum w:abstractNumId="30" w15:restartNumberingAfterBreak="0">
+    <w:nsid w:val="7E196801"/>
+    <w:multiLevelType w:val="multilevel"/>
+    <w:tmpl w:val="613EDB48"/>
+    <w:lvl w:ilvl="0">
+      <w:start w:val="1"/>
+      <w:numFmt w:val="bullet"/>
+      <w:lvlText w:val=""/>
+      <w:lvlJc w:val="left"/>
+      <w:pPr>
+        <w:tabs>
+          <w:tab w:val="num" w:pos="720"/>
+        </w:tabs>
+        <w:ind w:left="720" w:hanging="360"/>
+      </w:pPr>
+      <w:rPr>
+        <w:rFonts w:ascii="Symbol" w:hAnsi="Symbol" w:hint="default"/>
+        <w:sz w:val="20"/>
+      </w:rPr>
+    </w:lvl>
+    <w:lvl w:ilvl="1" w:tentative="1">
+      <w:start w:val="1"/>
+      <w:numFmt w:val="bullet"/>
+      <w:lvlText w:val="o"/>
+      <w:lvlJc w:val="left"/>
+      <w:pPr>
+        <w:tabs>
+          <w:tab w:val="num" w:pos="1440"/>
+        </w:tabs>
+        <w:ind w:left="1440" w:hanging="360"/>
+      </w:pPr>
+      <w:rPr>
+        <w:rFonts w:ascii="Courier New" w:hAnsi="Courier New" w:hint="default"/>
+        <w:sz w:val="20"/>
+      </w:rPr>
+    </w:lvl>
+    <w:lvl w:ilvl="2" w:tentative="1">
+      <w:start w:val="1"/>
+      <w:numFmt w:val="bullet"/>
+      <w:lvlText w:val=""/>
+      <w:lvlJc w:val="left"/>
+      <w:pPr>
+        <w:tabs>
+          <w:tab w:val="num" w:pos="2160"/>
+        </w:tabs>
+        <w:ind w:left="2160" w:hanging="360"/>
+      </w:pPr>
+      <w:rPr>
+        <w:rFonts w:ascii="Wingdings" w:hAnsi="Wingdings" w:hint="default"/>
+        <w:sz w:val="20"/>
+      </w:rPr>
+    </w:lvl>
+    <w:lvl w:ilvl="3" w:tentative="1">
+      <w:start w:val="1"/>
+      <w:numFmt w:val="bullet"/>
+      <w:lvlText w:val=""/>
+      <w:lvlJc w:val="left"/>
+      <w:pPr>
+        <w:tabs>
+          <w:tab w:val="num" w:pos="2880"/>
+        </w:tabs>
+        <w:ind w:left="2880" w:hanging="360"/>
+      </w:pPr>
+      <w:rPr>
+        <w:rFonts w:ascii="Wingdings" w:hAnsi="Wingdings" w:hint="default"/>
+        <w:sz w:val="20"/>
+      </w:rPr>
+    </w:lvl>
+    <w:lvl w:ilvl="4" w:tentative="1">
+      <w:start w:val="1"/>
+      <w:numFmt w:val="bullet"/>
+      <w:lvlText w:val=""/>
+      <w:lvlJc w:val="left"/>
+      <w:pPr>
+        <w:tabs>
+          <w:tab w:val="num" w:pos="3600"/>
+        </w:tabs>
+        <w:ind w:left="3600" w:hanging="360"/>
+      </w:pPr>
+      <w:rPr>
+        <w:rFonts w:ascii="Wingdings" w:hAnsi="Wingdings" w:hint="default"/>
+        <w:sz w:val="20"/>
+      </w:rPr>
+    </w:lvl>
+    <w:lvl w:ilvl="5" w:tentative="1">
+      <w:start w:val="1"/>
+      <w:numFmt w:val="bullet"/>
+      <w:lvlText w:val=""/>
+      <w:lvlJc w:val="left"/>
+      <w:pPr>
+        <w:tabs>
+          <w:tab w:val="num" w:pos="4320"/>
+        </w:tabs>
+        <w:ind w:left="4320" w:hanging="360"/>
+      </w:pPr>
+      <w:rPr>
+        <w:rFonts w:ascii="Wingdings" w:hAnsi="Wingdings" w:hint="default"/>
+        <w:sz w:val="20"/>
+      </w:rPr>
+    </w:lvl>
+    <w:lvl w:ilvl="6" w:tentative="1">
+      <w:start w:val="1"/>
+      <w:numFmt w:val="bullet"/>
+      <w:lvlText w:val=""/>
+      <w:lvlJc w:val="left"/>
+      <w:pPr>
+        <w:tabs>
+          <w:tab w:val="num" w:pos="5040"/>
+        </w:tabs>
+        <w:ind w:left="5040" w:hanging="360"/>
+      </w:pPr>
+      <w:rPr>
+        <w:rFonts w:ascii="Wingdings" w:hAnsi="Wingdings" w:hint="default"/>
+        <w:sz w:val="20"/>
+      </w:rPr>
+    </w:lvl>
+    <w:lvl w:ilvl="7" w:tentative="1">
+      <w:start w:val="1"/>
+      <w:numFmt w:val="bullet"/>
+      <w:lvlText w:val=""/>
+      <w:lvlJc w:val="left"/>
+      <w:pPr>
+        <w:tabs>
+          <w:tab w:val="num" w:pos="5760"/>
+        </w:tabs>
+        <w:ind w:left="5760" w:hanging="360"/>
+      </w:pPr>
+      <w:rPr>
+        <w:rFonts w:ascii="Wingdings" w:hAnsi="Wingdings" w:hint="default"/>
+        <w:sz w:val="20"/>
+      </w:rPr>
+    </w:lvl>
+    <w:lvl w:ilvl="8" w:tentative="1">
+      <w:start w:val="1"/>
+      <w:numFmt w:val="bullet"/>
+      <w:lvlText w:val=""/>
+      <w:lvlJc w:val="left"/>
+      <w:pPr>
+        <w:tabs>
+          <w:tab w:val="num" w:pos="6480"/>
+        </w:tabs>
+        <w:ind w:left="6480" w:hanging="360"/>
+      </w:pPr>
+      <w:rPr>
+        <w:rFonts w:ascii="Wingdings" w:hAnsi="Wingdings" w:hint="default"/>
+        <w:sz w:val="20"/>
+      </w:rPr>
+    </w:lvl>
+  </w:abstractNum>
+  <w:abstractNum w:abstractNumId="31" w15:restartNumberingAfterBreak="0">
+    <w:nsid w:val="7EB52A98"/>
+    <w:multiLevelType w:val="multilevel"/>
+    <w:tmpl w:val="AEA68572"/>
+    <w:lvl w:ilvl="0">
+      <w:start w:val="1"/>
+      <w:numFmt w:val="bullet"/>
+      <w:lvlText w:val=""/>
+      <w:lvlJc w:val="left"/>
+      <w:pPr>
+        <w:tabs>
+          <w:tab w:val="num" w:pos="720"/>
+        </w:tabs>
+        <w:ind w:left="720" w:hanging="360"/>
+      </w:pPr>
+      <w:rPr>
+        <w:rFonts w:ascii="Symbol" w:hAnsi="Symbol" w:hint="default"/>
+        <w:sz w:val="20"/>
+      </w:rPr>
+    </w:lvl>
+    <w:lvl w:ilvl="1" w:tentative="1">
+      <w:start w:val="1"/>
+      <w:numFmt w:val="bullet"/>
+      <w:lvlText w:val="o"/>
+      <w:lvlJc w:val="left"/>
+      <w:pPr>
+        <w:tabs>
+          <w:tab w:val="num" w:pos="1440"/>
+        </w:tabs>
+        <w:ind w:left="1440" w:hanging="360"/>
+      </w:pPr>
+      <w:rPr>
+        <w:rFonts w:ascii="Courier New" w:hAnsi="Courier New" w:hint="default"/>
+        <w:sz w:val="20"/>
+      </w:rPr>
+    </w:lvl>
+    <w:lvl w:ilvl="2" w:tentative="1">
+      <w:start w:val="1"/>
+      <w:numFmt w:val="bullet"/>
+      <w:lvlText w:val=""/>
+      <w:lvlJc w:val="left"/>
+      <w:pPr>
+        <w:tabs>
+          <w:tab w:val="num" w:pos="2160"/>
+        </w:tabs>
+        <w:ind w:left="2160" w:hanging="360"/>
+      </w:pPr>
+      <w:rPr>
+        <w:rFonts w:ascii="Wingdings" w:hAnsi="Wingdings" w:hint="default"/>
+        <w:sz w:val="20"/>
+      </w:rPr>
+    </w:lvl>
+    <w:lvl w:ilvl="3" w:tentative="1">
+      <w:start w:val="1"/>
+      <w:numFmt w:val="bullet"/>
+      <w:lvlText w:val=""/>
+      <w:lvlJc w:val="left"/>
+      <w:pPr>
+        <w:tabs>
+          <w:tab w:val="num" w:pos="2880"/>
+        </w:tabs>
+        <w:ind w:left="2880" w:hanging="360"/>
+      </w:pPr>
+      <w:rPr>
+        <w:rFonts w:ascii="Wingdings" w:hAnsi="Wingdings" w:hint="default"/>
+        <w:sz w:val="20"/>
+      </w:rPr>
+    </w:lvl>
+    <w:lvl w:ilvl="4" w:tentative="1">
+      <w:start w:val="1"/>
+      <w:numFmt w:val="bullet"/>
+      <w:lvlText w:val=""/>
+      <w:lvlJc w:val="left"/>
+      <w:pPr>
+        <w:tabs>
+          <w:tab w:val="num" w:pos="3600"/>
+        </w:tabs>
+        <w:ind w:left="3600" w:hanging="360"/>
+      </w:pPr>
+      <w:rPr>
+        <w:rFonts w:ascii="Wingdings" w:hAnsi="Wingdings" w:hint="default"/>
+        <w:sz w:val="20"/>
+      </w:rPr>
+    </w:lvl>
+    <w:lvl w:ilvl="5" w:tentative="1">
+      <w:start w:val="1"/>
+      <w:numFmt w:val="bullet"/>
+      <w:lvlText w:val=""/>
+      <w:lvlJc w:val="left"/>
+      <w:pPr>
+        <w:tabs>
+          <w:tab w:val="num" w:pos="4320"/>
+        </w:tabs>
+        <w:ind w:left="4320" w:hanging="360"/>
+      </w:pPr>
+      <w:rPr>
+        <w:rFonts w:ascii="Wingdings" w:hAnsi="Wingdings" w:hint="default"/>
+        <w:sz w:val="20"/>
+      </w:rPr>
+    </w:lvl>
+    <w:lvl w:ilvl="6" w:tentative="1">
+      <w:start w:val="1"/>
+      <w:numFmt w:val="bullet"/>
+      <w:lvlText w:val=""/>
+      <w:lvlJc w:val="left"/>
+      <w:pPr>
+        <w:tabs>
+          <w:tab w:val="num" w:pos="5040"/>
+        </w:tabs>
+        <w:ind w:left="5040" w:hanging="360"/>
+      </w:pPr>
+      <w:rPr>
+        <w:rFonts w:ascii="Wingdings" w:hAnsi="Wingdings" w:hint="default"/>
+        <w:sz w:val="20"/>
+      </w:rPr>
+    </w:lvl>
+    <w:lvl w:ilvl="7" w:tentative="1">
+      <w:start w:val="1"/>
+      <w:numFmt w:val="bullet"/>
+      <w:lvlText w:val=""/>
+      <w:lvlJc w:val="left"/>
+      <w:pPr>
+        <w:tabs>
+          <w:tab w:val="num" w:pos="5760"/>
+        </w:tabs>
+        <w:ind w:left="5760" w:hanging="360"/>
+      </w:pPr>
+      <w:rPr>
+        <w:rFonts w:ascii="Wingdings" w:hAnsi="Wingdings" w:hint="default"/>
+        <w:sz w:val="20"/>
+      </w:rPr>
+    </w:lvl>
+    <w:lvl w:ilvl="8" w:tentative="1">
+      <w:start w:val="1"/>
+      <w:numFmt w:val="bullet"/>
+      <w:lvlText w:val=""/>
+      <w:lvlJc w:val="left"/>
+      <w:pPr>
+        <w:tabs>
+          <w:tab w:val="num" w:pos="6480"/>
+        </w:tabs>
+        <w:ind w:left="6480" w:hanging="360"/>
+      </w:pPr>
+      <w:rPr>
+        <w:rFonts w:ascii="Wingdings" w:hAnsi="Wingdings" w:hint="default"/>
+        <w:sz w:val="20"/>
+      </w:rPr>
+    </w:lvl>
+  </w:abstractNum>
+  <w:abstractNum w:abstractNumId="32" w15:restartNumberingAfterBreak="0">
+    <w:nsid w:val="7ECA5D69"/>
+    <w:multiLevelType w:val="multilevel"/>
+    <w:tmpl w:val="98160574"/>
+    <w:lvl w:ilvl="0">
+      <w:start w:val="1"/>
+      <w:numFmt w:val="bullet"/>
+      <w:lvlText w:val=""/>
+      <w:lvlJc w:val="left"/>
+      <w:pPr>
+        <w:tabs>
+          <w:tab w:val="num" w:pos="720"/>
+        </w:tabs>
+        <w:ind w:left="720" w:hanging="360"/>
+      </w:pPr>
+      <w:rPr>
+        <w:rFonts w:ascii="Symbol" w:hAnsi="Symbol" w:hint="default"/>
+        <w:sz w:val="20"/>
+      </w:rPr>
+    </w:lvl>
+    <w:lvl w:ilvl="1" w:tentative="1">
+      <w:start w:val="1"/>
+      <w:numFmt w:val="bullet"/>
+      <w:lvlText w:val="o"/>
+      <w:lvlJc w:val="left"/>
+      <w:pPr>
+        <w:tabs>
+          <w:tab w:val="num" w:pos="1440"/>
+        </w:tabs>
+        <w:ind w:left="1440" w:hanging="360"/>
+      </w:pPr>
+      <w:rPr>
+        <w:rFonts w:ascii="Courier New" w:hAnsi="Courier New" w:hint="default"/>
+        <w:sz w:val="20"/>
+      </w:rPr>
+    </w:lvl>
+    <w:lvl w:ilvl="2" w:tentative="1">
+      <w:start w:val="1"/>
+      <w:numFmt w:val="bullet"/>
+      <w:lvlText w:val=""/>
+      <w:lvlJc w:val="left"/>
+      <w:pPr>
+        <w:tabs>
+          <w:tab w:val="num" w:pos="2160"/>
+        </w:tabs>
+        <w:ind w:left="2160" w:hanging="360"/>
+      </w:pPr>
+      <w:rPr>
+        <w:rFonts w:ascii="Wingdings" w:hAnsi="Wingdings" w:hint="default"/>
+        <w:sz w:val="20"/>
+      </w:rPr>
+    </w:lvl>
+    <w:lvl w:ilvl="3" w:tentative="1">
+      <w:start w:val="1"/>
+      <w:numFmt w:val="bullet"/>
+      <w:lvlText w:val=""/>
+      <w:lvlJc w:val="left"/>
+      <w:pPr>
+        <w:tabs>
+          <w:tab w:val="num" w:pos="2880"/>
+        </w:tabs>
+        <w:ind w:left="2880" w:hanging="360"/>
+      </w:pPr>
+      <w:rPr>
+        <w:rFonts w:ascii="Wingdings" w:hAnsi="Wingdings" w:hint="default"/>
+        <w:sz w:val="20"/>
+      </w:rPr>
+    </w:lvl>
+    <w:lvl w:ilvl="4" w:tentative="1">
+      <w:start w:val="1"/>
+      <w:numFmt w:val="bullet"/>
+      <w:lvlText w:val=""/>
+      <w:lvlJc w:val="left"/>
+      <w:pPr>
+        <w:tabs>
+          <w:tab w:val="num" w:pos="3600"/>
+        </w:tabs>
+        <w:ind w:left="3600" w:hanging="360"/>
+      </w:pPr>
+      <w:rPr>
+        <w:rFonts w:ascii="Wingdings" w:hAnsi="Wingdings" w:hint="default"/>
+        <w:sz w:val="20"/>
+      </w:rPr>
+    </w:lvl>
+    <w:lvl w:ilvl="5" w:tentative="1">
+      <w:start w:val="1"/>
+      <w:numFmt w:val="bullet"/>
+      <w:lvlText w:val=""/>
+      <w:lvlJc w:val="left"/>
+      <w:pPr>
+        <w:tabs>
+          <w:tab w:val="num" w:pos="4320"/>
+        </w:tabs>
+        <w:ind w:left="4320" w:hanging="360"/>
+      </w:pPr>
+      <w:rPr>
+        <w:rFonts w:ascii="Wingdings" w:hAnsi="Wingdings" w:hint="default"/>
+        <w:sz w:val="20"/>
+      </w:rPr>
+    </w:lvl>
+    <w:lvl w:ilvl="6" w:tentative="1">
+      <w:start w:val="1"/>
+      <w:numFmt w:val="bullet"/>
+      <w:lvlText w:val=""/>
+      <w:lvlJc w:val="left"/>
+      <w:pPr>
+        <w:tabs>
+          <w:tab w:val="num" w:pos="5040"/>
+        </w:tabs>
+        <w:ind w:left="5040" w:hanging="360"/>
+      </w:pPr>
+      <w:rPr>
+        <w:rFonts w:ascii="Wingdings" w:hAnsi="Wingdings" w:hint="default"/>
+        <w:sz w:val="20"/>
+      </w:rPr>
+    </w:lvl>
+    <w:lvl w:ilvl="7" w:tentative="1">
+      <w:start w:val="1"/>
+      <w:numFmt w:val="bullet"/>
+      <w:lvlText w:val=""/>
+      <w:lvlJc w:val="left"/>
+      <w:pPr>
+        <w:tabs>
+          <w:tab w:val="num" w:pos="5760"/>
+        </w:tabs>
+        <w:ind w:left="5760" w:hanging="360"/>
+      </w:pPr>
+      <w:rPr>
+        <w:rFonts w:ascii="Wingdings" w:hAnsi="Wingdings" w:hint="default"/>
+        <w:sz w:val="20"/>
+      </w:rPr>
+    </w:lvl>
+    <w:lvl w:ilvl="8" w:tentative="1">
+      <w:start w:val="1"/>
+      <w:numFmt w:val="bullet"/>
+      <w:lvlText w:val=""/>
+      <w:lvlJc w:val="left"/>
+      <w:pPr>
+        <w:tabs>
+          <w:tab w:val="num" w:pos="6480"/>
+        </w:tabs>
+        <w:ind w:left="6480" w:hanging="360"/>
+      </w:pPr>
+      <w:rPr>
+        <w:rFonts w:ascii="Wingdings" w:hAnsi="Wingdings" w:hint="default"/>
+        <w:sz w:val="20"/>
+      </w:rPr>
+    </w:lvl>
+  </w:abstractNum>
+  <w:abstractNum w:abstractNumId="33" w15:restartNumberingAfterBreak="0">
+    <w:nsid w:val="7EE976AD"/>
+    <w:multiLevelType w:val="multilevel"/>
+    <w:tmpl w:val="5DBE9AEA"/>
+    <w:lvl w:ilvl="0">
+      <w:start w:val="1"/>
+      <w:numFmt w:val="bullet"/>
+      <w:lvlText w:val=""/>
+      <w:lvlJc w:val="left"/>
+      <w:pPr>
+        <w:tabs>
+          <w:tab w:val="num" w:pos="720"/>
+        </w:tabs>
+        <w:ind w:left="720" w:hanging="360"/>
+      </w:pPr>
+      <w:rPr>
+        <w:rFonts w:ascii="Symbol" w:hAnsi="Symbol" w:hint="default"/>
+        <w:sz w:val="20"/>
+      </w:rPr>
+    </w:lvl>
+    <w:lvl w:ilvl="1" w:tentative="1">
+      <w:start w:val="1"/>
+      <w:numFmt w:val="bullet"/>
+      <w:lvlText w:val="o"/>
+      <w:lvlJc w:val="left"/>
+      <w:pPr>
+        <w:tabs>
+          <w:tab w:val="num" w:pos="1440"/>
+        </w:tabs>
+        <w:ind w:left="1440" w:hanging="360"/>
+      </w:pPr>
+      <w:rPr>
+        <w:rFonts w:ascii="Courier New" w:hAnsi="Courier New" w:hint="default"/>
+        <w:sz w:val="20"/>
+      </w:rPr>
+    </w:lvl>
+    <w:lvl w:ilvl="2" w:tentative="1">
+      <w:start w:val="1"/>
+      <w:numFmt w:val="bullet"/>
+      <w:lvlText w:val=""/>
+      <w:lvlJc w:val="left"/>
+      <w:pPr>
+        <w:tabs>
+          <w:tab w:val="num" w:pos="2160"/>
+        </w:tabs>
+        <w:ind w:left="2160" w:hanging="360"/>
+      </w:pPr>
+      <w:rPr>
+        <w:rFonts w:ascii="Wingdings" w:hAnsi="Wingdings" w:hint="default"/>
+        <w:sz w:val="20"/>
+      </w:rPr>
+    </w:lvl>
+    <w:lvl w:ilvl="3" w:tentative="1">
+      <w:start w:val="1"/>
+      <w:numFmt w:val="bullet"/>
+      <w:lvlText w:val=""/>
+      <w:lvlJc w:val="left"/>
+      <w:pPr>
+        <w:tabs>
+          <w:tab w:val="num" w:pos="2880"/>
+        </w:tabs>
+        <w:ind w:left="2880" w:hanging="360"/>
+      </w:pPr>
+      <w:rPr>
+        <w:rFonts w:ascii="Wingdings" w:hAnsi="Wingdings" w:hint="default"/>
+        <w:sz w:val="20"/>
+      </w:rPr>
+    </w:lvl>
+    <w:lvl w:ilvl="4" w:tentative="1">
+      <w:start w:val="1"/>
+      <w:numFmt w:val="bullet"/>
+      <w:lvlText w:val=""/>
+      <w:lvlJc w:val="left"/>
+      <w:pPr>
+        <w:tabs>
+          <w:tab w:val="num" w:pos="3600"/>
+        </w:tabs>
+        <w:ind w:left="3600" w:hanging="360"/>
+      </w:pPr>
+      <w:rPr>
+        <w:rFonts w:ascii="Wingdings" w:hAnsi="Wingdings" w:hint="default"/>
+        <w:sz w:val="20"/>
+      </w:rPr>
+    </w:lvl>
+    <w:lvl w:ilvl="5" w:tentative="1">
+      <w:start w:val="1"/>
+      <w:numFmt w:val="bullet"/>
+      <w:lvlText w:val=""/>
+      <w:lvlJc w:val="left"/>
+      <w:pPr>
+        <w:tabs>
+          <w:tab w:val="num" w:pos="4320"/>
+        </w:tabs>
+        <w:ind w:left="4320" w:hanging="360"/>
+      </w:pPr>
+      <w:rPr>
+        <w:rFonts w:ascii="Wingdings" w:hAnsi="Wingdings" w:hint="default"/>
+        <w:sz w:val="20"/>
+      </w:rPr>
+    </w:lvl>
+    <w:lvl w:ilvl="6" w:tentative="1">
+      <w:start w:val="1"/>
+      <w:numFmt w:val="bullet"/>
+      <w:lvlText w:val=""/>
+      <w:lvlJc w:val="left"/>
+      <w:pPr>
+        <w:tabs>
+          <w:tab w:val="num" w:pos="5040"/>
+        </w:tabs>
+        <w:ind w:left="5040" w:hanging="360"/>
+      </w:pPr>
+      <w:rPr>
+        <w:rFonts w:ascii="Wingdings" w:hAnsi="Wingdings" w:hint="default"/>
+        <w:sz w:val="20"/>
+      </w:rPr>
+    </w:lvl>
+    <w:lvl w:ilvl="7" w:tentative="1">
+      <w:start w:val="1"/>
+      <w:numFmt w:val="bullet"/>
+      <w:lvlText w:val=""/>
+      <w:lvlJc w:val="left"/>
+      <w:pPr>
+        <w:tabs>
+          <w:tab w:val="num" w:pos="5760"/>
+        </w:tabs>
+        <w:ind w:left="5760" w:hanging="360"/>
+      </w:pPr>
+      <w:rPr>
+        <w:rFonts w:ascii="Wingdings" w:hAnsi="Wingdings" w:hint="default"/>
+        <w:sz w:val="20"/>
+      </w:rPr>
+    </w:lvl>
+    <w:lvl w:ilvl="8" w:tentative="1">
+      <w:start w:val="1"/>
+      <w:numFmt w:val="bullet"/>
+      <w:lvlText w:val=""/>
+      <w:lvlJc w:val="left"/>
+      <w:pPr>
+        <w:tabs>
+          <w:tab w:val="num" w:pos="6480"/>
+        </w:tabs>
+        <w:ind w:left="6480" w:hanging="360"/>
+      </w:pPr>
+      <w:rPr>
+        <w:rFonts w:ascii="Wingdings" w:hAnsi="Wingdings" w:hint="default"/>
+        <w:sz w:val="20"/>
+      </w:rPr>
+    </w:lvl>
+  </w:abstractNum>
+  <w:num w:numId="1" w16cid:durableId="715129302">
+    <w:abstractNumId w:val="19"/>
+  </w:num>
+  <w:num w:numId="2" w16cid:durableId="1518614656">
+    <w:abstractNumId w:val="7"/>
+  </w:num>
+  <w:num w:numId="3" w16cid:durableId="272902523">
+    <w:abstractNumId w:val="15"/>
+  </w:num>
+  <w:num w:numId="4" w16cid:durableId="2049061083">
+    <w:abstractNumId w:val="3"/>
+  </w:num>
+  <w:num w:numId="5" w16cid:durableId="1365397578">
+    <w:abstractNumId w:val="0"/>
+  </w:num>
+  <w:num w:numId="6" w16cid:durableId="402601493">
+    <w:abstractNumId w:val="20"/>
+  </w:num>
+  <w:num w:numId="7" w16cid:durableId="1512523284">
+    <w:abstractNumId w:val="1"/>
+  </w:num>
+  <w:num w:numId="8" w16cid:durableId="1217938281">
+    <w:abstractNumId w:val="9"/>
+  </w:num>
+  <w:num w:numId="9" w16cid:durableId="1866871198">
+    <w:abstractNumId w:val="18"/>
+  </w:num>
+  <w:num w:numId="10" w16cid:durableId="1857110655">
+    <w:abstractNumId w:val="14"/>
+  </w:num>
+  <w:num w:numId="11" w16cid:durableId="1061097242">
+    <w:abstractNumId w:val="24"/>
+  </w:num>
+  <w:num w:numId="12" w16cid:durableId="1908420871">
+    <w:abstractNumId w:val="6"/>
+  </w:num>
+  <w:num w:numId="13" w16cid:durableId="1951742809">
+    <w:abstractNumId w:val="26"/>
+  </w:num>
+  <w:num w:numId="14" w16cid:durableId="1680280260">
+    <w:abstractNumId w:val="31"/>
+  </w:num>
+  <w:num w:numId="15" w16cid:durableId="384063950">
+    <w:abstractNumId w:val="11"/>
+  </w:num>
+  <w:num w:numId="16" w16cid:durableId="1456756260">
+    <w:abstractNumId w:val="27"/>
+  </w:num>
+  <w:num w:numId="17" w16cid:durableId="193467243">
+    <w:abstractNumId w:val="23"/>
+  </w:num>
+  <w:num w:numId="18" w16cid:durableId="1291203628">
+    <w:abstractNumId w:val="33"/>
+  </w:num>
+  <w:num w:numId="19" w16cid:durableId="595597336">
+    <w:abstractNumId w:val="12"/>
+  </w:num>
+  <w:num w:numId="20" w16cid:durableId="960183735">
+    <w:abstractNumId w:val="32"/>
+  </w:num>
+  <w:num w:numId="21" w16cid:durableId="207228772">
+    <w:abstractNumId w:val="22"/>
+  </w:num>
+  <w:num w:numId="22" w16cid:durableId="797914386">
+    <w:abstractNumId w:val="4"/>
+  </w:num>
+  <w:num w:numId="23" w16cid:durableId="545458190">
+    <w:abstractNumId w:val="13"/>
+  </w:num>
+  <w:num w:numId="24" w16cid:durableId="746153681">
+    <w:abstractNumId w:val="2"/>
+  </w:num>
+  <w:num w:numId="25" w16cid:durableId="1929343414">
+    <w:abstractNumId w:val="30"/>
+  </w:num>
+  <w:num w:numId="26" w16cid:durableId="1249341409">
+    <w:abstractNumId w:val="5"/>
+  </w:num>
+  <w:num w:numId="27" w16cid:durableId="1437486684">
+    <w:abstractNumId w:val="16"/>
+  </w:num>
+  <w:num w:numId="28" w16cid:durableId="31854144">
+    <w:abstractNumId w:val="8"/>
+  </w:num>
+  <w:num w:numId="29" w16cid:durableId="1602057853">
+    <w:abstractNumId w:val="25"/>
+  </w:num>
+  <w:num w:numId="30" w16cid:durableId="712314956">
+    <w:abstractNumId w:val="10"/>
+  </w:num>
+  <w:num w:numId="31" w16cid:durableId="58601997">
+    <w:abstractNumId w:val="28"/>
+  </w:num>
+  <w:num w:numId="32" w16cid:durableId="144587821">
+    <w:abstractNumId w:val="17"/>
+  </w:num>
+  <w:num w:numId="33" w16cid:durableId="841941121">
+    <w:abstractNumId w:val="21"/>
+  </w:num>
+  <w:num w:numId="34" w16cid:durableId="1998725367">
+    <w:abstractNumId w:val="29"/>
+  </w:num>
+</w:numbering>
 </file>
 
 <file path=word/styles.xml><?xml version="1.0" encoding="utf-8"?>
@@ -2584,7 +10829,6 @@
   <w:style w:type="character" w:default="1" w:styleId="DefaultParagraphFont">
     <w:name w:val="Default Paragraph Font"/>
     <w:uiPriority w:val="1"/>
-    <w:semiHidden/>
     <w:unhideWhenUsed/>
   </w:style>
   <w:style w:type="table" w:default="1" w:styleId="TableNormal">
@@ -2911,6 +11155,29 @@
       <w:szCs w:val="24"/>
     </w:rPr>
   </w:style>
+  <w:style w:type="character" w:styleId="Hyperlink">
+    <w:name w:val="Hyperlink"/>
+    <w:basedOn w:val="DefaultParagraphFont"/>
+    <w:uiPriority w:val="99"/>
+    <w:unhideWhenUsed/>
+    <w:rsid w:val="00823020"/>
+    <w:rPr>
+      <w:color w:val="467886" w:themeColor="hyperlink"/>
+      <w:u w:val="single"/>
+    </w:rPr>
+  </w:style>
+  <w:style w:type="character" w:styleId="UnresolvedMention">
+    <w:name w:val="Unresolved Mention"/>
+    <w:basedOn w:val="DefaultParagraphFont"/>
+    <w:uiPriority w:val="99"/>
+    <w:semiHidden/>
+    <w:unhideWhenUsed/>
+    <w:rsid w:val="00823020"/>
+    <w:rPr>
+      <w:color w:val="605E5C"/>
+      <w:shd w:val="clear" w:color="auto" w:fill="E1DFDD"/>
+    </w:rPr>
+  </w:style>
 </w:styles>
 </file>
 
@@ -3207,4 +11474,16 @@
     </a:ext>
   </a:extLst>
 </a:theme>
+</file>
+
+<file path=customXml/item1.xml><?xml version="1.0" encoding="utf-8"?>
+<b:Sources xmlns:b="http://schemas.openxmlformats.org/officeDocument/2006/bibliography" xmlns="http://schemas.openxmlformats.org/officeDocument/2006/bibliography" SelectedStyle="\APASixthEditionOfficeOnline.xsl" StyleName="APA" Version="6"/>
+</file>
+
+<file path=customXml/itemProps1.xml><?xml version="1.0" encoding="utf-8"?>
+<ds:datastoreItem xmlns:ds="http://schemas.openxmlformats.org/officeDocument/2006/customXml" ds:itemID="{FCDB30E7-D9AB-4E78-9F21-295E9FED7118}">
+  <ds:schemaRefs>
+    <ds:schemaRef ds:uri="http://schemas.openxmlformats.org/officeDocument/2006/bibliography"/>
+  </ds:schemaRefs>
+</ds:datastoreItem>
 </file>